--- a/FATI_WordGenerator/Resources/RechnungTemplate.docx
+++ b/FATI_WordGenerator/Resources/RechnungTemplate.docx
@@ -220,9 +220,25 @@
       </w:r>
       <w:r>
         <w:rPr>
+          <w:rFonts w:ascii="Arial" w:eastAsiaTheme="minorHAnsi" w:hAnsi="Arial" w:cs="Arial"/>
+          <w:bCs/>
+          <w:kern w:val="0"/>
+          <w:sz w:val="20"/>
+          <w:szCs w:val="20"/>
+        </w:rPr>
+        <w:t xml:space="preserve"> </w:t>
+      </w:r>
+      <w:r>
+        <w:rPr>
           <w:rFonts w:ascii="Arial" w:hAnsi="Arial" w:cs="Arial"/>
         </w:rPr>
         <w:t>/</w:t>
+      </w:r>
+      <w:r>
+        <w:rPr>
+          <w:rFonts w:ascii="Arial" w:hAnsi="Arial" w:cs="Arial"/>
+        </w:rPr>
+        <w:t xml:space="preserve"> </w:t>
       </w:r>
       <w:r>
         <w:rPr>
@@ -566,8 +582,8 @@
           <w:rFonts w:ascii="Arial" w:eastAsiaTheme="minorHAnsi" w:hAnsi="Arial" w:cs="Arial"/>
           <w:bCs/>
           <w:kern w:val="0"/>
-          <w:sz w:val="20"/>
-          <w:szCs w:val="20"/>
+          <w:sz w:val="18"/>
+          <w:szCs w:val="18"/>
         </w:rPr>
         <w:t>{SUMME}</w:t>
       </w:r>
@@ -618,8 +634,8 @@
           <w:rFonts w:ascii="Arial" w:eastAsiaTheme="minorHAnsi" w:hAnsi="Arial" w:cs="Arial"/>
           <w:bCs/>
           <w:kern w:val="0"/>
-          <w:sz w:val="20"/>
-          <w:szCs w:val="20"/>
+          <w:sz w:val="18"/>
+          <w:szCs w:val="18"/>
           <w:u w:val="single"/>
         </w:rPr>
         <w:t>{SKONTO}</w:t>
@@ -638,7 +654,6 @@
         <w:rPr>
           <w:rFonts w:ascii="Arial" w:eastAsiaTheme="minorHAnsi" w:hAnsi="Arial" w:cs="Arial"/>
           <w:b/>
-          <w:bCs/>
           <w:kern w:val="0"/>
           <w:sz w:val="20"/>
           <w:szCs w:val="20"/>
@@ -665,48 +680,17 @@
           <w:sz w:val="20"/>
           <w:szCs w:val="20"/>
         </w:rPr>
-        <w:tab/>
+        <w:t xml:space="preserve"> </w:t>
       </w:r>
       <w:r>
         <w:rPr>
           <w:rFonts w:ascii="Arial" w:eastAsiaTheme="minorHAnsi" w:hAnsi="Arial" w:cs="Arial"/>
           <w:b/>
-          <w:bCs/>
           <w:kern w:val="0"/>
-          <w:sz w:val="20"/>
-          <w:szCs w:val="20"/>
-        </w:rPr>
-        <w:t xml:space="preserve"> </w:t>
-      </w:r>
-      <w:r>
-        <w:rPr>
-          <w:rFonts w:ascii="Arial" w:eastAsiaTheme="minorHAnsi" w:hAnsi="Arial" w:cs="Arial"/>
-          <w:bCs/>
-          <w:kern w:val="0"/>
-          <w:sz w:val="20"/>
-          <w:szCs w:val="20"/>
-        </w:rPr>
-        <w:t>{</w:t>
-      </w:r>
-      <w:r>
-        <w:rPr>
-          <w:rFonts w:ascii="Arial" w:eastAsiaTheme="minorHAnsi" w:hAnsi="Arial" w:cs="Arial"/>
-          <w:bCs/>
-          <w:kern w:val="0"/>
-          <w:sz w:val="20"/>
-          <w:szCs w:val="20"/>
-        </w:rPr>
-        <w:t>GESAMT</w:t>
-      </w:r>
-      <w:r>
-        <w:rPr>
-          <w:rFonts w:ascii="Arial" w:eastAsiaTheme="minorHAnsi" w:hAnsi="Arial" w:cs="Arial"/>
-          <w:bCs/>
-          <w:kern w:val="0"/>
-          <w:sz w:val="20"/>
-          <w:szCs w:val="20"/>
-        </w:rPr>
-        <w:t>SUMME}</w:t>
+          <w:sz w:val="16"/>
+          <w:szCs w:val="16"/>
+        </w:rPr>
+        <w:t>{GESAMTSUMME}</w:t>
       </w:r>
     </w:p>
     <w:p>
@@ -1007,7 +991,18 @@
                               <w:sz w:val="18"/>
                               <w:szCs w:val="18"/>
                             </w:rPr>
-                            <w:t xml:space="preserve">513495S </w:t>
+                            <w:t>513495</w:t>
+                          </w:r>
+                          <w:proofErr w:type="gramStart"/>
+                          <w:r>
+                            <w:rPr>
+                              <w:rFonts w:ascii="Arial" w:hAnsi="Arial" w:cs="Arial"/>
+                              <w:b/>
+                              <w:color w:val="FFFFFF" w:themeColor="background1"/>
+                              <w:sz w:val="18"/>
+                              <w:szCs w:val="18"/>
+                            </w:rPr>
+                            <w:t xml:space="preserve">S </w:t>
                           </w:r>
                           <w:r>
                             <w:rPr>
@@ -1017,7 +1012,18 @@
                               <w:sz w:val="18"/>
                               <w:szCs w:val="18"/>
                             </w:rPr>
-                            <w:t xml:space="preserve"> UID NR.</w:t>
+                            <w:t xml:space="preserve"> UID</w:t>
+                          </w:r>
+                          <w:proofErr w:type="gramEnd"/>
+                          <w:r>
+                            <w:rPr>
+                              <w:rFonts w:ascii="Arial" w:hAnsi="Arial" w:cs="Arial"/>
+                              <w:b/>
+                              <w:color w:val="FFFFFF" w:themeColor="background1"/>
+                              <w:sz w:val="18"/>
+                              <w:szCs w:val="18"/>
+                            </w:rPr>
+                            <w:t xml:space="preserve"> NR.</w:t>
                           </w:r>
                           <w:r>
                             <w:rPr>
@@ -1598,6 +1604,7 @@
                               <w:szCs w:val="48"/>
                             </w:rPr>
                           </w:pPr>
+                          <w:proofErr w:type="gramStart"/>
                           <w:r>
                             <w:rPr>
                               <w:rFonts w:ascii="Arial" w:hAnsi="Arial" w:cs="Arial"/>
@@ -1626,7 +1633,18 @@
                               <w:sz w:val="48"/>
                               <w:szCs w:val="48"/>
                             </w:rPr>
-                            <w:t>Stein &amp; Pflasterungen</w:t>
+                            <w:t>Stein</w:t>
+                          </w:r>
+                          <w:proofErr w:type="gramEnd"/>
+                          <w:r>
+                            <w:rPr>
+                              <w:rFonts w:ascii="Arial" w:hAnsi="Arial" w:cs="Arial"/>
+                              <w:b/>
+                              <w:color w:val="FFFFFF" w:themeColor="background1"/>
+                              <w:sz w:val="48"/>
+                              <w:szCs w:val="48"/>
+                            </w:rPr>
+                            <w:t xml:space="preserve"> &amp; Pflasterungen</w:t>
                           </w:r>
                           <w:r>
                             <w:rPr>
@@ -1704,7 +1722,29 @@
                               <w:sz w:val="28"/>
                               <w:szCs w:val="28"/>
                             </w:rPr>
-                            <w:t>Tel. und Fax: 01/796 27 68, Mobil: 0676 310 50 48</w:t>
+                            <w:t xml:space="preserve">Tel. und Fax: 01/796 27 68, </w:t>
+                          </w:r>
+                          <w:proofErr w:type="gramStart"/>
+                          <w:r>
+                            <w:rPr>
+                              <w:rFonts w:ascii="Arial" w:hAnsi="Arial" w:cs="Arial"/>
+                              <w:b/>
+                              <w:color w:val="FFFFFF" w:themeColor="background1"/>
+                              <w:sz w:val="28"/>
+                              <w:szCs w:val="28"/>
+                            </w:rPr>
+                            <w:t>Mobil</w:t>
+                          </w:r>
+                          <w:proofErr w:type="gramEnd"/>
+                          <w:r>
+                            <w:rPr>
+                              <w:rFonts w:ascii="Arial" w:hAnsi="Arial" w:cs="Arial"/>
+                              <w:b/>
+                              <w:color w:val="FFFFFF" w:themeColor="background1"/>
+                              <w:sz w:val="28"/>
+                              <w:szCs w:val="28"/>
+                            </w:rPr>
+                            <w:t>: 0676 310 50 48</w:t>
                           </w:r>
                         </w:p>
                         <w:p>
@@ -2010,7 +2050,29 @@
         <w:sz w:val="28"/>
         <w:szCs w:val="28"/>
       </w:rPr>
-      <w:t>Tel. und Fax: 01/796 27 68, Mobil: 0676 310 50 48</w:t>
+      <w:t xml:space="preserve">Tel. und Fax: 01/796 27 68, </w:t>
+    </w:r>
+    <w:proofErr w:type="gramStart"/>
+    <w:r>
+      <w:rPr>
+        <w:rFonts w:ascii="Arial" w:hAnsi="Arial" w:cs="Arial"/>
+        <w:b/>
+        <w:color w:val="FFFFFF" w:themeColor="background1"/>
+        <w:sz w:val="28"/>
+        <w:szCs w:val="28"/>
+      </w:rPr>
+      <w:t>Mobil</w:t>
+    </w:r>
+    <w:proofErr w:type="gramEnd"/>
+    <w:r>
+      <w:rPr>
+        <w:rFonts w:ascii="Arial" w:hAnsi="Arial" w:cs="Arial"/>
+        <w:b/>
+        <w:color w:val="FFFFFF" w:themeColor="background1"/>
+        <w:sz w:val="28"/>
+        <w:szCs w:val="28"/>
+      </w:rPr>
+      <w:t>: 0676 310 50 48</w:t>
     </w:r>
   </w:p>
   <w:p>
@@ -2868,6 +2930,7 @@
   <w:style w:type="character" w:default="1" w:styleId="DefaultParagraphFont">
     <w:name w:val="Default Paragraph Font"/>
     <w:uiPriority w:val="1"/>
+    <w:semiHidden/>
     <w:unhideWhenUsed/>
   </w:style>
   <w:style w:type="table" w:default="1" w:styleId="TableNormal">

--- a/FATI_WordGenerator/Resources/RechnungTemplate.docx
+++ b/FATI_WordGenerator/Resources/RechnungTemplate.docx
@@ -706,7 +706,253 @@
         <w:rPr>
           <w:rFonts w:ascii="Arial" w:eastAsiaTheme="minorHAnsi" w:hAnsi="Arial" w:cs="Arial"/>
           <w:b/>
-          <w:bCs/>
+          <w:kern w:val="0"/>
+          <w:sz w:val="20"/>
+          <w:szCs w:val="20"/>
+        </w:rPr>
+      </w:pPr>
+    </w:p>
+    <w:p>
+      <w:pPr>
+        <w:tabs>
+          <w:tab w:val="left" w:pos="6096"/>
+          <w:tab w:val="right" w:pos="9214"/>
+        </w:tabs>
+        <w:suppressAutoHyphens w:val="0"/>
+        <w:autoSpaceDE w:val="0"/>
+        <w:adjustRightInd w:val="0"/>
+        <w:spacing w:after="0" w:line="240" w:lineRule="auto"/>
+        <w:rPr>
+          <w:rFonts w:ascii="Arial" w:eastAsiaTheme="minorHAnsi" w:hAnsi="Arial" w:cs="Arial"/>
+          <w:b/>
+          <w:kern w:val="0"/>
+          <w:sz w:val="20"/>
+          <w:szCs w:val="20"/>
+        </w:rPr>
+      </w:pPr>
+    </w:p>
+    <w:p>
+      <w:pPr>
+        <w:tabs>
+          <w:tab w:val="left" w:pos="6096"/>
+          <w:tab w:val="right" w:pos="9214"/>
+        </w:tabs>
+        <w:suppressAutoHyphens w:val="0"/>
+        <w:autoSpaceDE w:val="0"/>
+        <w:adjustRightInd w:val="0"/>
+        <w:spacing w:after="0" w:line="240" w:lineRule="auto"/>
+        <w:rPr>
+          <w:rFonts w:ascii="Arial" w:eastAsiaTheme="minorHAnsi" w:hAnsi="Arial" w:cs="Arial"/>
+          <w:b/>
+          <w:kern w:val="0"/>
+          <w:sz w:val="20"/>
+          <w:szCs w:val="20"/>
+        </w:rPr>
+      </w:pPr>
+    </w:p>
+    <w:p>
+      <w:pPr>
+        <w:tabs>
+          <w:tab w:val="left" w:pos="6096"/>
+          <w:tab w:val="right" w:pos="9214"/>
+        </w:tabs>
+        <w:suppressAutoHyphens w:val="0"/>
+        <w:autoSpaceDE w:val="0"/>
+        <w:adjustRightInd w:val="0"/>
+        <w:spacing w:after="0" w:line="240" w:lineRule="auto"/>
+        <w:rPr>
+          <w:rFonts w:ascii="Arial" w:eastAsiaTheme="minorHAnsi" w:hAnsi="Arial" w:cs="Arial"/>
+          <w:b/>
+          <w:kern w:val="0"/>
+          <w:sz w:val="20"/>
+          <w:szCs w:val="20"/>
+        </w:rPr>
+      </w:pPr>
+    </w:p>
+    <w:p>
+      <w:pPr>
+        <w:tabs>
+          <w:tab w:val="left" w:pos="6096"/>
+          <w:tab w:val="right" w:pos="9214"/>
+        </w:tabs>
+        <w:suppressAutoHyphens w:val="0"/>
+        <w:autoSpaceDE w:val="0"/>
+        <w:adjustRightInd w:val="0"/>
+        <w:spacing w:after="0" w:line="240" w:lineRule="auto"/>
+        <w:rPr>
+          <w:rFonts w:ascii="Arial" w:eastAsiaTheme="minorHAnsi" w:hAnsi="Arial" w:cs="Arial"/>
+          <w:b/>
+          <w:kern w:val="0"/>
+          <w:sz w:val="20"/>
+          <w:szCs w:val="20"/>
+        </w:rPr>
+      </w:pPr>
+    </w:p>
+    <w:p>
+      <w:pPr>
+        <w:tabs>
+          <w:tab w:val="left" w:pos="6096"/>
+          <w:tab w:val="right" w:pos="9214"/>
+        </w:tabs>
+        <w:suppressAutoHyphens w:val="0"/>
+        <w:autoSpaceDE w:val="0"/>
+        <w:adjustRightInd w:val="0"/>
+        <w:spacing w:after="0" w:line="240" w:lineRule="auto"/>
+        <w:rPr>
+          <w:rFonts w:ascii="Arial" w:eastAsiaTheme="minorHAnsi" w:hAnsi="Arial" w:cs="Arial"/>
+          <w:b/>
+          <w:kern w:val="0"/>
+          <w:sz w:val="20"/>
+          <w:szCs w:val="20"/>
+        </w:rPr>
+      </w:pPr>
+    </w:p>
+    <w:p>
+      <w:pPr>
+        <w:tabs>
+          <w:tab w:val="left" w:pos="6096"/>
+          <w:tab w:val="right" w:pos="9214"/>
+        </w:tabs>
+        <w:suppressAutoHyphens w:val="0"/>
+        <w:autoSpaceDE w:val="0"/>
+        <w:adjustRightInd w:val="0"/>
+        <w:spacing w:after="0" w:line="240" w:lineRule="auto"/>
+        <w:rPr>
+          <w:rFonts w:ascii="Arial" w:eastAsiaTheme="minorHAnsi" w:hAnsi="Arial" w:cs="Arial"/>
+          <w:b/>
+          <w:kern w:val="0"/>
+          <w:sz w:val="20"/>
+          <w:szCs w:val="20"/>
+        </w:rPr>
+      </w:pPr>
+    </w:p>
+    <w:p>
+      <w:pPr>
+        <w:tabs>
+          <w:tab w:val="left" w:pos="6096"/>
+          <w:tab w:val="right" w:pos="9214"/>
+        </w:tabs>
+        <w:suppressAutoHyphens w:val="0"/>
+        <w:autoSpaceDE w:val="0"/>
+        <w:adjustRightInd w:val="0"/>
+        <w:spacing w:after="0" w:line="240" w:lineRule="auto"/>
+        <w:rPr>
+          <w:rFonts w:ascii="Arial" w:eastAsiaTheme="minorHAnsi" w:hAnsi="Arial" w:cs="Arial"/>
+          <w:b/>
+          <w:kern w:val="0"/>
+          <w:sz w:val="20"/>
+          <w:szCs w:val="20"/>
+        </w:rPr>
+      </w:pPr>
+    </w:p>
+    <w:p>
+      <w:pPr>
+        <w:tabs>
+          <w:tab w:val="left" w:pos="6096"/>
+          <w:tab w:val="right" w:pos="9214"/>
+        </w:tabs>
+        <w:suppressAutoHyphens w:val="0"/>
+        <w:autoSpaceDE w:val="0"/>
+        <w:adjustRightInd w:val="0"/>
+        <w:spacing w:after="0" w:line="240" w:lineRule="auto"/>
+        <w:rPr>
+          <w:rFonts w:ascii="Arial" w:eastAsiaTheme="minorHAnsi" w:hAnsi="Arial" w:cs="Arial"/>
+          <w:b/>
+          <w:kern w:val="0"/>
+          <w:sz w:val="20"/>
+          <w:szCs w:val="20"/>
+        </w:rPr>
+      </w:pPr>
+    </w:p>
+    <w:p>
+      <w:pPr>
+        <w:tabs>
+          <w:tab w:val="left" w:pos="6096"/>
+          <w:tab w:val="right" w:pos="9214"/>
+        </w:tabs>
+        <w:suppressAutoHyphens w:val="0"/>
+        <w:autoSpaceDE w:val="0"/>
+        <w:adjustRightInd w:val="0"/>
+        <w:spacing w:after="0" w:line="240" w:lineRule="auto"/>
+        <w:rPr>
+          <w:rFonts w:ascii="Arial" w:eastAsiaTheme="minorHAnsi" w:hAnsi="Arial" w:cs="Arial"/>
+          <w:b/>
+          <w:kern w:val="0"/>
+          <w:sz w:val="20"/>
+          <w:szCs w:val="20"/>
+        </w:rPr>
+      </w:pPr>
+    </w:p>
+    <w:p>
+      <w:pPr>
+        <w:tabs>
+          <w:tab w:val="left" w:pos="6096"/>
+          <w:tab w:val="right" w:pos="9214"/>
+        </w:tabs>
+        <w:suppressAutoHyphens w:val="0"/>
+        <w:autoSpaceDE w:val="0"/>
+        <w:adjustRightInd w:val="0"/>
+        <w:spacing w:after="0" w:line="240" w:lineRule="auto"/>
+        <w:rPr>
+          <w:rFonts w:ascii="Arial" w:eastAsiaTheme="minorHAnsi" w:hAnsi="Arial" w:cs="Arial"/>
+          <w:b/>
+          <w:kern w:val="0"/>
+          <w:sz w:val="20"/>
+          <w:szCs w:val="20"/>
+        </w:rPr>
+      </w:pPr>
+    </w:p>
+    <w:p>
+      <w:pPr>
+        <w:tabs>
+          <w:tab w:val="left" w:pos="6096"/>
+          <w:tab w:val="right" w:pos="9214"/>
+        </w:tabs>
+        <w:suppressAutoHyphens w:val="0"/>
+        <w:autoSpaceDE w:val="0"/>
+        <w:adjustRightInd w:val="0"/>
+        <w:spacing w:after="0" w:line="240" w:lineRule="auto"/>
+        <w:rPr>
+          <w:rFonts w:ascii="Arial" w:eastAsiaTheme="minorHAnsi" w:hAnsi="Arial" w:cs="Arial"/>
+          <w:b/>
+          <w:kern w:val="0"/>
+          <w:sz w:val="20"/>
+          <w:szCs w:val="20"/>
+        </w:rPr>
+      </w:pPr>
+    </w:p>
+    <w:p>
+      <w:pPr>
+        <w:tabs>
+          <w:tab w:val="left" w:pos="6096"/>
+          <w:tab w:val="right" w:pos="9214"/>
+        </w:tabs>
+        <w:suppressAutoHyphens w:val="0"/>
+        <w:autoSpaceDE w:val="0"/>
+        <w:adjustRightInd w:val="0"/>
+        <w:spacing w:after="0" w:line="240" w:lineRule="auto"/>
+        <w:rPr>
+          <w:rFonts w:ascii="Arial" w:eastAsiaTheme="minorHAnsi" w:hAnsi="Arial" w:cs="Arial"/>
+          <w:b/>
+          <w:kern w:val="0"/>
+          <w:sz w:val="20"/>
+          <w:szCs w:val="20"/>
+        </w:rPr>
+      </w:pPr>
+    </w:p>
+    <w:p>
+      <w:pPr>
+        <w:tabs>
+          <w:tab w:val="left" w:pos="6096"/>
+          <w:tab w:val="right" w:pos="9214"/>
+        </w:tabs>
+        <w:suppressAutoHyphens w:val="0"/>
+        <w:autoSpaceDE w:val="0"/>
+        <w:adjustRightInd w:val="0"/>
+        <w:spacing w:after="0" w:line="240" w:lineRule="auto"/>
+        <w:rPr>
+          <w:rFonts w:ascii="Arial" w:eastAsiaTheme="minorHAnsi" w:hAnsi="Arial" w:cs="Arial"/>
+          <w:b/>
           <w:kern w:val="0"/>
           <w:sz w:val="20"/>
           <w:szCs w:val="20"/>
@@ -949,13 +1195,23 @@
                               <w:szCs w:val="18"/>
                             </w:rPr>
                           </w:pPr>
+                          <w:proofErr w:type="spellStart"/>
                           <w:r>
                             <w:rPr>
                               <w:rFonts w:ascii="Arial" w:hAnsi="Arial" w:cs="Arial"/>
                               <w:b/>
                               <w:color w:val="FFFFFF" w:themeColor="background1"/>
                             </w:rPr>
-                            <w:t xml:space="preserve">DGNr. </w:t>
+                            <w:t>DGNr</w:t>
+                          </w:r>
+                          <w:proofErr w:type="spellEnd"/>
+                          <w:r>
+                            <w:rPr>
+                              <w:rFonts w:ascii="Arial" w:hAnsi="Arial" w:cs="Arial"/>
+                              <w:b/>
+                              <w:color w:val="FFFFFF" w:themeColor="background1"/>
+                            </w:rPr>
+                            <w:t xml:space="preserve">. </w:t>
                           </w:r>
                           <w:r>
                             <w:rPr>
@@ -1069,6 +1325,7 @@
                               <w:szCs w:val="18"/>
                             </w:rPr>
                           </w:pPr>
+                          <w:proofErr w:type="spellStart"/>
                           <w:r>
                             <w:rPr>
                               <w:rFonts w:ascii="Arial" w:hAnsi="Arial" w:cs="Arial"/>
@@ -1079,6 +1336,7 @@
                             </w:rPr>
                             <w:t>Bankverb</w:t>
                           </w:r>
+                          <w:proofErr w:type="spellEnd"/>
                           <w:r>
                             <w:rPr>
                               <w:rFonts w:ascii="Arial" w:hAnsi="Arial" w:cs="Arial"/>
@@ -1654,7 +1912,29 @@
                               <w:sz w:val="48"/>
                               <w:szCs w:val="48"/>
                             </w:rPr>
-                            <w:t xml:space="preserve"> Ges.m.b.H.</w:t>
+                            <w:t xml:space="preserve"> </w:t>
+                          </w:r>
+                          <w:proofErr w:type="spellStart"/>
+                          <w:r>
+                            <w:rPr>
+                              <w:rFonts w:ascii="Arial" w:hAnsi="Arial" w:cs="Arial"/>
+                              <w:b/>
+                              <w:color w:val="FFFFFF" w:themeColor="background1"/>
+                              <w:sz w:val="48"/>
+                              <w:szCs w:val="48"/>
+                            </w:rPr>
+                            <w:t>Ges.m.b.H</w:t>
+                          </w:r>
+                          <w:proofErr w:type="spellEnd"/>
+                          <w:r>
+                            <w:rPr>
+                              <w:rFonts w:ascii="Arial" w:hAnsi="Arial" w:cs="Arial"/>
+                              <w:b/>
+                              <w:color w:val="FFFFFF" w:themeColor="background1"/>
+                              <w:sz w:val="48"/>
+                              <w:szCs w:val="48"/>
+                            </w:rPr>
+                            <w:t>.</w:t>
                           </w:r>
                         </w:p>
                         <w:p>
@@ -1690,6 +1970,7 @@
                             </w:rPr>
                             <w:t xml:space="preserve">0 Wien, </w:t>
                           </w:r>
+                          <w:proofErr w:type="spellStart"/>
                           <w:r>
                             <w:rPr>
                               <w:rFonts w:ascii="Arial" w:hAnsi="Arial" w:cs="Arial"/>
@@ -1698,7 +1979,18 @@
                               <w:sz w:val="28"/>
                               <w:szCs w:val="28"/>
                             </w:rPr>
-                            <w:t>Wilandplatz 1/25</w:t>
+                            <w:t>Wilandplatz</w:t>
+                          </w:r>
+                          <w:proofErr w:type="spellEnd"/>
+                          <w:r>
+                            <w:rPr>
+                              <w:rFonts w:ascii="Arial" w:hAnsi="Arial" w:cs="Arial"/>
+                              <w:b/>
+                              <w:color w:val="FFFFFF" w:themeColor="background1"/>
+                              <w:sz w:val="28"/>
+                              <w:szCs w:val="28"/>
+                            </w:rPr>
+                            <w:t xml:space="preserve"> 1/25</w:t>
                           </w:r>
                         </w:p>
                         <w:p>
@@ -2002,7 +2294,29 @@
         <w:sz w:val="48"/>
         <w:szCs w:val="48"/>
       </w:rPr>
-      <w:t>FAKTI Steinmetz &amp; Handels Ges.m.b.H.</w:t>
+      <w:t xml:space="preserve">FAKTI Steinmetz &amp; Handels </w:t>
+    </w:r>
+    <w:proofErr w:type="spellStart"/>
+    <w:r>
+      <w:rPr>
+        <w:rFonts w:ascii="Arial" w:hAnsi="Arial" w:cs="Arial"/>
+        <w:b/>
+        <w:color w:val="FFFFFF" w:themeColor="background1"/>
+        <w:sz w:val="48"/>
+        <w:szCs w:val="48"/>
+      </w:rPr>
+      <w:t>Ges.m.b.H</w:t>
+    </w:r>
+    <w:proofErr w:type="spellEnd"/>
+    <w:r>
+      <w:rPr>
+        <w:rFonts w:ascii="Arial" w:hAnsi="Arial" w:cs="Arial"/>
+        <w:b/>
+        <w:color w:val="FFFFFF" w:themeColor="background1"/>
+        <w:sz w:val="48"/>
+        <w:szCs w:val="48"/>
+      </w:rPr>
+      <w:t>.</w:t>
     </w:r>
   </w:p>
   <w:p>
@@ -2088,6 +2402,7 @@
         <w:szCs w:val="28"/>
       </w:rPr>
     </w:pPr>
+    <w:proofErr w:type="spellStart"/>
     <w:r>
       <w:rPr>
         <w:rFonts w:ascii="Arial" w:hAnsi="Arial" w:cs="Arial"/>
@@ -2096,7 +2411,18 @@
         <w:sz w:val="28"/>
         <w:szCs w:val="28"/>
       </w:rPr>
-      <w:t>Fakti_ hotmail.com</w:t>
+      <w:t>Fakti</w:t>
+    </w:r>
+    <w:proofErr w:type="spellEnd"/>
+    <w:r>
+      <w:rPr>
+        <w:rFonts w:ascii="Arial" w:hAnsi="Arial" w:cs="Arial"/>
+        <w:b/>
+        <w:color w:val="FFFFFF" w:themeColor="background1"/>
+        <w:sz w:val="28"/>
+        <w:szCs w:val="28"/>
+      </w:rPr>
+      <w:t>_ hotmail.com</w:t>
     </w:r>
   </w:p>
   <w:p>

--- a/FATI_WordGenerator/Resources/RechnungTemplate.docx
+++ b/FATI_WordGenerator/Resources/RechnungTemplate.docx
@@ -47,75 +47,121 @@
         </w:rPr>
         <w:t>An Firma</w:t>
       </w:r>
-    </w:p>
-    <w:p>
-      <w:pPr>
-        <w:spacing w:after="0" w:line="240" w:lineRule="auto"/>
-        <w:rPr>
-          <w:rFonts w:ascii="Arial" w:hAnsi="Arial" w:cs="Arial"/>
-        </w:rPr>
-      </w:pPr>
-      <w:r>
-        <w:rPr>
-          <w:rFonts w:ascii="Arial" w:hAnsi="Arial" w:cs="Arial"/>
-        </w:rPr>
-        <w:t>ALLITECH Allgemeine</w:t>
-      </w:r>
-    </w:p>
-    <w:p>
-      <w:pPr>
-        <w:spacing w:after="0" w:line="240" w:lineRule="auto"/>
-        <w:rPr>
-          <w:rFonts w:ascii="Arial" w:hAnsi="Arial" w:cs="Arial"/>
-        </w:rPr>
-      </w:pPr>
-      <w:r>
-        <w:rPr>
-          <w:rFonts w:ascii="Arial" w:hAnsi="Arial" w:cs="Arial"/>
-        </w:rPr>
-        <w:t>Isoliertechnik GmbH</w:t>
-      </w:r>
-    </w:p>
-    <w:p>
-      <w:pPr>
-        <w:spacing w:after="0" w:line="240" w:lineRule="auto"/>
-        <w:rPr>
-          <w:rFonts w:ascii="Arial" w:hAnsi="Arial" w:cs="Arial"/>
-        </w:rPr>
-      </w:pPr>
-      <w:r>
-        <w:rPr>
-          <w:rFonts w:ascii="Arial" w:hAnsi="Arial" w:cs="Arial"/>
-        </w:rPr>
-        <w:t>Große Schiffgasse 2</w:t>
-      </w:r>
-    </w:p>
-    <w:p>
-      <w:pPr>
-        <w:spacing w:after="0" w:line="240" w:lineRule="auto"/>
-        <w:rPr>
-          <w:rFonts w:ascii="Arial" w:hAnsi="Arial" w:cs="Arial"/>
-        </w:rPr>
-      </w:pPr>
-      <w:r>
-        <w:rPr>
-          <w:rFonts w:ascii="Arial" w:hAnsi="Arial" w:cs="Arial"/>
-        </w:rPr>
-        <w:t>1020 Wien</w:t>
-      </w:r>
-    </w:p>
-    <w:p>
-      <w:pPr>
-        <w:spacing w:after="0" w:line="240" w:lineRule="auto"/>
-        <w:rPr>
-          <w:rFonts w:ascii="Arial" w:hAnsi="Arial" w:cs="Arial"/>
-        </w:rPr>
-      </w:pPr>
-      <w:r>
-        <w:rPr>
-          <w:rFonts w:ascii="Arial" w:hAnsi="Arial" w:cs="Arial"/>
-        </w:rPr>
-        <w:t>ATU: 15586603</w:t>
+      <w:r>
+        <w:rPr>
+          <w:rFonts w:ascii="Arial" w:hAnsi="Arial" w:cs="Arial"/>
+        </w:rPr>
+        <w:t>:</w:t>
+      </w:r>
+    </w:p>
+    <w:p>
+      <w:pPr>
+        <w:spacing w:after="0" w:line="240" w:lineRule="auto"/>
+        <w:rPr>
+          <w:rFonts w:ascii="Arial" w:hAnsi="Arial" w:cs="Arial"/>
+        </w:rPr>
+      </w:pPr>
+      <w:r>
+        <w:rPr>
+          <w:rFonts w:ascii="Arial" w:hAnsi="Arial" w:cs="Arial"/>
+        </w:rPr>
+        <w:t>{</w:t>
+      </w:r>
+      <w:r>
+        <w:rPr>
+          <w:rFonts w:ascii="Arial" w:hAnsi="Arial" w:cs="Arial"/>
+        </w:rPr>
+        <w:t>FIRMA</w:t>
+      </w:r>
+      <w:r>
+        <w:rPr>
+          <w:rFonts w:ascii="Arial" w:hAnsi="Arial" w:cs="Arial"/>
+        </w:rPr>
+        <w:t>}</w:t>
+      </w:r>
+    </w:p>
+    <w:p>
+      <w:pPr>
+        <w:spacing w:after="0" w:line="240" w:lineRule="auto"/>
+        <w:rPr>
+          <w:rFonts w:ascii="Arial" w:hAnsi="Arial" w:cs="Arial"/>
+        </w:rPr>
+      </w:pPr>
+      <w:r>
+        <w:rPr>
+          <w:rFonts w:ascii="Arial" w:hAnsi="Arial" w:cs="Arial"/>
+        </w:rPr>
+        <w:t>{</w:t>
+      </w:r>
+      <w:r>
+        <w:rPr>
+          <w:rFonts w:ascii="Arial" w:hAnsi="Arial" w:cs="Arial"/>
+        </w:rPr>
+        <w:t>FIRMA_</w:t>
+      </w:r>
+      <w:r>
+        <w:rPr>
+          <w:rFonts w:ascii="Arial" w:hAnsi="Arial" w:cs="Arial"/>
+        </w:rPr>
+        <w:t>ADRESSE}</w:t>
+      </w:r>
+    </w:p>
+    <w:p>
+      <w:pPr>
+        <w:spacing w:after="0" w:line="240" w:lineRule="auto"/>
+        <w:rPr>
+          <w:rFonts w:ascii="Arial" w:hAnsi="Arial" w:cs="Arial"/>
+        </w:rPr>
+      </w:pPr>
+      <w:r>
+        <w:rPr>
+          <w:rFonts w:ascii="Arial" w:hAnsi="Arial" w:cs="Arial"/>
+        </w:rPr>
+        <w:t>{</w:t>
+      </w:r>
+      <w:r>
+        <w:rPr>
+          <w:rFonts w:ascii="Arial" w:hAnsi="Arial" w:cs="Arial"/>
+        </w:rPr>
+        <w:t>FIRMA_PLZ_ORT</w:t>
+      </w:r>
+      <w:r>
+        <w:rPr>
+          <w:rFonts w:ascii="Arial" w:hAnsi="Arial" w:cs="Arial"/>
+        </w:rPr>
+        <w:t>}</w:t>
+      </w:r>
+    </w:p>
+    <w:p>
+      <w:pPr>
+        <w:spacing w:after="0" w:line="240" w:lineRule="auto"/>
+        <w:rPr>
+          <w:rFonts w:ascii="Arial" w:hAnsi="Arial" w:cs="Arial"/>
+        </w:rPr>
+      </w:pPr>
+      <w:r>
+        <w:rPr>
+          <w:rFonts w:ascii="Arial" w:hAnsi="Arial" w:cs="Arial"/>
+        </w:rPr>
+        <w:t xml:space="preserve">ATU: </w:t>
+      </w:r>
+      <w:r>
+        <w:rPr>
+          <w:rFonts w:ascii="Arial" w:hAnsi="Arial" w:cs="Arial"/>
+        </w:rPr>
+        <w:t>{</w:t>
+      </w:r>
+      <w:r>
+        <w:rPr>
+          <w:rFonts w:ascii="Arial" w:hAnsi="Arial" w:cs="Arial"/>
+        </w:rPr>
+        <w:t>ATU</w:t>
+      </w:r>
+      <w:r>
+        <w:rPr>
+          <w:rFonts w:ascii="Arial" w:hAnsi="Arial" w:cs="Arial"/>
+        </w:rPr>
+        <w:t>}</w:t>
       </w:r>
     </w:p>
     <w:p>
@@ -190,85 +236,9 @@
       </w:r>
       <w:r>
         <w:rPr>
-          <w:rFonts w:ascii="Arial" w:eastAsiaTheme="minorHAnsi" w:hAnsi="Arial" w:cs="Arial"/>
-          <w:bCs/>
-          <w:kern w:val="0"/>
-          <w:sz w:val="20"/>
-          <w:szCs w:val="20"/>
-        </w:rPr>
-        <w:t>{</w:t>
-      </w:r>
-      <w:r>
-        <w:rPr>
-          <w:rFonts w:ascii="Arial" w:eastAsiaTheme="minorHAnsi" w:hAnsi="Arial" w:cs="Arial"/>
-          <w:bCs/>
-          <w:kern w:val="0"/>
-          <w:sz w:val="20"/>
-          <w:szCs w:val="20"/>
-        </w:rPr>
-        <w:t>INKREMENT</w:t>
-      </w:r>
-      <w:r>
-        <w:rPr>
-          <w:rFonts w:ascii="Arial" w:eastAsiaTheme="minorHAnsi" w:hAnsi="Arial" w:cs="Arial"/>
-          <w:bCs/>
-          <w:kern w:val="0"/>
-          <w:sz w:val="20"/>
-          <w:szCs w:val="20"/>
-        </w:rPr>
-        <w:t>}</w:t>
-      </w:r>
-      <w:r>
-        <w:rPr>
-          <w:rFonts w:ascii="Arial" w:eastAsiaTheme="minorHAnsi" w:hAnsi="Arial" w:cs="Arial"/>
-          <w:bCs/>
-          <w:kern w:val="0"/>
-          <w:sz w:val="20"/>
-          <w:szCs w:val="20"/>
-        </w:rPr>
-        <w:t xml:space="preserve"> </w:t>
-      </w:r>
-      <w:r>
-        <w:rPr>
-          <w:rFonts w:ascii="Arial" w:hAnsi="Arial" w:cs="Arial"/>
-        </w:rPr>
-        <w:t>/</w:t>
-      </w:r>
-      <w:r>
-        <w:rPr>
-          <w:rFonts w:ascii="Arial" w:hAnsi="Arial" w:cs="Arial"/>
-        </w:rPr>
-        <w:t xml:space="preserve"> </w:t>
-      </w:r>
-      <w:r>
-        <w:rPr>
-          <w:rFonts w:ascii="Arial" w:eastAsiaTheme="minorHAnsi" w:hAnsi="Arial" w:cs="Arial"/>
-          <w:bCs/>
-          <w:kern w:val="0"/>
-          <w:sz w:val="20"/>
-          <w:szCs w:val="20"/>
-        </w:rPr>
-        <w:t>{</w:t>
-      </w:r>
-      <w:r>
-        <w:rPr>
-          <w:rFonts w:ascii="Arial" w:eastAsiaTheme="minorHAnsi" w:hAnsi="Arial" w:cs="Arial"/>
-          <w:bCs/>
-          <w:kern w:val="0"/>
-          <w:sz w:val="20"/>
-          <w:szCs w:val="20"/>
-        </w:rPr>
-        <w:t>JAHR</w:t>
-      </w:r>
-      <w:r>
-        <w:rPr>
-          <w:rFonts w:ascii="Arial" w:eastAsiaTheme="minorHAnsi" w:hAnsi="Arial" w:cs="Arial"/>
-          <w:bCs/>
-          <w:kern w:val="0"/>
-          <w:sz w:val="20"/>
-          <w:szCs w:val="20"/>
-        </w:rPr>
-        <w:t>}</w:t>
+          <w:rFonts w:ascii="Arial" w:hAnsi="Arial" w:cs="Arial"/>
+        </w:rPr>
+        <w:t>{RECHNUNGSNUMMER}</w:t>
       </w:r>
     </w:p>
     <w:p>
@@ -882,136 +852,6 @@
           <w:szCs w:val="20"/>
         </w:rPr>
       </w:pPr>
-    </w:p>
-    <w:p>
-      <w:pPr>
-        <w:tabs>
-          <w:tab w:val="left" w:pos="6096"/>
-          <w:tab w:val="right" w:pos="9214"/>
-        </w:tabs>
-        <w:suppressAutoHyphens w:val="0"/>
-        <w:autoSpaceDE w:val="0"/>
-        <w:adjustRightInd w:val="0"/>
-        <w:spacing w:after="0" w:line="240" w:lineRule="auto"/>
-        <w:rPr>
-          <w:rFonts w:ascii="Arial" w:eastAsiaTheme="minorHAnsi" w:hAnsi="Arial" w:cs="Arial"/>
-          <w:b/>
-          <w:kern w:val="0"/>
-          <w:sz w:val="20"/>
-          <w:szCs w:val="20"/>
-        </w:rPr>
-      </w:pPr>
-    </w:p>
-    <w:p>
-      <w:pPr>
-        <w:tabs>
-          <w:tab w:val="left" w:pos="6096"/>
-          <w:tab w:val="right" w:pos="9214"/>
-        </w:tabs>
-        <w:suppressAutoHyphens w:val="0"/>
-        <w:autoSpaceDE w:val="0"/>
-        <w:adjustRightInd w:val="0"/>
-        <w:spacing w:after="0" w:line="240" w:lineRule="auto"/>
-        <w:rPr>
-          <w:rFonts w:ascii="Arial" w:eastAsiaTheme="minorHAnsi" w:hAnsi="Arial" w:cs="Arial"/>
-          <w:b/>
-          <w:kern w:val="0"/>
-          <w:sz w:val="20"/>
-          <w:szCs w:val="20"/>
-        </w:rPr>
-      </w:pPr>
-    </w:p>
-    <w:p>
-      <w:pPr>
-        <w:tabs>
-          <w:tab w:val="left" w:pos="6096"/>
-          <w:tab w:val="right" w:pos="9214"/>
-        </w:tabs>
-        <w:suppressAutoHyphens w:val="0"/>
-        <w:autoSpaceDE w:val="0"/>
-        <w:adjustRightInd w:val="0"/>
-        <w:spacing w:after="0" w:line="240" w:lineRule="auto"/>
-        <w:rPr>
-          <w:rFonts w:ascii="Arial" w:eastAsiaTheme="minorHAnsi" w:hAnsi="Arial" w:cs="Arial"/>
-          <w:b/>
-          <w:kern w:val="0"/>
-          <w:sz w:val="20"/>
-          <w:szCs w:val="20"/>
-        </w:rPr>
-      </w:pPr>
-    </w:p>
-    <w:p>
-      <w:pPr>
-        <w:tabs>
-          <w:tab w:val="left" w:pos="6096"/>
-          <w:tab w:val="right" w:pos="9214"/>
-        </w:tabs>
-        <w:suppressAutoHyphens w:val="0"/>
-        <w:autoSpaceDE w:val="0"/>
-        <w:adjustRightInd w:val="0"/>
-        <w:spacing w:after="0" w:line="240" w:lineRule="auto"/>
-        <w:rPr>
-          <w:rFonts w:ascii="Arial" w:eastAsiaTheme="minorHAnsi" w:hAnsi="Arial" w:cs="Arial"/>
-          <w:b/>
-          <w:kern w:val="0"/>
-          <w:sz w:val="20"/>
-          <w:szCs w:val="20"/>
-        </w:rPr>
-      </w:pPr>
-    </w:p>
-    <w:p>
-      <w:pPr>
-        <w:tabs>
-          <w:tab w:val="right" w:pos="1560"/>
-          <w:tab w:val="left" w:pos="1843"/>
-          <w:tab w:val="left" w:pos="2694"/>
-          <w:tab w:val="right" w:pos="7230"/>
-          <w:tab w:val="right" w:pos="9214"/>
-        </w:tabs>
-        <w:spacing w:after="0" w:line="240" w:lineRule="auto"/>
-        <w:rPr>
-          <w:rFonts w:ascii="Arial" w:hAnsi="Arial" w:cs="Arial"/>
-          <w:b/>
-          <w:sz w:val="20"/>
-          <w:szCs w:val="20"/>
-        </w:rPr>
-      </w:pPr>
-    </w:p>
-    <w:p>
-      <w:pPr>
-        <w:tabs>
-          <w:tab w:val="right" w:pos="1560"/>
-          <w:tab w:val="left" w:pos="1843"/>
-          <w:tab w:val="left" w:pos="2694"/>
-          <w:tab w:val="right" w:pos="7230"/>
-          <w:tab w:val="right" w:pos="9214"/>
-        </w:tabs>
-        <w:spacing w:after="0" w:line="240" w:lineRule="auto"/>
-        <w:rPr>
-          <w:rFonts w:ascii="Arial" w:hAnsi="Arial" w:cs="Arial"/>
-          <w:b/>
-          <w:sz w:val="20"/>
-          <w:szCs w:val="20"/>
-        </w:rPr>
-      </w:pPr>
-      <w:r>
-        <w:rPr>
-          <w:rFonts w:ascii="Arial" w:hAnsi="Arial" w:cs="Arial"/>
-          <w:b/>
-          <w:sz w:val="20"/>
-          <w:szCs w:val="20"/>
-        </w:rPr>
-        <w:t>ACHTUNG: Wir möchten auf unsere neue Bankverbindung hinweisen!!!</w:t>
-      </w:r>
-      <w:r>
-        <w:rPr>
-          <w:rFonts w:ascii="Arial" w:hAnsi="Arial" w:cs="Arial"/>
-          <w:b/>
-          <w:sz w:val="20"/>
-          <w:szCs w:val="20"/>
-        </w:rPr>
-        <w:tab/>
-      </w:r>
     </w:p>
     <w:p/>
     <w:sectPr>

--- a/FATI_WordGenerator/Resources/RechnungTemplate.docx
+++ b/FATI_WordGenerator/Resources/RechnungTemplate.docx
@@ -65,71 +65,35 @@
         <w:rPr>
           <w:rFonts w:ascii="Arial" w:hAnsi="Arial" w:cs="Arial"/>
         </w:rPr>
-        <w:t>{</w:t>
+        <w:t>{FIRMA}</w:t>
       </w:r>
+    </w:p>
+    <w:p>
+      <w:pPr>
+        <w:spacing w:after="0" w:line="240" w:lineRule="auto"/>
+        <w:rPr>
+          <w:rFonts w:ascii="Arial" w:hAnsi="Arial" w:cs="Arial"/>
+        </w:rPr>
+      </w:pPr>
       <w:r>
         <w:rPr>
           <w:rFonts w:ascii="Arial" w:hAnsi="Arial" w:cs="Arial"/>
         </w:rPr>
-        <w:t>FIRMA</w:t>
+        <w:t>{FIRMA_ADRESSE}</w:t>
       </w:r>
+    </w:p>
+    <w:p>
+      <w:pPr>
+        <w:spacing w:after="0" w:line="240" w:lineRule="auto"/>
+        <w:rPr>
+          <w:rFonts w:ascii="Arial" w:hAnsi="Arial" w:cs="Arial"/>
+        </w:rPr>
+      </w:pPr>
       <w:r>
         <w:rPr>
           <w:rFonts w:ascii="Arial" w:hAnsi="Arial" w:cs="Arial"/>
         </w:rPr>
-        <w:t>}</w:t>
-      </w:r>
-    </w:p>
-    <w:p>
-      <w:pPr>
-        <w:spacing w:after="0" w:line="240" w:lineRule="auto"/>
-        <w:rPr>
-          <w:rFonts w:ascii="Arial" w:hAnsi="Arial" w:cs="Arial"/>
-        </w:rPr>
-      </w:pPr>
-      <w:r>
-        <w:rPr>
-          <w:rFonts w:ascii="Arial" w:hAnsi="Arial" w:cs="Arial"/>
-        </w:rPr>
-        <w:t>{</w:t>
-      </w:r>
-      <w:r>
-        <w:rPr>
-          <w:rFonts w:ascii="Arial" w:hAnsi="Arial" w:cs="Arial"/>
-        </w:rPr>
-        <w:t>FIRMA_</w:t>
-      </w:r>
-      <w:r>
-        <w:rPr>
-          <w:rFonts w:ascii="Arial" w:hAnsi="Arial" w:cs="Arial"/>
-        </w:rPr>
-        <w:t>ADRESSE}</w:t>
-      </w:r>
-    </w:p>
-    <w:p>
-      <w:pPr>
-        <w:spacing w:after="0" w:line="240" w:lineRule="auto"/>
-        <w:rPr>
-          <w:rFonts w:ascii="Arial" w:hAnsi="Arial" w:cs="Arial"/>
-        </w:rPr>
-      </w:pPr>
-      <w:r>
-        <w:rPr>
-          <w:rFonts w:ascii="Arial" w:hAnsi="Arial" w:cs="Arial"/>
-        </w:rPr>
-        <w:t>{</w:t>
-      </w:r>
-      <w:r>
-        <w:rPr>
-          <w:rFonts w:ascii="Arial" w:hAnsi="Arial" w:cs="Arial"/>
-        </w:rPr>
-        <w:t>FIRMA_PLZ_ORT</w:t>
-      </w:r>
-      <w:r>
-        <w:rPr>
-          <w:rFonts w:ascii="Arial" w:hAnsi="Arial" w:cs="Arial"/>
-        </w:rPr>
-        <w:t>}</w:t>
+        <w:t>{FIRMA_PLZ_ORT}</w:t>
       </w:r>
     </w:p>
     <w:p>
@@ -149,19 +113,7 @@
         <w:rPr>
           <w:rFonts w:ascii="Arial" w:hAnsi="Arial" w:cs="Arial"/>
         </w:rPr>
-        <w:t>{</w:t>
-      </w:r>
-      <w:r>
-        <w:rPr>
-          <w:rFonts w:ascii="Arial" w:hAnsi="Arial" w:cs="Arial"/>
-        </w:rPr>
-        <w:t>ATU</w:t>
-      </w:r>
-      <w:r>
-        <w:rPr>
-          <w:rFonts w:ascii="Arial" w:hAnsi="Arial" w:cs="Arial"/>
-        </w:rPr>
-        <w:t>}</w:t>
+        <w:t>{ATU}</w:t>
       </w:r>
     </w:p>
     <w:p>
@@ -300,27 +252,7 @@
           <w:sz w:val="20"/>
           <w:szCs w:val="20"/>
         </w:rPr>
-        <w:t>{</w:t>
-      </w:r>
-      <w:r>
-        <w:rPr>
-          <w:rFonts w:ascii="Arial" w:eastAsiaTheme="minorHAnsi" w:hAnsi="Arial" w:cs="Arial"/>
-          <w:bCs/>
-          <w:kern w:val="0"/>
-          <w:sz w:val="20"/>
-          <w:szCs w:val="20"/>
-        </w:rPr>
-        <w:t>ZEITRAUM</w:t>
-      </w:r>
-      <w:r>
-        <w:rPr>
-          <w:rFonts w:ascii="Arial" w:eastAsiaTheme="minorHAnsi" w:hAnsi="Arial" w:cs="Arial"/>
-          <w:bCs/>
-          <w:kern w:val="0"/>
-          <w:sz w:val="20"/>
-          <w:szCs w:val="20"/>
-        </w:rPr>
-        <w:t>}</w:t>
+        <w:t>{ZEITRAUM}</w:t>
       </w:r>
       <w:r>
         <w:rPr>
@@ -853,7 +785,13 @@
         </w:rPr>
       </w:pPr>
     </w:p>
-    <w:p/>
+    <w:p>
+      <w:pPr>
+        <w:rPr>
+          <w:rFonts w:ascii="Arial" w:hAnsi="Arial" w:cs="Arial"/>
+        </w:rPr>
+      </w:pPr>
+    </w:p>
     <w:sectPr>
       <w:headerReference w:type="even" r:id="rId8"/>
       <w:headerReference w:type="default" r:id="rId9"/>
@@ -1035,23 +973,13 @@
                               <w:szCs w:val="18"/>
                             </w:rPr>
                           </w:pPr>
-                          <w:proofErr w:type="spellStart"/>
                           <w:r>
                             <w:rPr>
                               <w:rFonts w:ascii="Arial" w:hAnsi="Arial" w:cs="Arial"/>
                               <w:b/>
                               <w:color w:val="FFFFFF" w:themeColor="background1"/>
                             </w:rPr>
-                            <w:t>DGNr</w:t>
-                          </w:r>
-                          <w:proofErr w:type="spellEnd"/>
-                          <w:r>
-                            <w:rPr>
-                              <w:rFonts w:ascii="Arial" w:hAnsi="Arial" w:cs="Arial"/>
-                              <w:b/>
-                              <w:color w:val="FFFFFF" w:themeColor="background1"/>
-                            </w:rPr>
-                            <w:t xml:space="preserve">. </w:t>
+                            <w:t xml:space="preserve">DGNr. </w:t>
                           </w:r>
                           <w:r>
                             <w:rPr>
@@ -1087,9 +1015,8 @@
                               <w:sz w:val="18"/>
                               <w:szCs w:val="18"/>
                             </w:rPr>
-                            <w:t>513495</w:t>
+                            <w:t xml:space="preserve">513495S </w:t>
                           </w:r>
-                          <w:proofErr w:type="gramStart"/>
                           <w:r>
                             <w:rPr>
                               <w:rFonts w:ascii="Arial" w:hAnsi="Arial" w:cs="Arial"/>
@@ -1098,28 +1025,7 @@
                               <w:sz w:val="18"/>
                               <w:szCs w:val="18"/>
                             </w:rPr>
-                            <w:t xml:space="preserve">S </w:t>
-                          </w:r>
-                          <w:r>
-                            <w:rPr>
-                              <w:rFonts w:ascii="Arial" w:hAnsi="Arial" w:cs="Arial"/>
-                              <w:b/>
-                              <w:color w:val="FFFFFF" w:themeColor="background1"/>
-                              <w:sz w:val="18"/>
-                              <w:szCs w:val="18"/>
-                            </w:rPr>
-                            <w:t xml:space="preserve"> UID</w:t>
-                          </w:r>
-                          <w:proofErr w:type="gramEnd"/>
-                          <w:r>
-                            <w:rPr>
-                              <w:rFonts w:ascii="Arial" w:hAnsi="Arial" w:cs="Arial"/>
-                              <w:b/>
-                              <w:color w:val="FFFFFF" w:themeColor="background1"/>
-                              <w:sz w:val="18"/>
-                              <w:szCs w:val="18"/>
-                            </w:rPr>
-                            <w:t xml:space="preserve"> NR.</w:t>
+                            <w:t xml:space="preserve"> UID NR.</w:t>
                           </w:r>
                           <w:r>
                             <w:rPr>
@@ -1165,7 +1071,6 @@
                               <w:szCs w:val="18"/>
                             </w:rPr>
                           </w:pPr>
-                          <w:proofErr w:type="spellStart"/>
                           <w:r>
                             <w:rPr>
                               <w:rFonts w:ascii="Arial" w:hAnsi="Arial" w:cs="Arial"/>
@@ -1176,7 +1081,6 @@
                             </w:rPr>
                             <w:t>Bankverb</w:t>
                           </w:r>
-                          <w:proofErr w:type="spellEnd"/>
                           <w:r>
                             <w:rPr>
                               <w:rFonts w:ascii="Arial" w:hAnsi="Arial" w:cs="Arial"/>
@@ -1702,7 +1606,6 @@
                               <w:szCs w:val="48"/>
                             </w:rPr>
                           </w:pPr>
-                          <w:proofErr w:type="gramStart"/>
                           <w:r>
                             <w:rPr>
                               <w:rFonts w:ascii="Arial" w:hAnsi="Arial" w:cs="Arial"/>
@@ -1731,9 +1634,8 @@
                               <w:sz w:val="48"/>
                               <w:szCs w:val="48"/>
                             </w:rPr>
-                            <w:t>Stein</w:t>
+                            <w:t>Stein &amp; Pflasterungen</w:t>
                           </w:r>
-                          <w:proofErr w:type="gramEnd"/>
                           <w:r>
                             <w:rPr>
                               <w:rFonts w:ascii="Arial" w:hAnsi="Arial" w:cs="Arial"/>
@@ -1742,39 +1644,7 @@
                               <w:sz w:val="48"/>
                               <w:szCs w:val="48"/>
                             </w:rPr>
-                            <w:t xml:space="preserve"> &amp; Pflasterungen</w:t>
-                          </w:r>
-                          <w:r>
-                            <w:rPr>
-                              <w:rFonts w:ascii="Arial" w:hAnsi="Arial" w:cs="Arial"/>
-                              <w:b/>
-                              <w:color w:val="FFFFFF" w:themeColor="background1"/>
-                              <w:sz w:val="48"/>
-                              <w:szCs w:val="48"/>
-                            </w:rPr>
-                            <w:t xml:space="preserve"> </w:t>
-                          </w:r>
-                          <w:proofErr w:type="spellStart"/>
-                          <w:r>
-                            <w:rPr>
-                              <w:rFonts w:ascii="Arial" w:hAnsi="Arial" w:cs="Arial"/>
-                              <w:b/>
-                              <w:color w:val="FFFFFF" w:themeColor="background1"/>
-                              <w:sz w:val="48"/>
-                              <w:szCs w:val="48"/>
-                            </w:rPr>
-                            <w:t>Ges.m.b.H</w:t>
-                          </w:r>
-                          <w:proofErr w:type="spellEnd"/>
-                          <w:r>
-                            <w:rPr>
-                              <w:rFonts w:ascii="Arial" w:hAnsi="Arial" w:cs="Arial"/>
-                              <w:b/>
-                              <w:color w:val="FFFFFF" w:themeColor="background1"/>
-                              <w:sz w:val="48"/>
-                              <w:szCs w:val="48"/>
-                            </w:rPr>
-                            <w:t>.</w:t>
+                            <w:t xml:space="preserve"> Ges.m.b.H.</w:t>
                           </w:r>
                         </w:p>
                         <w:p>
@@ -1810,7 +1680,6 @@
                             </w:rPr>
                             <w:t xml:space="preserve">0 Wien, </w:t>
                           </w:r>
-                          <w:proofErr w:type="spellStart"/>
                           <w:r>
                             <w:rPr>
                               <w:rFonts w:ascii="Arial" w:hAnsi="Arial" w:cs="Arial"/>
@@ -1819,18 +1688,7 @@
                               <w:sz w:val="28"/>
                               <w:szCs w:val="28"/>
                             </w:rPr>
-                            <w:t>Wilandplatz</w:t>
-                          </w:r>
-                          <w:proofErr w:type="spellEnd"/>
-                          <w:r>
-                            <w:rPr>
-                              <w:rFonts w:ascii="Arial" w:hAnsi="Arial" w:cs="Arial"/>
-                              <w:b/>
-                              <w:color w:val="FFFFFF" w:themeColor="background1"/>
-                              <w:sz w:val="28"/>
-                              <w:szCs w:val="28"/>
-                            </w:rPr>
-                            <w:t xml:space="preserve"> 1/25</w:t>
+                            <w:t>Wilandplatz 1/25</w:t>
                           </w:r>
                         </w:p>
                         <w:p>
@@ -1854,29 +1712,7 @@
                               <w:sz w:val="28"/>
                               <w:szCs w:val="28"/>
                             </w:rPr>
-                            <w:t xml:space="preserve">Tel. und Fax: 01/796 27 68, </w:t>
-                          </w:r>
-                          <w:proofErr w:type="gramStart"/>
-                          <w:r>
-                            <w:rPr>
-                              <w:rFonts w:ascii="Arial" w:hAnsi="Arial" w:cs="Arial"/>
-                              <w:b/>
-                              <w:color w:val="FFFFFF" w:themeColor="background1"/>
-                              <w:sz w:val="28"/>
-                              <w:szCs w:val="28"/>
-                            </w:rPr>
-                            <w:t>Mobil</w:t>
-                          </w:r>
-                          <w:proofErr w:type="gramEnd"/>
-                          <w:r>
-                            <w:rPr>
-                              <w:rFonts w:ascii="Arial" w:hAnsi="Arial" w:cs="Arial"/>
-                              <w:b/>
-                              <w:color w:val="FFFFFF" w:themeColor="background1"/>
-                              <w:sz w:val="28"/>
-                              <w:szCs w:val="28"/>
-                            </w:rPr>
-                            <w:t>: 0676 310 50 48</w:t>
+                            <w:t>Tel. und Fax: 01/796 27 68, Mobil: 0676 310 50 48</w:t>
                           </w:r>
                         </w:p>
                         <w:p>
@@ -2134,29 +1970,7 @@
         <w:sz w:val="48"/>
         <w:szCs w:val="48"/>
       </w:rPr>
-      <w:t xml:space="preserve">FAKTI Steinmetz &amp; Handels </w:t>
-    </w:r>
-    <w:proofErr w:type="spellStart"/>
-    <w:r>
-      <w:rPr>
-        <w:rFonts w:ascii="Arial" w:hAnsi="Arial" w:cs="Arial"/>
-        <w:b/>
-        <w:color w:val="FFFFFF" w:themeColor="background1"/>
-        <w:sz w:val="48"/>
-        <w:szCs w:val="48"/>
-      </w:rPr>
-      <w:t>Ges.m.b.H</w:t>
-    </w:r>
-    <w:proofErr w:type="spellEnd"/>
-    <w:r>
-      <w:rPr>
-        <w:rFonts w:ascii="Arial" w:hAnsi="Arial" w:cs="Arial"/>
-        <w:b/>
-        <w:color w:val="FFFFFF" w:themeColor="background1"/>
-        <w:sz w:val="48"/>
-        <w:szCs w:val="48"/>
-      </w:rPr>
-      <w:t>.</w:t>
+      <w:t>FAKTI Steinmetz &amp; Handels Ges.m.b.H.</w:t>
     </w:r>
   </w:p>
   <w:p>
@@ -2204,29 +2018,7 @@
         <w:sz w:val="28"/>
         <w:szCs w:val="28"/>
       </w:rPr>
-      <w:t xml:space="preserve">Tel. und Fax: 01/796 27 68, </w:t>
-    </w:r>
-    <w:proofErr w:type="gramStart"/>
-    <w:r>
-      <w:rPr>
-        <w:rFonts w:ascii="Arial" w:hAnsi="Arial" w:cs="Arial"/>
-        <w:b/>
-        <w:color w:val="FFFFFF" w:themeColor="background1"/>
-        <w:sz w:val="28"/>
-        <w:szCs w:val="28"/>
-      </w:rPr>
-      <w:t>Mobil</w:t>
-    </w:r>
-    <w:proofErr w:type="gramEnd"/>
-    <w:r>
-      <w:rPr>
-        <w:rFonts w:ascii="Arial" w:hAnsi="Arial" w:cs="Arial"/>
-        <w:b/>
-        <w:color w:val="FFFFFF" w:themeColor="background1"/>
-        <w:sz w:val="28"/>
-        <w:szCs w:val="28"/>
-      </w:rPr>
-      <w:t>: 0676 310 50 48</w:t>
+      <w:t>Tel. und Fax: 01/796 27 68, Mobil: 0676 310 50 48</w:t>
     </w:r>
   </w:p>
   <w:p>
@@ -2242,7 +2034,6 @@
         <w:szCs w:val="28"/>
       </w:rPr>
     </w:pPr>
-    <w:proofErr w:type="spellStart"/>
     <w:r>
       <w:rPr>
         <w:rFonts w:ascii="Arial" w:hAnsi="Arial" w:cs="Arial"/>
@@ -2251,18 +2042,7 @@
         <w:sz w:val="28"/>
         <w:szCs w:val="28"/>
       </w:rPr>
-      <w:t>Fakti</w:t>
-    </w:r>
-    <w:proofErr w:type="spellEnd"/>
-    <w:r>
-      <w:rPr>
-        <w:rFonts w:ascii="Arial" w:hAnsi="Arial" w:cs="Arial"/>
-        <w:b/>
-        <w:color w:val="FFFFFF" w:themeColor="background1"/>
-        <w:sz w:val="28"/>
-        <w:szCs w:val="28"/>
-      </w:rPr>
-      <w:t>_ hotmail.com</w:t>
+      <w:t>Fakti_ hotmail.com</w:t>
     </w:r>
   </w:p>
   <w:p>

--- a/FATI_WordGenerator/Resources/RechnungTemplate.docx
+++ b/FATI_WordGenerator/Resources/RechnungTemplate.docx
@@ -236,6 +236,8 @@
         <w:spacing w:after="0" w:line="240" w:lineRule="auto"/>
         <w:rPr>
           <w:rFonts w:ascii="Arial" w:hAnsi="Arial" w:cs="Arial"/>
+          <w:sz w:val="24"/>
+          <w:szCs w:val="24"/>
         </w:rPr>
       </w:pPr>
       <w:r>
@@ -249,22 +251,8 @@
           <w:rFonts w:ascii="Arial" w:eastAsiaTheme="minorHAnsi" w:hAnsi="Arial" w:cs="Arial"/>
           <w:bCs/>
           <w:kern w:val="0"/>
-          <w:sz w:val="20"/>
-          <w:szCs w:val="20"/>
         </w:rPr>
         <w:t>{ZEITRAUM}</w:t>
-      </w:r>
-      <w:r>
-        <w:rPr>
-          <w:rFonts w:ascii="Arial" w:hAnsi="Arial" w:cs="Arial"/>
-        </w:rPr>
-        <w:t xml:space="preserve"> </w:t>
-      </w:r>
-      <w:r>
-        <w:rPr>
-          <w:rFonts w:ascii="Arial" w:hAnsi="Arial" w:cs="Arial"/>
-        </w:rPr>
-        <w:t>2025</w:t>
       </w:r>
     </w:p>
     <w:p>
@@ -467,7 +455,6 @@
           <w:szCs w:val="20"/>
         </w:rPr>
         <w:tab/>
-        <w:t>Summe:</w:t>
       </w:r>
       <w:r>
         <w:rPr>
@@ -477,6 +464,16 @@
           <w:sz w:val="20"/>
           <w:szCs w:val="20"/>
         </w:rPr>
+        <w:t>Summe:</w:t>
+      </w:r>
+      <w:r>
+        <w:rPr>
+          <w:rFonts w:ascii="Arial" w:eastAsiaTheme="minorHAnsi" w:hAnsi="Arial" w:cs="Arial"/>
+          <w:bCs/>
+          <w:kern w:val="0"/>
+          <w:sz w:val="20"/>
+          <w:szCs w:val="20"/>
+        </w:rPr>
         <w:tab/>
       </w:r>
       <w:r>
@@ -484,8 +481,8 @@
           <w:rFonts w:ascii="Arial" w:eastAsiaTheme="minorHAnsi" w:hAnsi="Arial" w:cs="Arial"/>
           <w:bCs/>
           <w:kern w:val="0"/>
-          <w:sz w:val="18"/>
-          <w:szCs w:val="18"/>
+          <w:sz w:val="16"/>
+          <w:szCs w:val="16"/>
         </w:rPr>
         <w:t>{SUMME}</w:t>
       </w:r>
@@ -536,8 +533,8 @@
           <w:rFonts w:ascii="Arial" w:eastAsiaTheme="minorHAnsi" w:hAnsi="Arial" w:cs="Arial"/>
           <w:bCs/>
           <w:kern w:val="0"/>
-          <w:sz w:val="18"/>
-          <w:szCs w:val="18"/>
+          <w:sz w:val="16"/>
+          <w:szCs w:val="16"/>
           <w:u w:val="single"/>
         </w:rPr>
         <w:t>{SKONTO}</w:t>
@@ -557,8 +554,8 @@
           <w:rFonts w:ascii="Arial" w:eastAsiaTheme="minorHAnsi" w:hAnsi="Arial" w:cs="Arial"/>
           <w:b/>
           <w:kern w:val="0"/>
-          <w:sz w:val="20"/>
-          <w:szCs w:val="20"/>
+          <w:sz w:val="18"/>
+          <w:szCs w:val="18"/>
         </w:rPr>
       </w:pPr>
       <w:r>
@@ -973,13 +970,23 @@
                               <w:szCs w:val="18"/>
                             </w:rPr>
                           </w:pPr>
-                          <w:r>
-                            <w:rPr>
-                              <w:rFonts w:ascii="Arial" w:hAnsi="Arial" w:cs="Arial"/>
-                              <w:b/>
-                              <w:color w:val="FFFFFF" w:themeColor="background1"/>
-                            </w:rPr>
-                            <w:t xml:space="preserve">DGNr. </w:t>
+                          <w:proofErr w:type="spellStart"/>
+                          <w:r>
+                            <w:rPr>
+                              <w:rFonts w:ascii="Arial" w:hAnsi="Arial" w:cs="Arial"/>
+                              <w:b/>
+                              <w:color w:val="FFFFFF" w:themeColor="background1"/>
+                            </w:rPr>
+                            <w:t>DGNr</w:t>
+                          </w:r>
+                          <w:proofErr w:type="spellEnd"/>
+                          <w:r>
+                            <w:rPr>
+                              <w:rFonts w:ascii="Arial" w:hAnsi="Arial" w:cs="Arial"/>
+                              <w:b/>
+                              <w:color w:val="FFFFFF" w:themeColor="background1"/>
+                            </w:rPr>
+                            <w:t xml:space="preserve">. </w:t>
                           </w:r>
                           <w:r>
                             <w:rPr>
@@ -1015,8 +1022,9 @@
                               <w:sz w:val="18"/>
                               <w:szCs w:val="18"/>
                             </w:rPr>
-                            <w:t xml:space="preserve">513495S </w:t>
-                          </w:r>
+                            <w:t>513495</w:t>
+                          </w:r>
+                          <w:proofErr w:type="gramStart"/>
                           <w:r>
                             <w:rPr>
                               <w:rFonts w:ascii="Arial" w:hAnsi="Arial" w:cs="Arial"/>
@@ -1025,7 +1033,28 @@
                               <w:sz w:val="18"/>
                               <w:szCs w:val="18"/>
                             </w:rPr>
-                            <w:t xml:space="preserve"> UID NR.</w:t>
+                            <w:t xml:space="preserve">S </w:t>
+                          </w:r>
+                          <w:r>
+                            <w:rPr>
+                              <w:rFonts w:ascii="Arial" w:hAnsi="Arial" w:cs="Arial"/>
+                              <w:b/>
+                              <w:color w:val="FFFFFF" w:themeColor="background1"/>
+                              <w:sz w:val="18"/>
+                              <w:szCs w:val="18"/>
+                            </w:rPr>
+                            <w:t xml:space="preserve"> UID</w:t>
+                          </w:r>
+                          <w:proofErr w:type="gramEnd"/>
+                          <w:r>
+                            <w:rPr>
+                              <w:rFonts w:ascii="Arial" w:hAnsi="Arial" w:cs="Arial"/>
+                              <w:b/>
+                              <w:color w:val="FFFFFF" w:themeColor="background1"/>
+                              <w:sz w:val="18"/>
+                              <w:szCs w:val="18"/>
+                            </w:rPr>
+                            <w:t xml:space="preserve"> NR.</w:t>
                           </w:r>
                           <w:r>
                             <w:rPr>
@@ -1071,6 +1100,7 @@
                               <w:szCs w:val="18"/>
                             </w:rPr>
                           </w:pPr>
+                          <w:proofErr w:type="spellStart"/>
                           <w:r>
                             <w:rPr>
                               <w:rFonts w:ascii="Arial" w:hAnsi="Arial" w:cs="Arial"/>
@@ -1081,6 +1111,7 @@
                             </w:rPr>
                             <w:t>Bankverb</w:t>
                           </w:r>
+                          <w:proofErr w:type="spellEnd"/>
                           <w:r>
                             <w:rPr>
                               <w:rFonts w:ascii="Arial" w:hAnsi="Arial" w:cs="Arial"/>
@@ -1606,6 +1637,7 @@
                               <w:szCs w:val="48"/>
                             </w:rPr>
                           </w:pPr>
+                          <w:proofErr w:type="gramStart"/>
                           <w:r>
                             <w:rPr>
                               <w:rFonts w:ascii="Arial" w:hAnsi="Arial" w:cs="Arial"/>
@@ -1634,8 +1666,9 @@
                               <w:sz w:val="48"/>
                               <w:szCs w:val="48"/>
                             </w:rPr>
-                            <w:t>Stein &amp; Pflasterungen</w:t>
-                          </w:r>
+                            <w:t>Stein</w:t>
+                          </w:r>
+                          <w:proofErr w:type="gramEnd"/>
                           <w:r>
                             <w:rPr>
                               <w:rFonts w:ascii="Arial" w:hAnsi="Arial" w:cs="Arial"/>
@@ -1644,7 +1677,39 @@
                               <w:sz w:val="48"/>
                               <w:szCs w:val="48"/>
                             </w:rPr>
-                            <w:t xml:space="preserve"> Ges.m.b.H.</w:t>
+                            <w:t xml:space="preserve"> &amp; Pflasterungen</w:t>
+                          </w:r>
+                          <w:r>
+                            <w:rPr>
+                              <w:rFonts w:ascii="Arial" w:hAnsi="Arial" w:cs="Arial"/>
+                              <w:b/>
+                              <w:color w:val="FFFFFF" w:themeColor="background1"/>
+                              <w:sz w:val="48"/>
+                              <w:szCs w:val="48"/>
+                            </w:rPr>
+                            <w:t xml:space="preserve"> </w:t>
+                          </w:r>
+                          <w:proofErr w:type="spellStart"/>
+                          <w:r>
+                            <w:rPr>
+                              <w:rFonts w:ascii="Arial" w:hAnsi="Arial" w:cs="Arial"/>
+                              <w:b/>
+                              <w:color w:val="FFFFFF" w:themeColor="background1"/>
+                              <w:sz w:val="48"/>
+                              <w:szCs w:val="48"/>
+                            </w:rPr>
+                            <w:t>Ges.m.b.H</w:t>
+                          </w:r>
+                          <w:proofErr w:type="spellEnd"/>
+                          <w:r>
+                            <w:rPr>
+                              <w:rFonts w:ascii="Arial" w:hAnsi="Arial" w:cs="Arial"/>
+                              <w:b/>
+                              <w:color w:val="FFFFFF" w:themeColor="background1"/>
+                              <w:sz w:val="48"/>
+                              <w:szCs w:val="48"/>
+                            </w:rPr>
+                            <w:t>.</w:t>
                           </w:r>
                         </w:p>
                         <w:p>
@@ -1680,6 +1745,7 @@
                             </w:rPr>
                             <w:t xml:space="preserve">0 Wien, </w:t>
                           </w:r>
+                          <w:proofErr w:type="spellStart"/>
                           <w:r>
                             <w:rPr>
                               <w:rFonts w:ascii="Arial" w:hAnsi="Arial" w:cs="Arial"/>
@@ -1688,7 +1754,18 @@
                               <w:sz w:val="28"/>
                               <w:szCs w:val="28"/>
                             </w:rPr>
-                            <w:t>Wilandplatz 1/25</w:t>
+                            <w:t>Wilandplatz</w:t>
+                          </w:r>
+                          <w:proofErr w:type="spellEnd"/>
+                          <w:r>
+                            <w:rPr>
+                              <w:rFonts w:ascii="Arial" w:hAnsi="Arial" w:cs="Arial"/>
+                              <w:b/>
+                              <w:color w:val="FFFFFF" w:themeColor="background1"/>
+                              <w:sz w:val="28"/>
+                              <w:szCs w:val="28"/>
+                            </w:rPr>
+                            <w:t xml:space="preserve"> 1/25</w:t>
                           </w:r>
                         </w:p>
                         <w:p>
@@ -1712,7 +1789,29 @@
                               <w:sz w:val="28"/>
                               <w:szCs w:val="28"/>
                             </w:rPr>
-                            <w:t>Tel. und Fax: 01/796 27 68, Mobil: 0676 310 50 48</w:t>
+                            <w:t xml:space="preserve">Tel. und Fax: 01/796 27 68, </w:t>
+                          </w:r>
+                          <w:proofErr w:type="gramStart"/>
+                          <w:r>
+                            <w:rPr>
+                              <w:rFonts w:ascii="Arial" w:hAnsi="Arial" w:cs="Arial"/>
+                              <w:b/>
+                              <w:color w:val="FFFFFF" w:themeColor="background1"/>
+                              <w:sz w:val="28"/>
+                              <w:szCs w:val="28"/>
+                            </w:rPr>
+                            <w:t>Mobil</w:t>
+                          </w:r>
+                          <w:proofErr w:type="gramEnd"/>
+                          <w:r>
+                            <w:rPr>
+                              <w:rFonts w:ascii="Arial" w:hAnsi="Arial" w:cs="Arial"/>
+                              <w:b/>
+                              <w:color w:val="FFFFFF" w:themeColor="background1"/>
+                              <w:sz w:val="28"/>
+                              <w:szCs w:val="28"/>
+                            </w:rPr>
+                            <w:t>: 0676 310 50 48</w:t>
                           </w:r>
                         </w:p>
                         <w:p>
@@ -1970,7 +2069,29 @@
         <w:sz w:val="48"/>
         <w:szCs w:val="48"/>
       </w:rPr>
-      <w:t>FAKTI Steinmetz &amp; Handels Ges.m.b.H.</w:t>
+      <w:t xml:space="preserve">FAKTI Steinmetz &amp; Handels </w:t>
+    </w:r>
+    <w:proofErr w:type="spellStart"/>
+    <w:r>
+      <w:rPr>
+        <w:rFonts w:ascii="Arial" w:hAnsi="Arial" w:cs="Arial"/>
+        <w:b/>
+        <w:color w:val="FFFFFF" w:themeColor="background1"/>
+        <w:sz w:val="48"/>
+        <w:szCs w:val="48"/>
+      </w:rPr>
+      <w:t>Ges.m.b.H</w:t>
+    </w:r>
+    <w:proofErr w:type="spellEnd"/>
+    <w:r>
+      <w:rPr>
+        <w:rFonts w:ascii="Arial" w:hAnsi="Arial" w:cs="Arial"/>
+        <w:b/>
+        <w:color w:val="FFFFFF" w:themeColor="background1"/>
+        <w:sz w:val="48"/>
+        <w:szCs w:val="48"/>
+      </w:rPr>
+      <w:t>.</w:t>
     </w:r>
   </w:p>
   <w:p>
@@ -2018,7 +2139,29 @@
         <w:sz w:val="28"/>
         <w:szCs w:val="28"/>
       </w:rPr>
-      <w:t>Tel. und Fax: 01/796 27 68, Mobil: 0676 310 50 48</w:t>
+      <w:t xml:space="preserve">Tel. und Fax: 01/796 27 68, </w:t>
+    </w:r>
+    <w:proofErr w:type="gramStart"/>
+    <w:r>
+      <w:rPr>
+        <w:rFonts w:ascii="Arial" w:hAnsi="Arial" w:cs="Arial"/>
+        <w:b/>
+        <w:color w:val="FFFFFF" w:themeColor="background1"/>
+        <w:sz w:val="28"/>
+        <w:szCs w:val="28"/>
+      </w:rPr>
+      <w:t>Mobil</w:t>
+    </w:r>
+    <w:proofErr w:type="gramEnd"/>
+    <w:r>
+      <w:rPr>
+        <w:rFonts w:ascii="Arial" w:hAnsi="Arial" w:cs="Arial"/>
+        <w:b/>
+        <w:color w:val="FFFFFF" w:themeColor="background1"/>
+        <w:sz w:val="28"/>
+        <w:szCs w:val="28"/>
+      </w:rPr>
+      <w:t>: 0676 310 50 48</w:t>
     </w:r>
   </w:p>
   <w:p>
@@ -2034,6 +2177,7 @@
         <w:szCs w:val="28"/>
       </w:rPr>
     </w:pPr>
+    <w:proofErr w:type="spellStart"/>
     <w:r>
       <w:rPr>
         <w:rFonts w:ascii="Arial" w:hAnsi="Arial" w:cs="Arial"/>
@@ -2042,7 +2186,18 @@
         <w:sz w:val="28"/>
         <w:szCs w:val="28"/>
       </w:rPr>
-      <w:t>Fakti_ hotmail.com</w:t>
+      <w:t>Fakti</w:t>
+    </w:r>
+    <w:proofErr w:type="spellEnd"/>
+    <w:r>
+      <w:rPr>
+        <w:rFonts w:ascii="Arial" w:hAnsi="Arial" w:cs="Arial"/>
+        <w:b/>
+        <w:color w:val="FFFFFF" w:themeColor="background1"/>
+        <w:sz w:val="28"/>
+        <w:szCs w:val="28"/>
+      </w:rPr>
+      <w:t>_ hotmail.com</w:t>
     </w:r>
   </w:p>
   <w:p>

--- a/FATI_WordGenerator/Resources/RechnungTemplate.docx
+++ b/FATI_WordGenerator/Resources/RechnungTemplate.docx
@@ -254,22 +254,6 @@
         </w:rPr>
         <w:t>{ZEITRAUM}</w:t>
       </w:r>
-    </w:p>
-    <w:p>
-      <w:pPr>
-        <w:spacing w:after="0" w:line="240" w:lineRule="auto"/>
-        <w:rPr>
-          <w:rFonts w:ascii="Arial" w:hAnsi="Arial" w:cs="Arial"/>
-        </w:rPr>
-      </w:pPr>
-    </w:p>
-    <w:p>
-      <w:pPr>
-        <w:spacing w:after="0" w:line="240" w:lineRule="auto"/>
-        <w:rPr>
-          <w:rFonts w:ascii="Arial" w:hAnsi="Arial" w:cs="Arial"/>
-        </w:rPr>
-      </w:pPr>
     </w:p>
     <w:p>
       <w:pPr>
@@ -580,6 +564,17 @@
           <w:szCs w:val="20"/>
         </w:rPr>
         <w:t xml:space="preserve"> </w:t>
+      </w:r>
+      <w:r>
+        <w:rPr>
+          <w:rFonts w:ascii="Arial" w:eastAsiaTheme="minorHAnsi" w:hAnsi="Arial" w:cs="Arial"/>
+          <w:b/>
+          <w:bCs/>
+          <w:kern w:val="0"/>
+          <w:sz w:val="20"/>
+          <w:szCs w:val="20"/>
+        </w:rPr>
+        <w:tab/>
       </w:r>
       <w:r>
         <w:rPr>

--- a/FATI_WordGenerator/Resources/RechnungTemplate.docx
+++ b/FATI_WordGenerator/Resources/RechnungTemplate.docx
@@ -136,7 +136,7 @@
         <w:rPr>
           <w:rFonts w:ascii="Arial" w:hAnsi="Arial" w:cs="Arial"/>
         </w:rPr>
-        <w:t xml:space="preserve">Wien, am </w:t>
+        <w:t xml:space="preserve">Wien, </w:t>
       </w:r>
       <w:r>
         <w:rPr>
@@ -785,12 +785,8 @@
       </w:pPr>
     </w:p>
     <w:sectPr>
-      <w:headerReference w:type="even" r:id="rId8"/>
-      <w:headerReference w:type="default" r:id="rId9"/>
-      <w:footerReference w:type="even" r:id="rId10"/>
-      <w:footerReference w:type="default" r:id="rId11"/>
-      <w:headerReference w:type="first" r:id="rId12"/>
-      <w:footerReference w:type="first" r:id="rId13"/>
+      <w:headerReference w:type="default" r:id="rId8"/>
+      <w:footerReference w:type="default" r:id="rId9"/>
       <w:pgSz w:w="11906" w:h="16838"/>
       <w:pgMar w:top="1417" w:right="1417" w:bottom="1134" w:left="1417" w:header="708" w:footer="708" w:gutter="0"/>
       <w:cols w:space="720"/>
@@ -826,16 +822,6 @@
 </file>
 
 <file path=word/footer1.xml><?xml version="1.0" encoding="utf-8"?>
-<w:ftr xmlns:wpc="http://schemas.microsoft.com/office/word/2010/wordprocessingCanvas" xmlns:cx="http://schemas.microsoft.com/office/drawing/2014/chartex" xmlns:cx1="http://schemas.microsoft.com/office/drawing/2015/9/8/chartex" xmlns:cx2="http://schemas.microsoft.com/office/drawing/2015/10/21/chartex" xmlns:cx3="http://schemas.microsoft.com/office/drawing/2016/5/9/chartex" xmlns:cx4="http://schemas.microsoft.com/office/drawing/2016/5/10/chartex" xmlns:cx5="http://schemas.microsoft.com/office/drawing/2016/5/11/chartex" xmlns:cx6="http://schemas.microsoft.com/office/drawing/2016/5/12/chartex" xmlns:cx7="http://schemas.microsoft.com/office/drawing/2016/5/13/chartex" xmlns:cx8="http://schemas.microsoft.com/office/drawing/2016/5/14/chartex" xmlns:mc="http://schemas.openxmlformats.org/markup-compatibility/2006" xmlns:aink="http://schemas.microsoft.com/office/drawing/2016/ink" xmlns:am3d="http://schemas.microsoft.com/office/drawing/2017/model3d" xmlns:o="urn:schemas-microsoft-com:office:office" xmlns:oel="http://schemas.microsoft.com/office/2019/extlst" xmlns:r="http://schemas.openxmlformats.org/officeDocument/2006/relationships" xmlns:m="http://schemas.openxmlformats.org/officeDocument/2006/math" xmlns:v="urn:schemas-microsoft-com:vml" xmlns:wp14="http://schemas.microsoft.com/office/word/2010/wordprocessingDrawing" xmlns:wp="http://schemas.openxmlformats.org/drawingml/2006/wordprocessingDrawing" xmlns:w10="urn:schemas-microsoft-com:office:word" xmlns:w="http://schemas.openxmlformats.org/wordprocessingml/2006/main" xmlns:w14="http://schemas.microsoft.com/office/word/2010/wordml" xmlns:w15="http://schemas.microsoft.com/office/word/2012/wordml" xmlns:w16cex="http://schemas.microsoft.com/office/word/2018/wordml/cex" xmlns:w16cid="http://schemas.microsoft.com/office/word/2016/wordml/cid" xmlns:w16="http://schemas.microsoft.com/office/word/2018/wordml" xmlns:w16du="http://schemas.microsoft.com/office/word/2023/wordml/word16du" xmlns:w16sdtdh="http://schemas.microsoft.com/office/word/2020/wordml/sdtdatahash" xmlns:w16sdtfl="http://schemas.microsoft.com/office/word/2024/wordml/sdtformatlock" xmlns:w16se="http://schemas.microsoft.com/office/word/2015/wordml/symex" xmlns:wpg="http://schemas.microsoft.com/office/word/2010/wordprocessingGroup" xmlns:wpi="http://schemas.microsoft.com/office/word/2010/wordprocessingInk" xmlns:wne="http://schemas.microsoft.com/office/word/2006/wordml" xmlns:wps="http://schemas.microsoft.com/office/word/2010/wordprocessingShape" mc:Ignorable="w14 w15 w16se w16cid w16 w16cex w16sdtdh w16sdtfl w16du wp14">
-  <w:p>
-    <w:pPr>
-      <w:pStyle w:val="Footer"/>
-    </w:pPr>
-  </w:p>
-</w:ftr>
-</file>
-
-<file path=word/footer2.xml><?xml version="1.0" encoding="utf-8"?>
 <w:ftr xmlns:wpc="http://schemas.microsoft.com/office/word/2010/wordprocessingCanvas" xmlns:cx="http://schemas.microsoft.com/office/drawing/2014/chartex" xmlns:cx1="http://schemas.microsoft.com/office/drawing/2015/9/8/chartex" xmlns:cx2="http://schemas.microsoft.com/office/drawing/2015/10/21/chartex" xmlns:cx3="http://schemas.microsoft.com/office/drawing/2016/5/9/chartex" xmlns:cx4="http://schemas.microsoft.com/office/drawing/2016/5/10/chartex" xmlns:cx5="http://schemas.microsoft.com/office/drawing/2016/5/11/chartex" xmlns:cx6="http://schemas.microsoft.com/office/drawing/2016/5/12/chartex" xmlns:cx7="http://schemas.microsoft.com/office/drawing/2016/5/13/chartex" xmlns:cx8="http://schemas.microsoft.com/office/drawing/2016/5/14/chartex" xmlns:mc="http://schemas.openxmlformats.org/markup-compatibility/2006" xmlns:aink="http://schemas.microsoft.com/office/drawing/2016/ink" xmlns:am3d="http://schemas.microsoft.com/office/drawing/2017/model3d" xmlns:o="urn:schemas-microsoft-com:office:office" xmlns:oel="http://schemas.microsoft.com/office/2019/extlst" xmlns:r="http://schemas.openxmlformats.org/officeDocument/2006/relationships" xmlns:m="http://schemas.openxmlformats.org/officeDocument/2006/math" xmlns:v="urn:schemas-microsoft-com:vml" xmlns:wp14="http://schemas.microsoft.com/office/word/2010/wordprocessingDrawing" xmlns:wp="http://schemas.openxmlformats.org/drawingml/2006/wordprocessingDrawing" xmlns:w10="urn:schemas-microsoft-com:office:word" xmlns:w="http://schemas.openxmlformats.org/wordprocessingml/2006/main" xmlns:w14="http://schemas.microsoft.com/office/word/2010/wordml" xmlns:w15="http://schemas.microsoft.com/office/word/2012/wordml" xmlns:w16cex="http://schemas.microsoft.com/office/word/2018/wordml/cex" xmlns:w16cid="http://schemas.microsoft.com/office/word/2016/wordml/cid" xmlns:w16="http://schemas.microsoft.com/office/word/2018/wordml" xmlns:w16du="http://schemas.microsoft.com/office/word/2023/wordml/word16du" xmlns:w16sdtdh="http://schemas.microsoft.com/office/word/2020/wordml/sdtdatahash" xmlns:w16sdtfl="http://schemas.microsoft.com/office/word/2024/wordml/sdtformatlock" xmlns:w16se="http://schemas.microsoft.com/office/word/2015/wordml/symex" xmlns:wpg="http://schemas.microsoft.com/office/word/2010/wordprocessingGroup" xmlns:wpi="http://schemas.microsoft.com/office/word/2010/wordprocessingInk" xmlns:wne="http://schemas.microsoft.com/office/word/2006/wordml" xmlns:wps="http://schemas.microsoft.com/office/word/2010/wordprocessingShape" mc:Ignorable="w14 w15 w16se w16cid w16 w16cex w16sdtdh w16sdtfl w16du wp14">
   <w:p>
     <w:pPr>
@@ -933,6 +919,7 @@
                               <w:rFonts w:ascii="Arial" w:hAnsi="Arial" w:cs="Arial"/>
                               <w:b/>
                               <w:color w:val="FFFFFF" w:themeColor="background1"/>
+                              <w:lang w:val="en-US"/>
                             </w:rPr>
                           </w:pPr>
                           <w:r>
@@ -941,16 +928,28 @@
                               <w:b/>
                               <w:color w:val="FFFFFF" w:themeColor="background1"/>
                             </w:rPr>
-                            <w:t>Ü</w:t>
-                          </w:r>
-                          <w:r>
-                            <w:rPr>
-                              <w:rFonts w:ascii="Arial" w:hAnsi="Arial" w:cs="Arial"/>
-                              <w:b/>
-                              <w:color w:val="FFFFFF" w:themeColor="background1"/>
-                            </w:rPr>
-                            <w:t>bergang der Steuerschulden auf den Empfänger GEM. 19 Abs. 1a UST.G.</w:t>
-                          </w:r>
+                            <w:t xml:space="preserve">Übergang der Steuerschuld auf den Leistungsempfänger gem. </w:t>
+                          </w:r>
+                          <w:r>
+                            <w:rPr>
+                              <w:rFonts w:ascii="Arial" w:hAnsi="Arial" w:cs="Arial"/>
+                              <w:b/>
+                              <w:color w:val="FFFFFF" w:themeColor="background1"/>
+                              <w:lang w:val="en-US"/>
+                            </w:rPr>
+                            <w:t xml:space="preserve">§19 Abs. 1a </w:t>
+                          </w:r>
+                          <w:proofErr w:type="spellStart"/>
+                          <w:r>
+                            <w:rPr>
+                              <w:rFonts w:ascii="Arial" w:hAnsi="Arial" w:cs="Arial"/>
+                              <w:b/>
+                              <w:color w:val="FFFFFF" w:themeColor="background1"/>
+                              <w:lang w:val="en-US"/>
+                            </w:rPr>
+                            <w:t>UStG</w:t>
+                          </w:r>
+                          <w:proofErr w:type="spellEnd"/>
                         </w:p>
                         <w:p>
                           <w:pPr>
@@ -971,6 +970,7 @@
                               <w:rFonts w:ascii="Arial" w:hAnsi="Arial" w:cs="Arial"/>
                               <w:b/>
                               <w:color w:val="FFFFFF" w:themeColor="background1"/>
+                              <w:lang w:val="en-US"/>
                             </w:rPr>
                             <w:t>DGNr</w:t>
                           </w:r>
@@ -980,14 +980,34 @@
                               <w:rFonts w:ascii="Arial" w:hAnsi="Arial" w:cs="Arial"/>
                               <w:b/>
                               <w:color w:val="FFFFFF" w:themeColor="background1"/>
-                            </w:rPr>
-                            <w:t xml:space="preserve">. </w:t>
-                          </w:r>
-                          <w:r>
-                            <w:rPr>
-                              <w:rFonts w:ascii="Arial" w:hAnsi="Arial" w:cs="Arial"/>
-                              <w:b/>
-                              <w:color w:val="FFFFFF" w:themeColor="background1"/>
+                              <w:lang w:val="en-US"/>
+                            </w:rPr>
+                            <w:t>.</w:t>
+                          </w:r>
+                          <w:r>
+                            <w:rPr>
+                              <w:rFonts w:ascii="Arial" w:hAnsi="Arial" w:cs="Arial"/>
+                              <w:b/>
+                              <w:color w:val="FFFFFF" w:themeColor="background1"/>
+                              <w:lang w:val="en-US"/>
+                            </w:rPr>
+                            <w:t>:</w:t>
+                          </w:r>
+                          <w:r>
+                            <w:rPr>
+                              <w:rFonts w:ascii="Arial" w:hAnsi="Arial" w:cs="Arial"/>
+                              <w:b/>
+                              <w:color w:val="FFFFFF" w:themeColor="background1"/>
+                              <w:lang w:val="en-US"/>
+                            </w:rPr>
+                            <w:t xml:space="preserve"> </w:t>
+                          </w:r>
+                          <w:r>
+                            <w:rPr>
+                              <w:rFonts w:ascii="Arial" w:hAnsi="Arial" w:cs="Arial"/>
+                              <w:b/>
+                              <w:color w:val="FFFFFF" w:themeColor="background1"/>
+                              <w:lang w:val="en-US"/>
                             </w:rPr>
                             <w:t>802180776</w:t>
                           </w:r>
@@ -996,9 +1016,11 @@
                               <w:rFonts w:ascii="Arial" w:hAnsi="Arial" w:cs="Arial"/>
                               <w:b/>
                               <w:color w:val="FFFFFF" w:themeColor="background1"/>
+                              <w:lang w:val="en-US"/>
                             </w:rPr>
                             <w:t xml:space="preserve"> </w:t>
                           </w:r>
+                          <w:proofErr w:type="spellStart"/>
                           <w:r>
                             <w:rPr>
                               <w:rFonts w:ascii="Arial" w:hAnsi="Arial" w:cs="Arial"/>
@@ -1006,9 +1028,11 @@
                               <w:color w:val="FFFFFF" w:themeColor="background1"/>
                               <w:sz w:val="18"/>
                               <w:szCs w:val="18"/>
-                            </w:rPr>
-                            <w:t xml:space="preserve">Firmenbuch Wien FN </w:t>
-                          </w:r>
+                              <w:lang w:val="en-US"/>
+                            </w:rPr>
+                            <w:t>Firmenbuch</w:t>
+                          </w:r>
+                          <w:proofErr w:type="spellEnd"/>
                           <w:r>
                             <w:rPr>
                               <w:rFonts w:ascii="Arial" w:hAnsi="Arial" w:cs="Arial"/>
@@ -1016,10 +1040,10 @@
                               <w:color w:val="FFFFFF" w:themeColor="background1"/>
                               <w:sz w:val="18"/>
                               <w:szCs w:val="18"/>
-                            </w:rPr>
-                            <w:t>513495</w:t>
-                          </w:r>
-                          <w:proofErr w:type="gramStart"/>
+                              <w:lang w:val="en-US"/>
+                            </w:rPr>
+                            <w:t xml:space="preserve"> Wien FN </w:t>
+                          </w:r>
                           <w:r>
                             <w:rPr>
                               <w:rFonts w:ascii="Arial" w:hAnsi="Arial" w:cs="Arial"/>
@@ -1027,9 +1051,11 @@
                               <w:color w:val="FFFFFF" w:themeColor="background1"/>
                               <w:sz w:val="18"/>
                               <w:szCs w:val="18"/>
-                            </w:rPr>
-                            <w:t xml:space="preserve">S </w:t>
-                          </w:r>
+                              <w:lang w:val="en-US"/>
+                            </w:rPr>
+                            <w:t>513495</w:t>
+                          </w:r>
+                          <w:proofErr w:type="gramStart"/>
                           <w:r>
                             <w:rPr>
                               <w:rFonts w:ascii="Arial" w:hAnsi="Arial" w:cs="Arial"/>
@@ -1037,10 +1063,10 @@
                               <w:color w:val="FFFFFF" w:themeColor="background1"/>
                               <w:sz w:val="18"/>
                               <w:szCs w:val="18"/>
-                            </w:rPr>
-                            <w:t xml:space="preserve"> UID</w:t>
-                          </w:r>
-                          <w:proofErr w:type="gramEnd"/>
+                              <w:lang w:val="en-US"/>
+                            </w:rPr>
+                            <w:t xml:space="preserve">S </w:t>
+                          </w:r>
                           <w:r>
                             <w:rPr>
                               <w:rFonts w:ascii="Arial" w:hAnsi="Arial" w:cs="Arial"/>
@@ -1048,9 +1074,11 @@
                               <w:color w:val="FFFFFF" w:themeColor="background1"/>
                               <w:sz w:val="18"/>
                               <w:szCs w:val="18"/>
-                            </w:rPr>
-                            <w:t xml:space="preserve"> NR.</w:t>
-                          </w:r>
+                              <w:lang w:val="en-US"/>
+                            </w:rPr>
+                            <w:t xml:space="preserve"> UID</w:t>
+                          </w:r>
+                          <w:proofErr w:type="gramEnd"/>
                           <w:r>
                             <w:rPr>
                               <w:rFonts w:ascii="Arial" w:hAnsi="Arial" w:cs="Arial"/>
@@ -1058,6 +1086,18 @@
                               <w:color w:val="FFFFFF" w:themeColor="background1"/>
                               <w:sz w:val="18"/>
                               <w:szCs w:val="18"/>
+                              <w:lang w:val="en-US"/>
+                            </w:rPr>
+                            <w:t xml:space="preserve"> NR.</w:t>
+                          </w:r>
+                          <w:r>
+                            <w:rPr>
+                              <w:rFonts w:ascii="Arial" w:hAnsi="Arial" w:cs="Arial"/>
+                              <w:b/>
+                              <w:color w:val="FFFFFF" w:themeColor="background1"/>
+                              <w:sz w:val="18"/>
+                              <w:szCs w:val="18"/>
+                              <w:lang w:val="en-US"/>
                             </w:rPr>
                             <w:t xml:space="preserve"> </w:t>
                           </w:r>
@@ -1095,7 +1135,6 @@
                               <w:szCs w:val="18"/>
                             </w:rPr>
                           </w:pPr>
-                          <w:proofErr w:type="spellStart"/>
                           <w:r>
                             <w:rPr>
                               <w:rFonts w:ascii="Arial" w:hAnsi="Arial" w:cs="Arial"/>
@@ -1106,7 +1145,6 @@
                             </w:rPr>
                             <w:t>Bankverb</w:t>
                           </w:r>
-                          <w:proofErr w:type="spellEnd"/>
                           <w:r>
                             <w:rPr>
                               <w:rFonts w:ascii="Arial" w:hAnsi="Arial" w:cs="Arial"/>
@@ -1115,7 +1153,17 @@
                               <w:sz w:val="18"/>
                               <w:szCs w:val="18"/>
                             </w:rPr>
-                            <w:t>. Erste Sparkasse</w:t>
+                            <w:t>indung:</w:t>
+                          </w:r>
+                          <w:r>
+                            <w:rPr>
+                              <w:rFonts w:ascii="Arial" w:hAnsi="Arial" w:cs="Arial"/>
+                              <w:b/>
+                              <w:color w:val="FFFFFF" w:themeColor="background1"/>
+                              <w:sz w:val="18"/>
+                              <w:szCs w:val="18"/>
+                            </w:rPr>
+                            <w:t xml:space="preserve"> Erste Sparkasse</w:t>
                           </w:r>
                           <w:r>
                             <w:rPr>
@@ -1246,6 +1294,7 @@
                         <w:rFonts w:ascii="Arial" w:hAnsi="Arial" w:cs="Arial"/>
                         <w:b/>
                         <w:color w:val="FFFFFF" w:themeColor="background1"/>
+                        <w:lang w:val="en-US"/>
                       </w:rPr>
                     </w:pPr>
                     <w:r>
@@ -1254,16 +1303,28 @@
                         <w:b/>
                         <w:color w:val="FFFFFF" w:themeColor="background1"/>
                       </w:rPr>
-                      <w:t>Ü</w:t>
-                    </w:r>
-                    <w:r>
-                      <w:rPr>
-                        <w:rFonts w:ascii="Arial" w:hAnsi="Arial" w:cs="Arial"/>
-                        <w:b/>
-                        <w:color w:val="FFFFFF" w:themeColor="background1"/>
-                      </w:rPr>
-                      <w:t>bergang der Steuerschulden auf den Empfänger GEM. 19 Abs. 1a UST.G.</w:t>
-                    </w:r>
+                      <w:t xml:space="preserve">Übergang der Steuerschuld auf den Leistungsempfänger gem. </w:t>
+                    </w:r>
+                    <w:r>
+                      <w:rPr>
+                        <w:rFonts w:ascii="Arial" w:hAnsi="Arial" w:cs="Arial"/>
+                        <w:b/>
+                        <w:color w:val="FFFFFF" w:themeColor="background1"/>
+                        <w:lang w:val="en-US"/>
+                      </w:rPr>
+                      <w:t xml:space="preserve">§19 Abs. 1a </w:t>
+                    </w:r>
+                    <w:proofErr w:type="spellStart"/>
+                    <w:r>
+                      <w:rPr>
+                        <w:rFonts w:ascii="Arial" w:hAnsi="Arial" w:cs="Arial"/>
+                        <w:b/>
+                        <w:color w:val="FFFFFF" w:themeColor="background1"/>
+                        <w:lang w:val="en-US"/>
+                      </w:rPr>
+                      <w:t>UStG</w:t>
+                    </w:r>
+                    <w:proofErr w:type="spellEnd"/>
                   </w:p>
                   <w:p>
                     <w:pPr>
@@ -1278,19 +1339,50 @@
                         <w:szCs w:val="18"/>
                       </w:rPr>
                     </w:pPr>
-                    <w:r>
-                      <w:rPr>
-                        <w:rFonts w:ascii="Arial" w:hAnsi="Arial" w:cs="Arial"/>
-                        <w:b/>
-                        <w:color w:val="FFFFFF" w:themeColor="background1"/>
-                      </w:rPr>
-                      <w:t xml:space="preserve">DGNr. </w:t>
-                    </w:r>
-                    <w:r>
-                      <w:rPr>
-                        <w:rFonts w:ascii="Arial" w:hAnsi="Arial" w:cs="Arial"/>
-                        <w:b/>
-                        <w:color w:val="FFFFFF" w:themeColor="background1"/>
+                    <w:proofErr w:type="spellStart"/>
+                    <w:r>
+                      <w:rPr>
+                        <w:rFonts w:ascii="Arial" w:hAnsi="Arial" w:cs="Arial"/>
+                        <w:b/>
+                        <w:color w:val="FFFFFF" w:themeColor="background1"/>
+                        <w:lang w:val="en-US"/>
+                      </w:rPr>
+                      <w:t>DGNr</w:t>
+                    </w:r>
+                    <w:proofErr w:type="spellEnd"/>
+                    <w:r>
+                      <w:rPr>
+                        <w:rFonts w:ascii="Arial" w:hAnsi="Arial" w:cs="Arial"/>
+                        <w:b/>
+                        <w:color w:val="FFFFFF" w:themeColor="background1"/>
+                        <w:lang w:val="en-US"/>
+                      </w:rPr>
+                      <w:t>.</w:t>
+                    </w:r>
+                    <w:r>
+                      <w:rPr>
+                        <w:rFonts w:ascii="Arial" w:hAnsi="Arial" w:cs="Arial"/>
+                        <w:b/>
+                        <w:color w:val="FFFFFF" w:themeColor="background1"/>
+                        <w:lang w:val="en-US"/>
+                      </w:rPr>
+                      <w:t>:</w:t>
+                    </w:r>
+                    <w:r>
+                      <w:rPr>
+                        <w:rFonts w:ascii="Arial" w:hAnsi="Arial" w:cs="Arial"/>
+                        <w:b/>
+                        <w:color w:val="FFFFFF" w:themeColor="background1"/>
+                        <w:lang w:val="en-US"/>
+                      </w:rPr>
+                      <w:t xml:space="preserve"> </w:t>
+                    </w:r>
+                    <w:r>
+                      <w:rPr>
+                        <w:rFonts w:ascii="Arial" w:hAnsi="Arial" w:cs="Arial"/>
+                        <w:b/>
+                        <w:color w:val="FFFFFF" w:themeColor="background1"/>
+                        <w:lang w:val="en-US"/>
                       </w:rPr>
                       <w:t>802180776</w:t>
                     </w:r>
@@ -1299,9 +1391,11 @@
                         <w:rFonts w:ascii="Arial" w:hAnsi="Arial" w:cs="Arial"/>
                         <w:b/>
                         <w:color w:val="FFFFFF" w:themeColor="background1"/>
+                        <w:lang w:val="en-US"/>
                       </w:rPr>
                       <w:t xml:space="preserve"> </w:t>
                     </w:r>
+                    <w:proofErr w:type="spellStart"/>
                     <w:r>
                       <w:rPr>
                         <w:rFonts w:ascii="Arial" w:hAnsi="Arial" w:cs="Arial"/>
@@ -1309,9 +1403,11 @@
                         <w:color w:val="FFFFFF" w:themeColor="background1"/>
                         <w:sz w:val="18"/>
                         <w:szCs w:val="18"/>
-                      </w:rPr>
-                      <w:t xml:space="preserve">Firmenbuch Wien FN </w:t>
-                    </w:r>
+                        <w:lang w:val="en-US"/>
+                      </w:rPr>
+                      <w:t>Firmenbuch</w:t>
+                    </w:r>
+                    <w:proofErr w:type="spellEnd"/>
                     <w:r>
                       <w:rPr>
                         <w:rFonts w:ascii="Arial" w:hAnsi="Arial" w:cs="Arial"/>
@@ -1319,8 +1415,9 @@
                         <w:color w:val="FFFFFF" w:themeColor="background1"/>
                         <w:sz w:val="18"/>
                         <w:szCs w:val="18"/>
-                      </w:rPr>
-                      <w:t xml:space="preserve">513495S </w:t>
+                        <w:lang w:val="en-US"/>
+                      </w:rPr>
+                      <w:t xml:space="preserve"> Wien FN </w:t>
                     </w:r>
                     <w:r>
                       <w:rPr>
@@ -1329,9 +1426,11 @@
                         <w:color w:val="FFFFFF" w:themeColor="background1"/>
                         <w:sz w:val="18"/>
                         <w:szCs w:val="18"/>
-                      </w:rPr>
-                      <w:t xml:space="preserve"> UID NR.</w:t>
-                    </w:r>
+                        <w:lang w:val="en-US"/>
+                      </w:rPr>
+                      <w:t>513495</w:t>
+                    </w:r>
+                    <w:proofErr w:type="gramStart"/>
                     <w:r>
                       <w:rPr>
                         <w:rFonts w:ascii="Arial" w:hAnsi="Arial" w:cs="Arial"/>
@@ -1339,6 +1438,41 @@
                         <w:color w:val="FFFFFF" w:themeColor="background1"/>
                         <w:sz w:val="18"/>
                         <w:szCs w:val="18"/>
+                        <w:lang w:val="en-US"/>
+                      </w:rPr>
+                      <w:t xml:space="preserve">S </w:t>
+                    </w:r>
+                    <w:r>
+                      <w:rPr>
+                        <w:rFonts w:ascii="Arial" w:hAnsi="Arial" w:cs="Arial"/>
+                        <w:b/>
+                        <w:color w:val="FFFFFF" w:themeColor="background1"/>
+                        <w:sz w:val="18"/>
+                        <w:szCs w:val="18"/>
+                        <w:lang w:val="en-US"/>
+                      </w:rPr>
+                      <w:t xml:space="preserve"> UID</w:t>
+                    </w:r>
+                    <w:proofErr w:type="gramEnd"/>
+                    <w:r>
+                      <w:rPr>
+                        <w:rFonts w:ascii="Arial" w:hAnsi="Arial" w:cs="Arial"/>
+                        <w:b/>
+                        <w:color w:val="FFFFFF" w:themeColor="background1"/>
+                        <w:sz w:val="18"/>
+                        <w:szCs w:val="18"/>
+                        <w:lang w:val="en-US"/>
+                      </w:rPr>
+                      <w:t xml:space="preserve"> NR.</w:t>
+                    </w:r>
+                    <w:r>
+                      <w:rPr>
+                        <w:rFonts w:ascii="Arial" w:hAnsi="Arial" w:cs="Arial"/>
+                        <w:b/>
+                        <w:color w:val="FFFFFF" w:themeColor="background1"/>
+                        <w:sz w:val="18"/>
+                        <w:szCs w:val="18"/>
+                        <w:lang w:val="en-US"/>
                       </w:rPr>
                       <w:t xml:space="preserve"> </w:t>
                     </w:r>
@@ -1394,7 +1528,17 @@
                         <w:sz w:val="18"/>
                         <w:szCs w:val="18"/>
                       </w:rPr>
-                      <w:t>. Erste Sparkasse</w:t>
+                      <w:t>indung:</w:t>
+                    </w:r>
+                    <w:r>
+                      <w:rPr>
+                        <w:rFonts w:ascii="Arial" w:hAnsi="Arial" w:cs="Arial"/>
+                        <w:b/>
+                        <w:color w:val="FFFFFF" w:themeColor="background1"/>
+                        <w:sz w:val="18"/>
+                        <w:szCs w:val="18"/>
+                      </w:rPr>
+                      <w:t xml:space="preserve"> Erste Sparkasse</w:t>
                     </w:r>
                     <w:r>
                       <w:rPr>
@@ -1487,16 +1631,6 @@
 </w:ftr>
 </file>
 
-<file path=word/footer3.xml><?xml version="1.0" encoding="utf-8"?>
-<w:ftr xmlns:wpc="http://schemas.microsoft.com/office/word/2010/wordprocessingCanvas" xmlns:cx="http://schemas.microsoft.com/office/drawing/2014/chartex" xmlns:cx1="http://schemas.microsoft.com/office/drawing/2015/9/8/chartex" xmlns:cx2="http://schemas.microsoft.com/office/drawing/2015/10/21/chartex" xmlns:cx3="http://schemas.microsoft.com/office/drawing/2016/5/9/chartex" xmlns:cx4="http://schemas.microsoft.com/office/drawing/2016/5/10/chartex" xmlns:cx5="http://schemas.microsoft.com/office/drawing/2016/5/11/chartex" xmlns:cx6="http://schemas.microsoft.com/office/drawing/2016/5/12/chartex" xmlns:cx7="http://schemas.microsoft.com/office/drawing/2016/5/13/chartex" xmlns:cx8="http://schemas.microsoft.com/office/drawing/2016/5/14/chartex" xmlns:mc="http://schemas.openxmlformats.org/markup-compatibility/2006" xmlns:aink="http://schemas.microsoft.com/office/drawing/2016/ink" xmlns:am3d="http://schemas.microsoft.com/office/drawing/2017/model3d" xmlns:o="urn:schemas-microsoft-com:office:office" xmlns:oel="http://schemas.microsoft.com/office/2019/extlst" xmlns:r="http://schemas.openxmlformats.org/officeDocument/2006/relationships" xmlns:m="http://schemas.openxmlformats.org/officeDocument/2006/math" xmlns:v="urn:schemas-microsoft-com:vml" xmlns:wp14="http://schemas.microsoft.com/office/word/2010/wordprocessingDrawing" xmlns:wp="http://schemas.openxmlformats.org/drawingml/2006/wordprocessingDrawing" xmlns:w10="urn:schemas-microsoft-com:office:word" xmlns:w="http://schemas.openxmlformats.org/wordprocessingml/2006/main" xmlns:w14="http://schemas.microsoft.com/office/word/2010/wordml" xmlns:w15="http://schemas.microsoft.com/office/word/2012/wordml" xmlns:w16cex="http://schemas.microsoft.com/office/word/2018/wordml/cex" xmlns:w16cid="http://schemas.microsoft.com/office/word/2016/wordml/cid" xmlns:w16="http://schemas.microsoft.com/office/word/2018/wordml" xmlns:w16du="http://schemas.microsoft.com/office/word/2023/wordml/word16du" xmlns:w16sdtdh="http://schemas.microsoft.com/office/word/2020/wordml/sdtdatahash" xmlns:w16sdtfl="http://schemas.microsoft.com/office/word/2024/wordml/sdtformatlock" xmlns:w16se="http://schemas.microsoft.com/office/word/2015/wordml/symex" xmlns:wpg="http://schemas.microsoft.com/office/word/2010/wordprocessingGroup" xmlns:wpi="http://schemas.microsoft.com/office/word/2010/wordprocessingInk" xmlns:wne="http://schemas.microsoft.com/office/word/2006/wordml" xmlns:wps="http://schemas.microsoft.com/office/word/2010/wordprocessingShape" mc:Ignorable="w14 w15 w16se w16cid w16 w16cex w16sdtdh w16sdtfl w16du wp14">
-  <w:p>
-    <w:pPr>
-      <w:pStyle w:val="Footer"/>
-    </w:pPr>
-  </w:p>
-</w:ftr>
-</file>
-
 <file path=word/footnotes.xml><?xml version="1.0" encoding="utf-8"?>
 <w:footnotes xmlns:wpc="http://schemas.microsoft.com/office/word/2010/wordprocessingCanvas" xmlns:cx="http://schemas.microsoft.com/office/drawing/2014/chartex" xmlns:cx1="http://schemas.microsoft.com/office/drawing/2015/9/8/chartex" xmlns:cx2="http://schemas.microsoft.com/office/drawing/2015/10/21/chartex" xmlns:cx3="http://schemas.microsoft.com/office/drawing/2016/5/9/chartex" xmlns:cx4="http://schemas.microsoft.com/office/drawing/2016/5/10/chartex" xmlns:cx5="http://schemas.microsoft.com/office/drawing/2016/5/11/chartex" xmlns:cx6="http://schemas.microsoft.com/office/drawing/2016/5/12/chartex" xmlns:cx7="http://schemas.microsoft.com/office/drawing/2016/5/13/chartex" xmlns:cx8="http://schemas.microsoft.com/office/drawing/2016/5/14/chartex" xmlns:mc="http://schemas.openxmlformats.org/markup-compatibility/2006" xmlns:aink="http://schemas.microsoft.com/office/drawing/2016/ink" xmlns:am3d="http://schemas.microsoft.com/office/drawing/2017/model3d" xmlns:o="urn:schemas-microsoft-com:office:office" xmlns:oel="http://schemas.microsoft.com/office/2019/extlst" xmlns:r="http://schemas.openxmlformats.org/officeDocument/2006/relationships" xmlns:m="http://schemas.openxmlformats.org/officeDocument/2006/math" xmlns:v="urn:schemas-microsoft-com:vml" xmlns:wp14="http://schemas.microsoft.com/office/word/2010/wordprocessingDrawing" xmlns:wp="http://schemas.openxmlformats.org/drawingml/2006/wordprocessingDrawing" xmlns:w10="urn:schemas-microsoft-com:office:word" xmlns:w="http://schemas.openxmlformats.org/wordprocessingml/2006/main" xmlns:w14="http://schemas.microsoft.com/office/word/2010/wordml" xmlns:w15="http://schemas.microsoft.com/office/word/2012/wordml" xmlns:w16cex="http://schemas.microsoft.com/office/word/2018/wordml/cex" xmlns:w16cid="http://schemas.microsoft.com/office/word/2016/wordml/cid" xmlns:w16="http://schemas.microsoft.com/office/word/2018/wordml" xmlns:w16du="http://schemas.microsoft.com/office/word/2023/wordml/word16du" xmlns:w16sdtdh="http://schemas.microsoft.com/office/word/2020/wordml/sdtdatahash" xmlns:w16sdtfl="http://schemas.microsoft.com/office/word/2024/wordml/sdtformatlock" xmlns:w16se="http://schemas.microsoft.com/office/word/2015/wordml/symex" xmlns:wpg="http://schemas.microsoft.com/office/word/2010/wordprocessingGroup" xmlns:wpi="http://schemas.microsoft.com/office/word/2010/wordprocessingInk" xmlns:wne="http://schemas.microsoft.com/office/word/2006/wordml" xmlns:wps="http://schemas.microsoft.com/office/word/2010/wordprocessingShape" mc:Ignorable="w14 w15 w16se w16cid w16 w16cex w16sdtdh w16sdtfl w16du wp14">
   <w:footnote w:type="separator" w:id="-1">
@@ -1523,16 +1657,6 @@
 </file>
 
 <file path=word/header1.xml><?xml version="1.0" encoding="utf-8"?>
-<w:hdr xmlns:wpc="http://schemas.microsoft.com/office/word/2010/wordprocessingCanvas" xmlns:cx="http://schemas.microsoft.com/office/drawing/2014/chartex" xmlns:cx1="http://schemas.microsoft.com/office/drawing/2015/9/8/chartex" xmlns:cx2="http://schemas.microsoft.com/office/drawing/2015/10/21/chartex" xmlns:cx3="http://schemas.microsoft.com/office/drawing/2016/5/9/chartex" xmlns:cx4="http://schemas.microsoft.com/office/drawing/2016/5/10/chartex" xmlns:cx5="http://schemas.microsoft.com/office/drawing/2016/5/11/chartex" xmlns:cx6="http://schemas.microsoft.com/office/drawing/2016/5/12/chartex" xmlns:cx7="http://schemas.microsoft.com/office/drawing/2016/5/13/chartex" xmlns:cx8="http://schemas.microsoft.com/office/drawing/2016/5/14/chartex" xmlns:mc="http://schemas.openxmlformats.org/markup-compatibility/2006" xmlns:aink="http://schemas.microsoft.com/office/drawing/2016/ink" xmlns:am3d="http://schemas.microsoft.com/office/drawing/2017/model3d" xmlns:o="urn:schemas-microsoft-com:office:office" xmlns:oel="http://schemas.microsoft.com/office/2019/extlst" xmlns:r="http://schemas.openxmlformats.org/officeDocument/2006/relationships" xmlns:m="http://schemas.openxmlformats.org/officeDocument/2006/math" xmlns:v="urn:schemas-microsoft-com:vml" xmlns:wp14="http://schemas.microsoft.com/office/word/2010/wordprocessingDrawing" xmlns:wp="http://schemas.openxmlformats.org/drawingml/2006/wordprocessingDrawing" xmlns:w10="urn:schemas-microsoft-com:office:word" xmlns:w="http://schemas.openxmlformats.org/wordprocessingml/2006/main" xmlns:w14="http://schemas.microsoft.com/office/word/2010/wordml" xmlns:w15="http://schemas.microsoft.com/office/word/2012/wordml" xmlns:w16cex="http://schemas.microsoft.com/office/word/2018/wordml/cex" xmlns:w16cid="http://schemas.microsoft.com/office/word/2016/wordml/cid" xmlns:w16="http://schemas.microsoft.com/office/word/2018/wordml" xmlns:w16du="http://schemas.microsoft.com/office/word/2023/wordml/word16du" xmlns:w16sdtdh="http://schemas.microsoft.com/office/word/2020/wordml/sdtdatahash" xmlns:w16sdtfl="http://schemas.microsoft.com/office/word/2024/wordml/sdtformatlock" xmlns:w16se="http://schemas.microsoft.com/office/word/2015/wordml/symex" xmlns:wpg="http://schemas.microsoft.com/office/word/2010/wordprocessingGroup" xmlns:wpi="http://schemas.microsoft.com/office/word/2010/wordprocessingInk" xmlns:wne="http://schemas.microsoft.com/office/word/2006/wordml" xmlns:wps="http://schemas.microsoft.com/office/word/2010/wordprocessingShape" mc:Ignorable="w14 w15 w16se w16cid w16 w16cex w16sdtdh w16sdtfl w16du wp14">
-  <w:p>
-    <w:pPr>
-      <w:pStyle w:val="Header"/>
-    </w:pPr>
-  </w:p>
-</w:hdr>
-</file>
-
-<file path=word/header2.xml><?xml version="1.0" encoding="utf-8"?>
 <w:hdr xmlns:wpc="http://schemas.microsoft.com/office/word/2010/wordprocessingCanvas" xmlns:cx="http://schemas.microsoft.com/office/drawing/2014/chartex" xmlns:cx1="http://schemas.microsoft.com/office/drawing/2015/9/8/chartex" xmlns:cx2="http://schemas.microsoft.com/office/drawing/2015/10/21/chartex" xmlns:cx3="http://schemas.microsoft.com/office/drawing/2016/5/9/chartex" xmlns:cx4="http://schemas.microsoft.com/office/drawing/2016/5/10/chartex" xmlns:cx5="http://schemas.microsoft.com/office/drawing/2016/5/11/chartex" xmlns:cx6="http://schemas.microsoft.com/office/drawing/2016/5/12/chartex" xmlns:cx7="http://schemas.microsoft.com/office/drawing/2016/5/13/chartex" xmlns:cx8="http://schemas.microsoft.com/office/drawing/2016/5/14/chartex" xmlns:mc="http://schemas.openxmlformats.org/markup-compatibility/2006" xmlns:aink="http://schemas.microsoft.com/office/drawing/2016/ink" xmlns:am3d="http://schemas.microsoft.com/office/drawing/2017/model3d" xmlns:o="urn:schemas-microsoft-com:office:office" xmlns:oel="http://schemas.microsoft.com/office/2019/extlst" xmlns:r="http://schemas.openxmlformats.org/officeDocument/2006/relationships" xmlns:m="http://schemas.openxmlformats.org/officeDocument/2006/math" xmlns:v="urn:schemas-microsoft-com:vml" xmlns:wp14="http://schemas.microsoft.com/office/word/2010/wordprocessingDrawing" xmlns:wp="http://schemas.openxmlformats.org/drawingml/2006/wordprocessingDrawing" xmlns:w10="urn:schemas-microsoft-com:office:word" xmlns:w="http://schemas.openxmlformats.org/wordprocessingml/2006/main" xmlns:w14="http://schemas.microsoft.com/office/word/2010/wordml" xmlns:w15="http://schemas.microsoft.com/office/word/2012/wordml" xmlns:w16cex="http://schemas.microsoft.com/office/word/2018/wordml/cex" xmlns:w16cid="http://schemas.microsoft.com/office/word/2016/wordml/cid" xmlns:w16="http://schemas.microsoft.com/office/word/2018/wordml" xmlns:w16du="http://schemas.microsoft.com/office/word/2023/wordml/word16du" xmlns:w16sdtdh="http://schemas.microsoft.com/office/word/2020/wordml/sdtdatahash" xmlns:w16sdtfl="http://schemas.microsoft.com/office/word/2024/wordml/sdtformatlock" xmlns:w16se="http://schemas.microsoft.com/office/word/2015/wordml/symex" xmlns:wpg="http://schemas.microsoft.com/office/word/2010/wordprocessingGroup" xmlns:wpi="http://schemas.microsoft.com/office/word/2010/wordprocessingInk" xmlns:wne="http://schemas.microsoft.com/office/word/2006/wordml" xmlns:wps="http://schemas.microsoft.com/office/word/2010/wordprocessingShape" mc:Ignorable="w14 w15 w16se w16cid w16 w16cex w16sdtdh w16sdtfl w16du wp14">
   <w:p>
     <w:pPr>
@@ -1749,7 +1873,27 @@
                               <w:sz w:val="28"/>
                               <w:szCs w:val="28"/>
                             </w:rPr>
-                            <w:t>Wilandplatz</w:t>
+                            <w:t>Wi</w:t>
+                          </w:r>
+                          <w:r>
+                            <w:rPr>
+                              <w:rFonts w:ascii="Arial" w:hAnsi="Arial" w:cs="Arial"/>
+                              <w:b/>
+                              <w:color w:val="FFFFFF" w:themeColor="background1"/>
+                              <w:sz w:val="28"/>
+                              <w:szCs w:val="28"/>
+                            </w:rPr>
+                            <w:t>e</w:t>
+                          </w:r>
+                          <w:r>
+                            <w:rPr>
+                              <w:rFonts w:ascii="Arial" w:hAnsi="Arial" w:cs="Arial"/>
+                              <w:b/>
+                              <w:color w:val="FFFFFF" w:themeColor="background1"/>
+                              <w:sz w:val="28"/>
+                              <w:szCs w:val="28"/>
+                            </w:rPr>
+                            <w:t>landplatz</w:t>
                           </w:r>
                           <w:proofErr w:type="spellEnd"/>
                           <w:r>
@@ -1784,7 +1928,27 @@
                               <w:sz w:val="28"/>
                               <w:szCs w:val="28"/>
                             </w:rPr>
-                            <w:t xml:space="preserve">Tel. und Fax: 01/796 27 68, </w:t>
+                            <w:t>Tel.</w:t>
+                          </w:r>
+                          <w:r>
+                            <w:rPr>
+                              <w:rFonts w:ascii="Arial" w:hAnsi="Arial" w:cs="Arial"/>
+                              <w:b/>
+                              <w:color w:val="FFFFFF" w:themeColor="background1"/>
+                              <w:sz w:val="28"/>
+                              <w:szCs w:val="28"/>
+                            </w:rPr>
+                            <w:t xml:space="preserve"> und Fax</w:t>
+                          </w:r>
+                          <w:r>
+                            <w:rPr>
+                              <w:rFonts w:ascii="Arial" w:hAnsi="Arial" w:cs="Arial"/>
+                              <w:b/>
+                              <w:color w:val="FFFFFF" w:themeColor="background1"/>
+                              <w:sz w:val="28"/>
+                              <w:szCs w:val="28"/>
+                            </w:rPr>
+                            <w:t xml:space="preserve">: 01/796 27 68 | </w:t>
                           </w:r>
                           <w:proofErr w:type="gramStart"/>
                           <w:r>
@@ -1901,6 +2065,7 @@
                         <w:szCs w:val="48"/>
                       </w:rPr>
                     </w:pPr>
+                    <w:proofErr w:type="gramStart"/>
                     <w:r>
                       <w:rPr>
                         <w:rFonts w:ascii="Arial" w:hAnsi="Arial" w:cs="Arial"/>
@@ -1929,8 +2094,9 @@
                         <w:sz w:val="48"/>
                         <w:szCs w:val="48"/>
                       </w:rPr>
-                      <w:t>Stein &amp; Pflasterungen</w:t>
-                    </w:r>
+                      <w:t>Stein</w:t>
+                    </w:r>
+                    <w:proofErr w:type="gramEnd"/>
                     <w:r>
                       <w:rPr>
                         <w:rFonts w:ascii="Arial" w:hAnsi="Arial" w:cs="Arial"/>
@@ -1939,7 +2105,39 @@
                         <w:sz w:val="48"/>
                         <w:szCs w:val="48"/>
                       </w:rPr>
-                      <w:t xml:space="preserve"> Ges.m.b.H.</w:t>
+                      <w:t xml:space="preserve"> &amp; Pflasterungen</w:t>
+                    </w:r>
+                    <w:r>
+                      <w:rPr>
+                        <w:rFonts w:ascii="Arial" w:hAnsi="Arial" w:cs="Arial"/>
+                        <w:b/>
+                        <w:color w:val="FFFFFF" w:themeColor="background1"/>
+                        <w:sz w:val="48"/>
+                        <w:szCs w:val="48"/>
+                      </w:rPr>
+                      <w:t xml:space="preserve"> </w:t>
+                    </w:r>
+                    <w:proofErr w:type="spellStart"/>
+                    <w:r>
+                      <w:rPr>
+                        <w:rFonts w:ascii="Arial" w:hAnsi="Arial" w:cs="Arial"/>
+                        <w:b/>
+                        <w:color w:val="FFFFFF" w:themeColor="background1"/>
+                        <w:sz w:val="48"/>
+                        <w:szCs w:val="48"/>
+                      </w:rPr>
+                      <w:t>Ges.m.b.H</w:t>
+                    </w:r>
+                    <w:proofErr w:type="spellEnd"/>
+                    <w:r>
+                      <w:rPr>
+                        <w:rFonts w:ascii="Arial" w:hAnsi="Arial" w:cs="Arial"/>
+                        <w:b/>
+                        <w:color w:val="FFFFFF" w:themeColor="background1"/>
+                        <w:sz w:val="48"/>
+                        <w:szCs w:val="48"/>
+                      </w:rPr>
+                      <w:t>.</w:t>
                     </w:r>
                   </w:p>
                   <w:p>
@@ -1975,6 +2173,7 @@
                       </w:rPr>
                       <w:t xml:space="preserve">0 Wien, </w:t>
                     </w:r>
+                    <w:proofErr w:type="spellStart"/>
                     <w:r>
                       <w:rPr>
                         <w:rFonts w:ascii="Arial" w:hAnsi="Arial" w:cs="Arial"/>
@@ -1983,7 +2182,38 @@
                         <w:sz w:val="28"/>
                         <w:szCs w:val="28"/>
                       </w:rPr>
-                      <w:t>Wilandplatz 1/25</w:t>
+                      <w:t>Wi</w:t>
+                    </w:r>
+                    <w:r>
+                      <w:rPr>
+                        <w:rFonts w:ascii="Arial" w:hAnsi="Arial" w:cs="Arial"/>
+                        <w:b/>
+                        <w:color w:val="FFFFFF" w:themeColor="background1"/>
+                        <w:sz w:val="28"/>
+                        <w:szCs w:val="28"/>
+                      </w:rPr>
+                      <w:t>e</w:t>
+                    </w:r>
+                    <w:r>
+                      <w:rPr>
+                        <w:rFonts w:ascii="Arial" w:hAnsi="Arial" w:cs="Arial"/>
+                        <w:b/>
+                        <w:color w:val="FFFFFF" w:themeColor="background1"/>
+                        <w:sz w:val="28"/>
+                        <w:szCs w:val="28"/>
+                      </w:rPr>
+                      <w:t>landplatz</w:t>
+                    </w:r>
+                    <w:proofErr w:type="spellEnd"/>
+                    <w:r>
+                      <w:rPr>
+                        <w:rFonts w:ascii="Arial" w:hAnsi="Arial" w:cs="Arial"/>
+                        <w:b/>
+                        <w:color w:val="FFFFFF" w:themeColor="background1"/>
+                        <w:sz w:val="28"/>
+                        <w:szCs w:val="28"/>
+                      </w:rPr>
+                      <w:t xml:space="preserve"> 1/25</w:t>
                     </w:r>
                   </w:p>
                   <w:p>
@@ -2007,7 +2237,49 @@
                         <w:sz w:val="28"/>
                         <w:szCs w:val="28"/>
                       </w:rPr>
-                      <w:t>Tel. und Fax: 01/796 27 68, Mobil: 0676 310 50 48</w:t>
+                      <w:t>Tel.</w:t>
+                    </w:r>
+                    <w:r>
+                      <w:rPr>
+                        <w:rFonts w:ascii="Arial" w:hAnsi="Arial" w:cs="Arial"/>
+                        <w:b/>
+                        <w:color w:val="FFFFFF" w:themeColor="background1"/>
+                        <w:sz w:val="28"/>
+                        <w:szCs w:val="28"/>
+                      </w:rPr>
+                      <w:t xml:space="preserve"> und Fax</w:t>
+                    </w:r>
+                    <w:r>
+                      <w:rPr>
+                        <w:rFonts w:ascii="Arial" w:hAnsi="Arial" w:cs="Arial"/>
+                        <w:b/>
+                        <w:color w:val="FFFFFF" w:themeColor="background1"/>
+                        <w:sz w:val="28"/>
+                        <w:szCs w:val="28"/>
+                      </w:rPr>
+                      <w:t xml:space="preserve">: 01/796 27 68 | </w:t>
+                    </w:r>
+                    <w:proofErr w:type="gramStart"/>
+                    <w:r>
+                      <w:rPr>
+                        <w:rFonts w:ascii="Arial" w:hAnsi="Arial" w:cs="Arial"/>
+                        <w:b/>
+                        <w:color w:val="FFFFFF" w:themeColor="background1"/>
+                        <w:sz w:val="28"/>
+                        <w:szCs w:val="28"/>
+                      </w:rPr>
+                      <w:t>Mobil</w:t>
+                    </w:r>
+                    <w:proofErr w:type="gramEnd"/>
+                    <w:r>
+                      <w:rPr>
+                        <w:rFonts w:ascii="Arial" w:hAnsi="Arial" w:cs="Arial"/>
+                        <w:b/>
+                        <w:color w:val="FFFFFF" w:themeColor="background1"/>
+                        <w:sz w:val="28"/>
+                        <w:szCs w:val="28"/>
+                      </w:rPr>
+                      <w:t>: 0676 310 50 48</w:t>
                     </w:r>
                   </w:p>
                   <w:p>
@@ -2201,16 +2473,6 @@
       <w:rPr>
         <w:szCs w:val="28"/>
       </w:rPr>
-    </w:pPr>
-  </w:p>
-</w:hdr>
-</file>
-
-<file path=word/header3.xml><?xml version="1.0" encoding="utf-8"?>
-<w:hdr xmlns:wpc="http://schemas.microsoft.com/office/word/2010/wordprocessingCanvas" xmlns:cx="http://schemas.microsoft.com/office/drawing/2014/chartex" xmlns:cx1="http://schemas.microsoft.com/office/drawing/2015/9/8/chartex" xmlns:cx2="http://schemas.microsoft.com/office/drawing/2015/10/21/chartex" xmlns:cx3="http://schemas.microsoft.com/office/drawing/2016/5/9/chartex" xmlns:cx4="http://schemas.microsoft.com/office/drawing/2016/5/10/chartex" xmlns:cx5="http://schemas.microsoft.com/office/drawing/2016/5/11/chartex" xmlns:cx6="http://schemas.microsoft.com/office/drawing/2016/5/12/chartex" xmlns:cx7="http://schemas.microsoft.com/office/drawing/2016/5/13/chartex" xmlns:cx8="http://schemas.microsoft.com/office/drawing/2016/5/14/chartex" xmlns:mc="http://schemas.openxmlformats.org/markup-compatibility/2006" xmlns:aink="http://schemas.microsoft.com/office/drawing/2016/ink" xmlns:am3d="http://schemas.microsoft.com/office/drawing/2017/model3d" xmlns:o="urn:schemas-microsoft-com:office:office" xmlns:oel="http://schemas.microsoft.com/office/2019/extlst" xmlns:r="http://schemas.openxmlformats.org/officeDocument/2006/relationships" xmlns:m="http://schemas.openxmlformats.org/officeDocument/2006/math" xmlns:v="urn:schemas-microsoft-com:vml" xmlns:wp14="http://schemas.microsoft.com/office/word/2010/wordprocessingDrawing" xmlns:wp="http://schemas.openxmlformats.org/drawingml/2006/wordprocessingDrawing" xmlns:w10="urn:schemas-microsoft-com:office:word" xmlns:w="http://schemas.openxmlformats.org/wordprocessingml/2006/main" xmlns:w14="http://schemas.microsoft.com/office/word/2010/wordml" xmlns:w15="http://schemas.microsoft.com/office/word/2012/wordml" xmlns:w16cex="http://schemas.microsoft.com/office/word/2018/wordml/cex" xmlns:w16cid="http://schemas.microsoft.com/office/word/2016/wordml/cid" xmlns:w16="http://schemas.microsoft.com/office/word/2018/wordml" xmlns:w16du="http://schemas.microsoft.com/office/word/2023/wordml/word16du" xmlns:w16sdtdh="http://schemas.microsoft.com/office/word/2020/wordml/sdtdatahash" xmlns:w16sdtfl="http://schemas.microsoft.com/office/word/2024/wordml/sdtformatlock" xmlns:w16se="http://schemas.microsoft.com/office/word/2015/wordml/symex" xmlns:wpg="http://schemas.microsoft.com/office/word/2010/wordprocessingGroup" xmlns:wpi="http://schemas.microsoft.com/office/word/2010/wordprocessingInk" xmlns:wne="http://schemas.microsoft.com/office/word/2006/wordml" xmlns:wps="http://schemas.microsoft.com/office/word/2010/wordprocessingShape" mc:Ignorable="w14 w15 w16se w16cid w16 w16cex w16sdtdh w16sdtfl w16du wp14">
-  <w:p>
-    <w:pPr>
-      <w:pStyle w:val="Header"/>
     </w:pPr>
   </w:p>
 </w:hdr>

--- a/FATI_WordGenerator/Resources/RechnungTemplate.docx
+++ b/FATI_WordGenerator/Resources/RechnungTemplate.docx
@@ -2,30 +2,6 @@
 <file path=word/document.xml><?xml version="1.0" encoding="utf-8"?>
 <w:document xmlns:wpc="http://schemas.microsoft.com/office/word/2010/wordprocessingCanvas" xmlns:cx="http://schemas.microsoft.com/office/drawing/2014/chartex" xmlns:cx1="http://schemas.microsoft.com/office/drawing/2015/9/8/chartex" xmlns:cx2="http://schemas.microsoft.com/office/drawing/2015/10/21/chartex" xmlns:cx3="http://schemas.microsoft.com/office/drawing/2016/5/9/chartex" xmlns:cx4="http://schemas.microsoft.com/office/drawing/2016/5/10/chartex" xmlns:cx5="http://schemas.microsoft.com/office/drawing/2016/5/11/chartex" xmlns:cx6="http://schemas.microsoft.com/office/drawing/2016/5/12/chartex" xmlns:cx7="http://schemas.microsoft.com/office/drawing/2016/5/13/chartex" xmlns:cx8="http://schemas.microsoft.com/office/drawing/2016/5/14/chartex" xmlns:mc="http://schemas.openxmlformats.org/markup-compatibility/2006" xmlns:aink="http://schemas.microsoft.com/office/drawing/2016/ink" xmlns:am3d="http://schemas.microsoft.com/office/drawing/2017/model3d" xmlns:o="urn:schemas-microsoft-com:office:office" xmlns:oel="http://schemas.microsoft.com/office/2019/extlst" xmlns:r="http://schemas.openxmlformats.org/officeDocument/2006/relationships" xmlns:m="http://schemas.openxmlformats.org/officeDocument/2006/math" xmlns:v="urn:schemas-microsoft-com:vml" xmlns:wp14="http://schemas.microsoft.com/office/word/2010/wordprocessingDrawing" xmlns:wp="http://schemas.openxmlformats.org/drawingml/2006/wordprocessingDrawing" xmlns:w10="urn:schemas-microsoft-com:office:word" xmlns:w="http://schemas.openxmlformats.org/wordprocessingml/2006/main" xmlns:w14="http://schemas.microsoft.com/office/word/2010/wordml" xmlns:w15="http://schemas.microsoft.com/office/word/2012/wordml" xmlns:w16cex="http://schemas.microsoft.com/office/word/2018/wordml/cex" xmlns:w16cid="http://schemas.microsoft.com/office/word/2016/wordml/cid" xmlns:w16="http://schemas.microsoft.com/office/word/2018/wordml" xmlns:w16du="http://schemas.microsoft.com/office/word/2023/wordml/word16du" xmlns:w16sdtdh="http://schemas.microsoft.com/office/word/2020/wordml/sdtdatahash" xmlns:w16sdtfl="http://schemas.microsoft.com/office/word/2024/wordml/sdtformatlock" xmlns:w16se="http://schemas.microsoft.com/office/word/2015/wordml/symex" xmlns:wpg="http://schemas.microsoft.com/office/word/2010/wordprocessingGroup" xmlns:wpi="http://schemas.microsoft.com/office/word/2010/wordprocessingInk" xmlns:wne="http://schemas.microsoft.com/office/word/2006/wordml" xmlns:wps="http://schemas.microsoft.com/office/word/2010/wordprocessingShape" mc:Ignorable="w14 w15 w16se w16cid w16 w16cex w16sdtdh w16sdtfl w16du wp14">
   <w:body>
-    <w:p>
-      <w:pPr>
-        <w:spacing w:after="0" w:line="240" w:lineRule="auto"/>
-        <w:rPr>
-          <w:rFonts w:ascii="Arial" w:hAnsi="Arial" w:cs="Arial"/>
-        </w:rPr>
-      </w:pPr>
-    </w:p>
-    <w:p>
-      <w:pPr>
-        <w:spacing w:after="0" w:line="240" w:lineRule="auto"/>
-        <w:rPr>
-          <w:rFonts w:ascii="Arial" w:hAnsi="Arial" w:cs="Arial"/>
-        </w:rPr>
-      </w:pPr>
-    </w:p>
-    <w:p>
-      <w:pPr>
-        <w:spacing w:after="0" w:line="240" w:lineRule="auto"/>
-        <w:rPr>
-          <w:rFonts w:ascii="Arial" w:hAnsi="Arial" w:cs="Arial"/>
-        </w:rPr>
-      </w:pPr>
-    </w:p>
     <w:p>
       <w:pPr>
         <w:spacing w:after="0" w:line="240" w:lineRule="auto"/>
@@ -825,7 +801,7 @@
 <w:ftr xmlns:wpc="http://schemas.microsoft.com/office/word/2010/wordprocessingCanvas" xmlns:cx="http://schemas.microsoft.com/office/drawing/2014/chartex" xmlns:cx1="http://schemas.microsoft.com/office/drawing/2015/9/8/chartex" xmlns:cx2="http://schemas.microsoft.com/office/drawing/2015/10/21/chartex" xmlns:cx3="http://schemas.microsoft.com/office/drawing/2016/5/9/chartex" xmlns:cx4="http://schemas.microsoft.com/office/drawing/2016/5/10/chartex" xmlns:cx5="http://schemas.microsoft.com/office/drawing/2016/5/11/chartex" xmlns:cx6="http://schemas.microsoft.com/office/drawing/2016/5/12/chartex" xmlns:cx7="http://schemas.microsoft.com/office/drawing/2016/5/13/chartex" xmlns:cx8="http://schemas.microsoft.com/office/drawing/2016/5/14/chartex" xmlns:mc="http://schemas.openxmlformats.org/markup-compatibility/2006" xmlns:aink="http://schemas.microsoft.com/office/drawing/2016/ink" xmlns:am3d="http://schemas.microsoft.com/office/drawing/2017/model3d" xmlns:o="urn:schemas-microsoft-com:office:office" xmlns:oel="http://schemas.microsoft.com/office/2019/extlst" xmlns:r="http://schemas.openxmlformats.org/officeDocument/2006/relationships" xmlns:m="http://schemas.openxmlformats.org/officeDocument/2006/math" xmlns:v="urn:schemas-microsoft-com:vml" xmlns:wp14="http://schemas.microsoft.com/office/word/2010/wordprocessingDrawing" xmlns:wp="http://schemas.openxmlformats.org/drawingml/2006/wordprocessingDrawing" xmlns:w10="urn:schemas-microsoft-com:office:word" xmlns:w="http://schemas.openxmlformats.org/wordprocessingml/2006/main" xmlns:w14="http://schemas.microsoft.com/office/word/2010/wordml" xmlns:w15="http://schemas.microsoft.com/office/word/2012/wordml" xmlns:w16cex="http://schemas.microsoft.com/office/word/2018/wordml/cex" xmlns:w16cid="http://schemas.microsoft.com/office/word/2016/wordml/cid" xmlns:w16="http://schemas.microsoft.com/office/word/2018/wordml" xmlns:w16du="http://schemas.microsoft.com/office/word/2023/wordml/word16du" xmlns:w16sdtdh="http://schemas.microsoft.com/office/word/2020/wordml/sdtdatahash" xmlns:w16sdtfl="http://schemas.microsoft.com/office/word/2024/wordml/sdtformatlock" xmlns:w16se="http://schemas.microsoft.com/office/word/2015/wordml/symex" xmlns:wpg="http://schemas.microsoft.com/office/word/2010/wordprocessingGroup" xmlns:wpi="http://schemas.microsoft.com/office/word/2010/wordprocessingInk" xmlns:wne="http://schemas.microsoft.com/office/word/2006/wordml" xmlns:wps="http://schemas.microsoft.com/office/word/2010/wordprocessingShape" mc:Ignorable="w14 w15 w16se w16cid w16 w16cex w16sdtdh w16sdtfl w16du wp14">
   <w:p>
     <w:pPr>
-      <w:pStyle w:val="Footer"/>
+      <w:pStyle w:val="Fuzeile"/>
       <w:jc w:val="center"/>
       <w:rPr>
         <w:rFonts w:ascii="Arial" w:hAnsi="Arial" w:cs="Arial"/>
@@ -898,7 +874,7 @@
                       <w:txbxContent>
                         <w:p>
                           <w:pPr>
-                            <w:pStyle w:val="Header"/>
+                            <w:pStyle w:val="Kopfzeile"/>
                             <w:shd w:val="clear" w:color="auto" w:fill="1F497D" w:themeFill="text2"/>
                             <w:jc w:val="center"/>
                             <w:rPr>
@@ -912,14 +888,13 @@
                         </w:p>
                         <w:p>
                           <w:pPr>
-                            <w:pStyle w:val="Header"/>
+                            <w:pStyle w:val="Kopfzeile"/>
                             <w:shd w:val="clear" w:color="auto" w:fill="1F497D" w:themeFill="text2"/>
                             <w:jc w:val="center"/>
                             <w:rPr>
                               <w:rFonts w:ascii="Arial" w:hAnsi="Arial" w:cs="Arial"/>
                               <w:b/>
                               <w:color w:val="FFFFFF" w:themeColor="background1"/>
-                              <w:lang w:val="en-US"/>
                             </w:rPr>
                           </w:pPr>
                           <w:r>
@@ -935,25 +910,13 @@
                               <w:rFonts w:ascii="Arial" w:hAnsi="Arial" w:cs="Arial"/>
                               <w:b/>
                               <w:color w:val="FFFFFF" w:themeColor="background1"/>
-                              <w:lang w:val="en-US"/>
-                            </w:rPr>
-                            <w:t xml:space="preserve">§19 Abs. 1a </w:t>
-                          </w:r>
-                          <w:proofErr w:type="spellStart"/>
-                          <w:r>
-                            <w:rPr>
-                              <w:rFonts w:ascii="Arial" w:hAnsi="Arial" w:cs="Arial"/>
-                              <w:b/>
-                              <w:color w:val="FFFFFF" w:themeColor="background1"/>
-                              <w:lang w:val="en-US"/>
-                            </w:rPr>
-                            <w:t>UStG</w:t>
-                          </w:r>
-                          <w:proofErr w:type="spellEnd"/>
+                            </w:rPr>
+                            <w:t>§19 Abs. 1a UStG</w:t>
+                          </w:r>
                         </w:p>
                         <w:p>
                           <w:pPr>
-                            <w:pStyle w:val="Header"/>
+                            <w:pStyle w:val="Kopfzeile"/>
                             <w:shd w:val="clear" w:color="auto" w:fill="1F497D" w:themeFill="text2"/>
                             <w:jc w:val="center"/>
                             <w:rPr>
@@ -964,32 +927,19 @@
                               <w:szCs w:val="18"/>
                             </w:rPr>
                           </w:pPr>
-                          <w:proofErr w:type="spellStart"/>
-                          <w:r>
-                            <w:rPr>
-                              <w:rFonts w:ascii="Arial" w:hAnsi="Arial" w:cs="Arial"/>
-                              <w:b/>
-                              <w:color w:val="FFFFFF" w:themeColor="background1"/>
-                              <w:lang w:val="en-US"/>
-                            </w:rPr>
-                            <w:t>DGNr</w:t>
-                          </w:r>
-                          <w:proofErr w:type="spellEnd"/>
-                          <w:r>
-                            <w:rPr>
-                              <w:rFonts w:ascii="Arial" w:hAnsi="Arial" w:cs="Arial"/>
-                              <w:b/>
-                              <w:color w:val="FFFFFF" w:themeColor="background1"/>
-                              <w:lang w:val="en-US"/>
-                            </w:rPr>
-                            <w:t>.</w:t>
-                          </w:r>
-                          <w:r>
-                            <w:rPr>
-                              <w:rFonts w:ascii="Arial" w:hAnsi="Arial" w:cs="Arial"/>
-                              <w:b/>
-                              <w:color w:val="FFFFFF" w:themeColor="background1"/>
-                              <w:lang w:val="en-US"/>
+                          <w:r>
+                            <w:rPr>
+                              <w:rFonts w:ascii="Arial" w:hAnsi="Arial" w:cs="Arial"/>
+                              <w:b/>
+                              <w:color w:val="FFFFFF" w:themeColor="background1"/>
+                            </w:rPr>
+                            <w:t>DGNr.</w:t>
+                          </w:r>
+                          <w:r>
+                            <w:rPr>
+                              <w:rFonts w:ascii="Arial" w:hAnsi="Arial" w:cs="Arial"/>
+                              <w:b/>
+                              <w:color w:val="FFFFFF" w:themeColor="background1"/>
                             </w:rPr>
                             <w:t>:</w:t>
                           </w:r>
@@ -998,7 +948,6 @@
                               <w:rFonts w:ascii="Arial" w:hAnsi="Arial" w:cs="Arial"/>
                               <w:b/>
                               <w:color w:val="FFFFFF" w:themeColor="background1"/>
-                              <w:lang w:val="en-US"/>
                             </w:rPr>
                             <w:t xml:space="preserve"> </w:t>
                           </w:r>
@@ -1007,7 +956,6 @@
                               <w:rFonts w:ascii="Arial" w:hAnsi="Arial" w:cs="Arial"/>
                               <w:b/>
                               <w:color w:val="FFFFFF" w:themeColor="background1"/>
-                              <w:lang w:val="en-US"/>
                             </w:rPr>
                             <w:t>802180776</w:t>
                           </w:r>
@@ -1016,11 +964,9 @@
                               <w:rFonts w:ascii="Arial" w:hAnsi="Arial" w:cs="Arial"/>
                               <w:b/>
                               <w:color w:val="FFFFFF" w:themeColor="background1"/>
-                              <w:lang w:val="en-US"/>
                             </w:rPr>
                             <w:t xml:space="preserve"> </w:t>
                           </w:r>
-                          <w:proofErr w:type="spellStart"/>
                           <w:r>
                             <w:rPr>
                               <w:rFonts w:ascii="Arial" w:hAnsi="Arial" w:cs="Arial"/>
@@ -1028,11 +974,9 @@
                               <w:color w:val="FFFFFF" w:themeColor="background1"/>
                               <w:sz w:val="18"/>
                               <w:szCs w:val="18"/>
-                              <w:lang w:val="en-US"/>
-                            </w:rPr>
-                            <w:t>Firmenbuch</w:t>
-                          </w:r>
-                          <w:proofErr w:type="spellEnd"/>
+                            </w:rPr>
+                            <w:t xml:space="preserve">Firmenbuch Wien FN </w:t>
+                          </w:r>
                           <w:r>
                             <w:rPr>
                               <w:rFonts w:ascii="Arial" w:hAnsi="Arial" w:cs="Arial"/>
@@ -1040,9 +984,8 @@
                               <w:color w:val="FFFFFF" w:themeColor="background1"/>
                               <w:sz w:val="18"/>
                               <w:szCs w:val="18"/>
-                              <w:lang w:val="en-US"/>
-                            </w:rPr>
-                            <w:t xml:space="preserve"> Wien FN </w:t>
+                            </w:rPr>
+                            <w:t xml:space="preserve">513495S </w:t>
                           </w:r>
                           <w:r>
                             <w:rPr>
@@ -1051,11 +994,9 @@
                               <w:color w:val="FFFFFF" w:themeColor="background1"/>
                               <w:sz w:val="18"/>
                               <w:szCs w:val="18"/>
-                              <w:lang w:val="en-US"/>
-                            </w:rPr>
-                            <w:t>513495</w:t>
-                          </w:r>
-                          <w:proofErr w:type="gramStart"/>
+                            </w:rPr>
+                            <w:t xml:space="preserve"> UID NR.</w:t>
+                          </w:r>
                           <w:r>
                             <w:rPr>
                               <w:rFonts w:ascii="Arial" w:hAnsi="Arial" w:cs="Arial"/>
@@ -1063,41 +1004,6 @@
                               <w:color w:val="FFFFFF" w:themeColor="background1"/>
                               <w:sz w:val="18"/>
                               <w:szCs w:val="18"/>
-                              <w:lang w:val="en-US"/>
-                            </w:rPr>
-                            <w:t xml:space="preserve">S </w:t>
-                          </w:r>
-                          <w:r>
-                            <w:rPr>
-                              <w:rFonts w:ascii="Arial" w:hAnsi="Arial" w:cs="Arial"/>
-                              <w:b/>
-                              <w:color w:val="FFFFFF" w:themeColor="background1"/>
-                              <w:sz w:val="18"/>
-                              <w:szCs w:val="18"/>
-                              <w:lang w:val="en-US"/>
-                            </w:rPr>
-                            <w:t xml:space="preserve"> UID</w:t>
-                          </w:r>
-                          <w:proofErr w:type="gramEnd"/>
-                          <w:r>
-                            <w:rPr>
-                              <w:rFonts w:ascii="Arial" w:hAnsi="Arial" w:cs="Arial"/>
-                              <w:b/>
-                              <w:color w:val="FFFFFF" w:themeColor="background1"/>
-                              <w:sz w:val="18"/>
-                              <w:szCs w:val="18"/>
-                              <w:lang w:val="en-US"/>
-                            </w:rPr>
-                            <w:t xml:space="preserve"> NR.</w:t>
-                          </w:r>
-                          <w:r>
-                            <w:rPr>
-                              <w:rFonts w:ascii="Arial" w:hAnsi="Arial" w:cs="Arial"/>
-                              <w:b/>
-                              <w:color w:val="FFFFFF" w:themeColor="background1"/>
-                              <w:sz w:val="18"/>
-                              <w:szCs w:val="18"/>
-                              <w:lang w:val="en-US"/>
                             </w:rPr>
                             <w:t xml:space="preserve"> </w:t>
                           </w:r>
@@ -1124,7 +1030,7 @@
                         </w:p>
                         <w:p>
                           <w:pPr>
-                            <w:pStyle w:val="Header"/>
+                            <w:pStyle w:val="Kopfzeile"/>
                             <w:shd w:val="clear" w:color="auto" w:fill="1F497D" w:themeFill="text2"/>
                             <w:jc w:val="center"/>
                             <w:rPr>
@@ -1218,7 +1124,7 @@
                         </w:p>
                         <w:p>
                           <w:pPr>
-                            <w:pStyle w:val="Header"/>
+                            <w:pStyle w:val="Kopfzeile"/>
                             <w:shd w:val="clear" w:color="auto" w:fill="1F497D" w:themeFill="text2"/>
                             <w:jc w:val="center"/>
                             <w:rPr>
@@ -1232,7 +1138,7 @@
                         </w:p>
                         <w:p>
                           <w:pPr>
-                            <w:pStyle w:val="Header"/>
+                            <w:pStyle w:val="Kopfzeile"/>
                             <w:shd w:val="clear" w:color="auto" w:fill="1F497D" w:themeFill="text2"/>
                             <w:jc w:val="center"/>
                             <w:rPr>
@@ -1273,7 +1179,7 @@
                 <w:txbxContent>
                   <w:p>
                     <w:pPr>
-                      <w:pStyle w:val="Header"/>
+                      <w:pStyle w:val="Kopfzeile"/>
                       <w:shd w:val="clear" w:color="auto" w:fill="1F497D" w:themeFill="text2"/>
                       <w:jc w:val="center"/>
                       <w:rPr>
@@ -1287,14 +1193,13 @@
                   </w:p>
                   <w:p>
                     <w:pPr>
-                      <w:pStyle w:val="Header"/>
+                      <w:pStyle w:val="Kopfzeile"/>
                       <w:shd w:val="clear" w:color="auto" w:fill="1F497D" w:themeFill="text2"/>
                       <w:jc w:val="center"/>
                       <w:rPr>
                         <w:rFonts w:ascii="Arial" w:hAnsi="Arial" w:cs="Arial"/>
                         <w:b/>
                         <w:color w:val="FFFFFF" w:themeColor="background1"/>
-                        <w:lang w:val="en-US"/>
                       </w:rPr>
                     </w:pPr>
                     <w:r>
@@ -1310,25 +1215,13 @@
                         <w:rFonts w:ascii="Arial" w:hAnsi="Arial" w:cs="Arial"/>
                         <w:b/>
                         <w:color w:val="FFFFFF" w:themeColor="background1"/>
-                        <w:lang w:val="en-US"/>
-                      </w:rPr>
-                      <w:t xml:space="preserve">§19 Abs. 1a </w:t>
-                    </w:r>
-                    <w:proofErr w:type="spellStart"/>
-                    <w:r>
-                      <w:rPr>
-                        <w:rFonts w:ascii="Arial" w:hAnsi="Arial" w:cs="Arial"/>
-                        <w:b/>
-                        <w:color w:val="FFFFFF" w:themeColor="background1"/>
-                        <w:lang w:val="en-US"/>
-                      </w:rPr>
-                      <w:t>UStG</w:t>
-                    </w:r>
-                    <w:proofErr w:type="spellEnd"/>
+                      </w:rPr>
+                      <w:t>§19 Abs. 1a UStG</w:t>
+                    </w:r>
                   </w:p>
                   <w:p>
                     <w:pPr>
-                      <w:pStyle w:val="Header"/>
+                      <w:pStyle w:val="Kopfzeile"/>
                       <w:shd w:val="clear" w:color="auto" w:fill="1F497D" w:themeFill="text2"/>
                       <w:jc w:val="center"/>
                       <w:rPr>
@@ -1339,32 +1232,19 @@
                         <w:szCs w:val="18"/>
                       </w:rPr>
                     </w:pPr>
-                    <w:proofErr w:type="spellStart"/>
-                    <w:r>
-                      <w:rPr>
-                        <w:rFonts w:ascii="Arial" w:hAnsi="Arial" w:cs="Arial"/>
-                        <w:b/>
-                        <w:color w:val="FFFFFF" w:themeColor="background1"/>
-                        <w:lang w:val="en-US"/>
-                      </w:rPr>
-                      <w:t>DGNr</w:t>
-                    </w:r>
-                    <w:proofErr w:type="spellEnd"/>
-                    <w:r>
-                      <w:rPr>
-                        <w:rFonts w:ascii="Arial" w:hAnsi="Arial" w:cs="Arial"/>
-                        <w:b/>
-                        <w:color w:val="FFFFFF" w:themeColor="background1"/>
-                        <w:lang w:val="en-US"/>
-                      </w:rPr>
-                      <w:t>.</w:t>
-                    </w:r>
-                    <w:r>
-                      <w:rPr>
-                        <w:rFonts w:ascii="Arial" w:hAnsi="Arial" w:cs="Arial"/>
-                        <w:b/>
-                        <w:color w:val="FFFFFF" w:themeColor="background1"/>
-                        <w:lang w:val="en-US"/>
+                    <w:r>
+                      <w:rPr>
+                        <w:rFonts w:ascii="Arial" w:hAnsi="Arial" w:cs="Arial"/>
+                        <w:b/>
+                        <w:color w:val="FFFFFF" w:themeColor="background1"/>
+                      </w:rPr>
+                      <w:t>DGNr.</w:t>
+                    </w:r>
+                    <w:r>
+                      <w:rPr>
+                        <w:rFonts w:ascii="Arial" w:hAnsi="Arial" w:cs="Arial"/>
+                        <w:b/>
+                        <w:color w:val="FFFFFF" w:themeColor="background1"/>
                       </w:rPr>
                       <w:t>:</w:t>
                     </w:r>
@@ -1373,7 +1253,6 @@
                         <w:rFonts w:ascii="Arial" w:hAnsi="Arial" w:cs="Arial"/>
                         <w:b/>
                         <w:color w:val="FFFFFF" w:themeColor="background1"/>
-                        <w:lang w:val="en-US"/>
                       </w:rPr>
                       <w:t xml:space="preserve"> </w:t>
                     </w:r>
@@ -1382,7 +1261,6 @@
                         <w:rFonts w:ascii="Arial" w:hAnsi="Arial" w:cs="Arial"/>
                         <w:b/>
                         <w:color w:val="FFFFFF" w:themeColor="background1"/>
-                        <w:lang w:val="en-US"/>
                       </w:rPr>
                       <w:t>802180776</w:t>
                     </w:r>
@@ -1391,11 +1269,9 @@
                         <w:rFonts w:ascii="Arial" w:hAnsi="Arial" w:cs="Arial"/>
                         <w:b/>
                         <w:color w:val="FFFFFF" w:themeColor="background1"/>
-                        <w:lang w:val="en-US"/>
                       </w:rPr>
                       <w:t xml:space="preserve"> </w:t>
                     </w:r>
-                    <w:proofErr w:type="spellStart"/>
                     <w:r>
                       <w:rPr>
                         <w:rFonts w:ascii="Arial" w:hAnsi="Arial" w:cs="Arial"/>
@@ -1403,11 +1279,9 @@
                         <w:color w:val="FFFFFF" w:themeColor="background1"/>
                         <w:sz w:val="18"/>
                         <w:szCs w:val="18"/>
-                        <w:lang w:val="en-US"/>
-                      </w:rPr>
-                      <w:t>Firmenbuch</w:t>
-                    </w:r>
-                    <w:proofErr w:type="spellEnd"/>
+                      </w:rPr>
+                      <w:t xml:space="preserve">Firmenbuch Wien FN </w:t>
+                    </w:r>
                     <w:r>
                       <w:rPr>
                         <w:rFonts w:ascii="Arial" w:hAnsi="Arial" w:cs="Arial"/>
@@ -1415,9 +1289,8 @@
                         <w:color w:val="FFFFFF" w:themeColor="background1"/>
                         <w:sz w:val="18"/>
                         <w:szCs w:val="18"/>
-                        <w:lang w:val="en-US"/>
-                      </w:rPr>
-                      <w:t xml:space="preserve"> Wien FN </w:t>
+                      </w:rPr>
+                      <w:t xml:space="preserve">513495S </w:t>
                     </w:r>
                     <w:r>
                       <w:rPr>
@@ -1426,11 +1299,9 @@
                         <w:color w:val="FFFFFF" w:themeColor="background1"/>
                         <w:sz w:val="18"/>
                         <w:szCs w:val="18"/>
-                        <w:lang w:val="en-US"/>
-                      </w:rPr>
-                      <w:t>513495</w:t>
-                    </w:r>
-                    <w:proofErr w:type="gramStart"/>
+                      </w:rPr>
+                      <w:t xml:space="preserve"> UID NR.</w:t>
+                    </w:r>
                     <w:r>
                       <w:rPr>
                         <w:rFonts w:ascii="Arial" w:hAnsi="Arial" w:cs="Arial"/>
@@ -1438,41 +1309,6 @@
                         <w:color w:val="FFFFFF" w:themeColor="background1"/>
                         <w:sz w:val="18"/>
                         <w:szCs w:val="18"/>
-                        <w:lang w:val="en-US"/>
-                      </w:rPr>
-                      <w:t xml:space="preserve">S </w:t>
-                    </w:r>
-                    <w:r>
-                      <w:rPr>
-                        <w:rFonts w:ascii="Arial" w:hAnsi="Arial" w:cs="Arial"/>
-                        <w:b/>
-                        <w:color w:val="FFFFFF" w:themeColor="background1"/>
-                        <w:sz w:val="18"/>
-                        <w:szCs w:val="18"/>
-                        <w:lang w:val="en-US"/>
-                      </w:rPr>
-                      <w:t xml:space="preserve"> UID</w:t>
-                    </w:r>
-                    <w:proofErr w:type="gramEnd"/>
-                    <w:r>
-                      <w:rPr>
-                        <w:rFonts w:ascii="Arial" w:hAnsi="Arial" w:cs="Arial"/>
-                        <w:b/>
-                        <w:color w:val="FFFFFF" w:themeColor="background1"/>
-                        <w:sz w:val="18"/>
-                        <w:szCs w:val="18"/>
-                        <w:lang w:val="en-US"/>
-                      </w:rPr>
-                      <w:t xml:space="preserve"> NR.</w:t>
-                    </w:r>
-                    <w:r>
-                      <w:rPr>
-                        <w:rFonts w:ascii="Arial" w:hAnsi="Arial" w:cs="Arial"/>
-                        <w:b/>
-                        <w:color w:val="FFFFFF" w:themeColor="background1"/>
-                        <w:sz w:val="18"/>
-                        <w:szCs w:val="18"/>
-                        <w:lang w:val="en-US"/>
                       </w:rPr>
                       <w:t xml:space="preserve"> </w:t>
                     </w:r>
@@ -1499,7 +1335,7 @@
                   </w:p>
                   <w:p>
                     <w:pPr>
-                      <w:pStyle w:val="Header"/>
+                      <w:pStyle w:val="Kopfzeile"/>
                       <w:shd w:val="clear" w:color="auto" w:fill="1F497D" w:themeFill="text2"/>
                       <w:jc w:val="center"/>
                       <w:rPr>
@@ -1593,7 +1429,7 @@
                   </w:p>
                   <w:p>
                     <w:pPr>
-                      <w:pStyle w:val="Header"/>
+                      <w:pStyle w:val="Kopfzeile"/>
                       <w:shd w:val="clear" w:color="auto" w:fill="1F497D" w:themeFill="text2"/>
                       <w:jc w:val="center"/>
                       <w:rPr>
@@ -1607,7 +1443,7 @@
                   </w:p>
                   <w:p>
                     <w:pPr>
-                      <w:pStyle w:val="Header"/>
+                      <w:pStyle w:val="Kopfzeile"/>
                       <w:shd w:val="clear" w:color="auto" w:fill="1F497D" w:themeFill="text2"/>
                       <w:jc w:val="center"/>
                       <w:rPr>
@@ -1660,7 +1496,7 @@
 <w:hdr xmlns:wpc="http://schemas.microsoft.com/office/word/2010/wordprocessingCanvas" xmlns:cx="http://schemas.microsoft.com/office/drawing/2014/chartex" xmlns:cx1="http://schemas.microsoft.com/office/drawing/2015/9/8/chartex" xmlns:cx2="http://schemas.microsoft.com/office/drawing/2015/10/21/chartex" xmlns:cx3="http://schemas.microsoft.com/office/drawing/2016/5/9/chartex" xmlns:cx4="http://schemas.microsoft.com/office/drawing/2016/5/10/chartex" xmlns:cx5="http://schemas.microsoft.com/office/drawing/2016/5/11/chartex" xmlns:cx6="http://schemas.microsoft.com/office/drawing/2016/5/12/chartex" xmlns:cx7="http://schemas.microsoft.com/office/drawing/2016/5/13/chartex" xmlns:cx8="http://schemas.microsoft.com/office/drawing/2016/5/14/chartex" xmlns:mc="http://schemas.openxmlformats.org/markup-compatibility/2006" xmlns:aink="http://schemas.microsoft.com/office/drawing/2016/ink" xmlns:am3d="http://schemas.microsoft.com/office/drawing/2017/model3d" xmlns:o="urn:schemas-microsoft-com:office:office" xmlns:oel="http://schemas.microsoft.com/office/2019/extlst" xmlns:r="http://schemas.openxmlformats.org/officeDocument/2006/relationships" xmlns:m="http://schemas.openxmlformats.org/officeDocument/2006/math" xmlns:v="urn:schemas-microsoft-com:vml" xmlns:wp14="http://schemas.microsoft.com/office/word/2010/wordprocessingDrawing" xmlns:wp="http://schemas.openxmlformats.org/drawingml/2006/wordprocessingDrawing" xmlns:w10="urn:schemas-microsoft-com:office:word" xmlns:w="http://schemas.openxmlformats.org/wordprocessingml/2006/main" xmlns:w14="http://schemas.microsoft.com/office/word/2010/wordml" xmlns:w15="http://schemas.microsoft.com/office/word/2012/wordml" xmlns:w16cex="http://schemas.microsoft.com/office/word/2018/wordml/cex" xmlns:w16cid="http://schemas.microsoft.com/office/word/2016/wordml/cid" xmlns:w16="http://schemas.microsoft.com/office/word/2018/wordml" xmlns:w16du="http://schemas.microsoft.com/office/word/2023/wordml/word16du" xmlns:w16sdtdh="http://schemas.microsoft.com/office/word/2020/wordml/sdtdatahash" xmlns:w16sdtfl="http://schemas.microsoft.com/office/word/2024/wordml/sdtformatlock" xmlns:w16se="http://schemas.microsoft.com/office/word/2015/wordml/symex" xmlns:wpg="http://schemas.microsoft.com/office/word/2010/wordprocessingGroup" xmlns:wpi="http://schemas.microsoft.com/office/word/2010/wordprocessingInk" xmlns:wne="http://schemas.microsoft.com/office/word/2006/wordml" xmlns:wps="http://schemas.microsoft.com/office/word/2010/wordprocessingShape" mc:Ignorable="w14 w15 w16se w16cid w16 w16cex w16sdtdh w16sdtfl w16du wp14">
   <w:p>
     <w:pPr>
-      <w:pStyle w:val="Header"/>
+      <w:pStyle w:val="Kopfzeile"/>
       <w:shd w:val="clear" w:color="auto" w:fill="FFFFFF" w:themeFill="background1"/>
       <w:jc w:val="center"/>
       <w:rPr>
@@ -1731,7 +1567,7 @@
                       <w:txbxContent>
                         <w:p>
                           <w:pPr>
-                            <w:pStyle w:val="Header"/>
+                            <w:pStyle w:val="Kopfzeile"/>
                             <w:shd w:val="clear" w:color="auto" w:fill="1F497D" w:themeFill="text2"/>
                             <w:jc w:val="center"/>
                             <w:rPr>
@@ -1745,7 +1581,7 @@
                         </w:p>
                         <w:p>
                           <w:pPr>
-                            <w:pStyle w:val="Header"/>
+                            <w:pStyle w:val="Kopfzeile"/>
                             <w:shd w:val="clear" w:color="auto" w:fill="1F497D" w:themeFill="text2"/>
                             <w:jc w:val="center"/>
                             <w:rPr>
@@ -1833,7 +1669,7 @@
                         </w:p>
                         <w:p>
                           <w:pPr>
-                            <w:pStyle w:val="Header"/>
+                            <w:pStyle w:val="Kopfzeile"/>
                             <w:shd w:val="clear" w:color="auto" w:fill="1F497D" w:themeFill="text2"/>
                             <w:jc w:val="center"/>
                             <w:rPr>
@@ -1909,7 +1745,7 @@
                         </w:p>
                         <w:p>
                           <w:pPr>
-                            <w:pStyle w:val="Header"/>
+                            <w:pStyle w:val="Kopfzeile"/>
                             <w:shd w:val="clear" w:color="auto" w:fill="1F497D" w:themeFill="text2"/>
                             <w:jc w:val="center"/>
                             <w:rPr>
@@ -1975,7 +1811,7 @@
                         </w:p>
                         <w:p>
                           <w:pPr>
-                            <w:pStyle w:val="Header"/>
+                            <w:pStyle w:val="Kopfzeile"/>
                             <w:shd w:val="clear" w:color="auto" w:fill="1F497D" w:themeFill="text2"/>
                             <w:jc w:val="center"/>
                             <w:rPr>
@@ -1999,7 +1835,7 @@
                         </w:p>
                         <w:p>
                           <w:pPr>
-                            <w:pStyle w:val="Header"/>
+                            <w:pStyle w:val="Kopfzeile"/>
                             <w:shd w:val="clear" w:color="auto" w:fill="1F497D" w:themeFill="text2"/>
                             <w:jc w:val="center"/>
                             <w:rPr>
@@ -2363,7 +2199,7 @@
   </w:p>
   <w:p>
     <w:pPr>
-      <w:pStyle w:val="Header"/>
+      <w:pStyle w:val="Kopfzeile"/>
       <w:shd w:val="clear" w:color="auto" w:fill="FFFFFF" w:themeFill="background1"/>
       <w:jc w:val="center"/>
       <w:rPr>
@@ -2387,7 +2223,7 @@
   </w:p>
   <w:p>
     <w:pPr>
-      <w:pStyle w:val="Header"/>
+      <w:pStyle w:val="Kopfzeile"/>
       <w:shd w:val="clear" w:color="auto" w:fill="FFFFFF" w:themeFill="background1"/>
       <w:jc w:val="center"/>
       <w:rPr>
@@ -2433,7 +2269,7 @@
   </w:p>
   <w:p>
     <w:pPr>
-      <w:pStyle w:val="Header"/>
+      <w:pStyle w:val="Kopfzeile"/>
       <w:shd w:val="clear" w:color="auto" w:fill="FFFFFF" w:themeFill="background1"/>
       <w:jc w:val="center"/>
       <w:rPr>
@@ -2469,7 +2305,7 @@
   </w:p>
   <w:p>
     <w:pPr>
-      <w:pStyle w:val="Header"/>
+      <w:pStyle w:val="Kopfzeile"/>
       <w:rPr>
         <w:szCs w:val="28"/>
       </w:rPr>
@@ -3271,7 +3107,7 @@
     <w:lsdException w:name="Unresolved Mention" w:semiHidden="1" w:unhideWhenUsed="1"/>
     <w:lsdException w:name="Smart Link" w:semiHidden="1" w:unhideWhenUsed="1"/>
   </w:latentStyles>
-  <w:style w:type="paragraph" w:default="1" w:styleId="Normal">
+  <w:style w:type="paragraph" w:default="1" w:styleId="Standard">
     <w:name w:val="Normal"/>
     <w:rsid w:val="00851CC6"/>
     <w:pPr>
@@ -3285,13 +3121,13 @@
       <w:lang w:val="de-DE"/>
     </w:rPr>
   </w:style>
-  <w:style w:type="character" w:default="1" w:styleId="DefaultParagraphFont">
+  <w:style w:type="character" w:default="1" w:styleId="Absatz-Standardschriftart">
     <w:name w:val="Default Paragraph Font"/>
     <w:uiPriority w:val="1"/>
     <w:semiHidden/>
     <w:unhideWhenUsed/>
   </w:style>
-  <w:style w:type="table" w:default="1" w:styleId="TableNormal">
+  <w:style w:type="table" w:default="1" w:styleId="NormaleTabelle">
     <w:name w:val="Normal Table"/>
     <w:uiPriority w:val="99"/>
     <w:semiHidden/>
@@ -3306,16 +3142,16 @@
       </w:tblCellMar>
     </w:tblPr>
   </w:style>
-  <w:style w:type="numbering" w:default="1" w:styleId="NoList">
+  <w:style w:type="numbering" w:default="1" w:styleId="KeineListe">
     <w:name w:val="No List"/>
     <w:uiPriority w:val="99"/>
     <w:semiHidden/>
     <w:unhideWhenUsed/>
   </w:style>
-  <w:style w:type="paragraph" w:styleId="Header">
+  <w:style w:type="paragraph" w:styleId="Kopfzeile">
     <w:name w:val="header"/>
-    <w:basedOn w:val="Normal"/>
-    <w:link w:val="HeaderChar"/>
+    <w:basedOn w:val="Standard"/>
+    <w:link w:val="KopfzeileZchn"/>
     <w:rsid w:val="00851CC6"/>
     <w:pPr>
       <w:tabs>
@@ -3325,10 +3161,10 @@
       <w:spacing w:after="0" w:line="240" w:lineRule="auto"/>
     </w:pPr>
   </w:style>
-  <w:style w:type="character" w:customStyle="1" w:styleId="HeaderChar">
-    <w:name w:val="Header Char"/>
-    <w:basedOn w:val="DefaultParagraphFont"/>
-    <w:link w:val="Header"/>
+  <w:style w:type="character" w:customStyle="1" w:styleId="KopfzeileZchn">
+    <w:name w:val="Kopfzeile Zchn"/>
+    <w:basedOn w:val="Absatz-Standardschriftart"/>
+    <w:link w:val="Kopfzeile"/>
     <w:rsid w:val="00851CC6"/>
     <w:rPr>
       <w:rFonts w:ascii="Calibri" w:eastAsia="SimSun" w:hAnsi="Calibri" w:cs="Tahoma"/>
@@ -3336,10 +3172,10 @@
       <w:lang w:val="de-DE"/>
     </w:rPr>
   </w:style>
-  <w:style w:type="paragraph" w:styleId="Footer">
+  <w:style w:type="paragraph" w:styleId="Fuzeile">
     <w:name w:val="footer"/>
-    <w:basedOn w:val="Normal"/>
-    <w:link w:val="FooterChar"/>
+    <w:basedOn w:val="Standard"/>
+    <w:link w:val="FuzeileZchn"/>
     <w:rsid w:val="00851CC6"/>
     <w:pPr>
       <w:tabs>
@@ -3349,10 +3185,10 @@
       <w:spacing w:after="0" w:line="240" w:lineRule="auto"/>
     </w:pPr>
   </w:style>
-  <w:style w:type="character" w:customStyle="1" w:styleId="FooterChar">
-    <w:name w:val="Footer Char"/>
-    <w:basedOn w:val="DefaultParagraphFont"/>
-    <w:link w:val="Footer"/>
+  <w:style w:type="character" w:customStyle="1" w:styleId="FuzeileZchn">
+    <w:name w:val="Fußzeile Zchn"/>
+    <w:basedOn w:val="Absatz-Standardschriftart"/>
+    <w:link w:val="Fuzeile"/>
     <w:rsid w:val="00851CC6"/>
     <w:rPr>
       <w:rFonts w:ascii="Calibri" w:eastAsia="SimSun" w:hAnsi="Calibri" w:cs="Tahoma"/>
@@ -3360,9 +3196,9 @@
       <w:lang w:val="de-DE"/>
     </w:rPr>
   </w:style>
-  <w:style w:type="paragraph" w:styleId="ListParagraph">
+  <w:style w:type="paragraph" w:styleId="Listenabsatz">
     <w:name w:val="List Paragraph"/>
-    <w:basedOn w:val="Normal"/>
+    <w:basedOn w:val="Standard"/>
     <w:uiPriority w:val="34"/>
     <w:qFormat/>
     <w:rsid w:val="006A7A6E"/>
@@ -3371,10 +3207,10 @@
       <w:contextualSpacing/>
     </w:pPr>
   </w:style>
-  <w:style w:type="paragraph" w:styleId="BalloonText">
+  <w:style w:type="paragraph" w:styleId="Sprechblasentext">
     <w:name w:val="Balloon Text"/>
-    <w:basedOn w:val="Normal"/>
-    <w:link w:val="BalloonTextChar"/>
+    <w:basedOn w:val="Standard"/>
+    <w:link w:val="SprechblasentextZchn"/>
     <w:uiPriority w:val="99"/>
     <w:semiHidden/>
     <w:unhideWhenUsed/>
@@ -3388,10 +3224,10 @@
       <w:szCs w:val="16"/>
     </w:rPr>
   </w:style>
-  <w:style w:type="character" w:customStyle="1" w:styleId="BalloonTextChar">
-    <w:name w:val="Balloon Text Char"/>
-    <w:basedOn w:val="DefaultParagraphFont"/>
-    <w:link w:val="BalloonText"/>
+  <w:style w:type="character" w:customStyle="1" w:styleId="SprechblasentextZchn">
+    <w:name w:val="Sprechblasentext Zchn"/>
+    <w:basedOn w:val="Absatz-Standardschriftart"/>
+    <w:link w:val="Sprechblasentext"/>
     <w:uiPriority w:val="99"/>
     <w:semiHidden/>
     <w:rsid w:val="00C640AD"/>
@@ -3405,7 +3241,7 @@
   </w:style>
   <w:style w:type="character" w:styleId="Hyperlink">
     <w:name w:val="Hyperlink"/>
-    <w:basedOn w:val="DefaultParagraphFont"/>
+    <w:basedOn w:val="Absatz-Standardschriftart"/>
     <w:uiPriority w:val="99"/>
     <w:unhideWhenUsed/>
     <w:rsid w:val="00C640AD"/>

--- a/FATI_WordGenerator/Resources/RechnungTemplate.docx
+++ b/FATI_WordGenerator/Resources/RechnungTemplate.docx
@@ -113,6 +113,12 @@
           <w:rFonts w:ascii="Arial" w:hAnsi="Arial" w:cs="Arial"/>
         </w:rPr>
         <w:t xml:space="preserve">Wien, </w:t>
+      </w:r>
+      <w:r>
+        <w:rPr>
+          <w:rFonts w:ascii="Arial" w:hAnsi="Arial" w:cs="Arial"/>
+        </w:rPr>
+        <w:t xml:space="preserve">am </w:t>
       </w:r>
       <w:r>
         <w:rPr>
@@ -290,78 +296,7 @@
     <w:p>
       <w:pPr>
         <w:tabs>
-          <w:tab w:val="right" w:pos="1560"/>
-          <w:tab w:val="left" w:pos="1843"/>
-          <w:tab w:val="left" w:pos="2694"/>
-          <w:tab w:val="right" w:pos="7230"/>
-          <w:tab w:val="right" w:pos="9214"/>
-        </w:tabs>
-        <w:spacing w:after="0" w:line="240" w:lineRule="auto"/>
-        <w:rPr>
-          <w:rFonts w:ascii="Arial" w:hAnsi="Arial" w:cs="Arial"/>
-          <w:sz w:val="20"/>
-          <w:szCs w:val="20"/>
-        </w:rPr>
-      </w:pPr>
-    </w:p>
-    <w:p>
-      <w:pPr>
-        <w:tabs>
-          <w:tab w:val="right" w:pos="1560"/>
-          <w:tab w:val="left" w:pos="1843"/>
-          <w:tab w:val="left" w:pos="2694"/>
-          <w:tab w:val="right" w:pos="7230"/>
-          <w:tab w:val="right" w:pos="9214"/>
-        </w:tabs>
-        <w:spacing w:after="0" w:line="240" w:lineRule="auto"/>
-        <w:rPr>
-          <w:rFonts w:ascii="Arial" w:hAnsi="Arial" w:cs="Arial"/>
-          <w:sz w:val="20"/>
-          <w:szCs w:val="20"/>
-        </w:rPr>
-      </w:pPr>
-    </w:p>
-    <w:p>
-      <w:pPr>
-        <w:tabs>
-          <w:tab w:val="right" w:pos="1560"/>
-          <w:tab w:val="left" w:pos="1843"/>
-          <w:tab w:val="left" w:pos="2694"/>
-          <w:tab w:val="right" w:pos="7230"/>
-          <w:tab w:val="right" w:pos="9214"/>
-        </w:tabs>
-        <w:spacing w:after="0" w:line="240" w:lineRule="auto"/>
-        <w:rPr>
-          <w:rFonts w:ascii="Arial" w:hAnsi="Arial" w:cs="Arial"/>
-          <w:sz w:val="20"/>
-          <w:szCs w:val="20"/>
-        </w:rPr>
-      </w:pPr>
-    </w:p>
-    <w:p>
-      <w:pPr>
-        <w:tabs>
-          <w:tab w:val="right" w:pos="1560"/>
-          <w:tab w:val="left" w:pos="1843"/>
-          <w:tab w:val="left" w:pos="2694"/>
-          <w:tab w:val="right" w:pos="7230"/>
-          <w:tab w:val="right" w:pos="9214"/>
-        </w:tabs>
-        <w:spacing w:after="0" w:line="240" w:lineRule="auto"/>
-        <w:rPr>
-          <w:rFonts w:ascii="Arial" w:hAnsi="Arial" w:cs="Arial"/>
-          <w:sz w:val="20"/>
-          <w:szCs w:val="20"/>
-        </w:rPr>
-      </w:pPr>
-    </w:p>
-    <w:p>
-      <w:pPr>
-        <w:tabs>
-          <w:tab w:val="right" w:pos="1560"/>
-          <w:tab w:val="left" w:pos="1843"/>
-          <w:tab w:val="left" w:pos="2694"/>
-          <w:tab w:val="right" w:pos="7230"/>
+          <w:tab w:val="left" w:pos="6096"/>
           <w:tab w:val="right" w:pos="9214"/>
         </w:tabs>
         <w:spacing w:after="0" w:line="240" w:lineRule="auto"/>
@@ -382,8 +317,6 @@
         <w:rPr>
           <w:rFonts w:ascii="Arial" w:hAnsi="Arial" w:cs="Arial"/>
           <w:b/>
-          <w:sz w:val="20"/>
-          <w:szCs w:val="20"/>
           <w:u w:val="single"/>
         </w:rPr>
       </w:pPr>
@@ -402,8 +335,6 @@
           <w:rFonts w:ascii="Arial" w:eastAsiaTheme="minorHAnsi" w:hAnsi="Arial" w:cs="Arial"/>
           <w:bCs/>
           <w:kern w:val="0"/>
-          <w:sz w:val="20"/>
-          <w:szCs w:val="20"/>
         </w:rPr>
       </w:pPr>
       <w:r>
@@ -411,8 +342,6 @@
           <w:rFonts w:ascii="Arial" w:eastAsiaTheme="minorHAnsi" w:hAnsi="Arial" w:cs="Arial"/>
           <w:bCs/>
           <w:kern w:val="0"/>
-          <w:sz w:val="20"/>
-          <w:szCs w:val="20"/>
         </w:rPr>
         <w:tab/>
       </w:r>
@@ -421,8 +350,6 @@
           <w:rFonts w:ascii="Arial" w:eastAsiaTheme="minorHAnsi" w:hAnsi="Arial" w:cs="Arial"/>
           <w:bCs/>
           <w:kern w:val="0"/>
-          <w:sz w:val="20"/>
-          <w:szCs w:val="20"/>
         </w:rPr>
         <w:t>Summe:</w:t>
       </w:r>
@@ -431,8 +358,6 @@
           <w:rFonts w:ascii="Arial" w:eastAsiaTheme="minorHAnsi" w:hAnsi="Arial" w:cs="Arial"/>
           <w:bCs/>
           <w:kern w:val="0"/>
-          <w:sz w:val="20"/>
-          <w:szCs w:val="20"/>
         </w:rPr>
         <w:tab/>
       </w:r>
@@ -441,8 +366,6 @@
           <w:rFonts w:ascii="Arial" w:eastAsiaTheme="minorHAnsi" w:hAnsi="Arial" w:cs="Arial"/>
           <w:bCs/>
           <w:kern w:val="0"/>
-          <w:sz w:val="16"/>
-          <w:szCs w:val="16"/>
         </w:rPr>
         <w:t>{SUMME}</w:t>
       </w:r>
@@ -451,8 +374,6 @@
           <w:rFonts w:ascii="Arial" w:eastAsiaTheme="minorHAnsi" w:hAnsi="Arial" w:cs="Arial"/>
           <w:bCs/>
           <w:kern w:val="0"/>
-          <w:sz w:val="20"/>
-          <w:szCs w:val="20"/>
         </w:rPr>
         <w:br/>
       </w:r>
@@ -461,8 +382,6 @@
           <w:rFonts w:ascii="Arial" w:eastAsiaTheme="minorHAnsi" w:hAnsi="Arial" w:cs="Arial"/>
           <w:bCs/>
           <w:kern w:val="0"/>
-          <w:sz w:val="20"/>
-          <w:szCs w:val="20"/>
         </w:rPr>
         <w:tab/>
       </w:r>
@@ -471,8 +390,6 @@
           <w:rFonts w:ascii="Arial" w:eastAsiaTheme="minorHAnsi" w:hAnsi="Arial" w:cs="Arial"/>
           <w:bCs/>
           <w:kern w:val="0"/>
-          <w:sz w:val="20"/>
-          <w:szCs w:val="20"/>
           <w:u w:val="single"/>
         </w:rPr>
         <w:t>-3% Skonto</w:t>
@@ -482,8 +399,6 @@
           <w:rFonts w:ascii="Arial" w:eastAsiaTheme="minorHAnsi" w:hAnsi="Arial" w:cs="Arial"/>
           <w:bCs/>
           <w:kern w:val="0"/>
-          <w:sz w:val="20"/>
-          <w:szCs w:val="20"/>
           <w:u w:val="single"/>
         </w:rPr>
         <w:tab/>
@@ -493,8 +408,6 @@
           <w:rFonts w:ascii="Arial" w:eastAsiaTheme="minorHAnsi" w:hAnsi="Arial" w:cs="Arial"/>
           <w:bCs/>
           <w:kern w:val="0"/>
-          <w:sz w:val="16"/>
-          <w:szCs w:val="16"/>
           <w:u w:val="single"/>
         </w:rPr>
         <w:t>{SKONTO}</w:t>
@@ -514,8 +427,6 @@
           <w:rFonts w:ascii="Arial" w:eastAsiaTheme="minorHAnsi" w:hAnsi="Arial" w:cs="Arial"/>
           <w:b/>
           <w:kern w:val="0"/>
-          <w:sz w:val="18"/>
-          <w:szCs w:val="18"/>
         </w:rPr>
       </w:pPr>
       <w:r>
@@ -524,8 +435,6 @@
           <w:b/>
           <w:bCs/>
           <w:kern w:val="0"/>
-          <w:sz w:val="20"/>
-          <w:szCs w:val="20"/>
         </w:rPr>
         <w:tab/>
         <w:t>Gesamtsumme:</w:t>
@@ -536,8 +445,6 @@
           <w:b/>
           <w:bCs/>
           <w:kern w:val="0"/>
-          <w:sz w:val="20"/>
-          <w:szCs w:val="20"/>
         </w:rPr>
         <w:t xml:space="preserve"> </w:t>
       </w:r>
@@ -547,8 +454,6 @@
           <w:b/>
           <w:bCs/>
           <w:kern w:val="0"/>
-          <w:sz w:val="20"/>
-          <w:szCs w:val="20"/>
         </w:rPr>
         <w:tab/>
       </w:r>
@@ -557,8 +462,6 @@
           <w:rFonts w:ascii="Arial" w:eastAsiaTheme="minorHAnsi" w:hAnsi="Arial" w:cs="Arial"/>
           <w:b/>
           <w:kern w:val="0"/>
-          <w:sz w:val="16"/>
-          <w:szCs w:val="16"/>
         </w:rPr>
         <w:t>{GESAMTSUMME}</w:t>
       </w:r>
@@ -895,6 +798,7 @@
                               <w:rFonts w:ascii="Arial" w:hAnsi="Arial" w:cs="Arial"/>
                               <w:b/>
                               <w:color w:val="FFFFFF" w:themeColor="background1"/>
+                              <w:lang w:val="en-US"/>
                             </w:rPr>
                           </w:pPr>
                           <w:r>
@@ -910,6 +814,7 @@
                               <w:rFonts w:ascii="Arial" w:hAnsi="Arial" w:cs="Arial"/>
                               <w:b/>
                               <w:color w:val="FFFFFF" w:themeColor="background1"/>
+                              <w:lang w:val="en-US"/>
                             </w:rPr>
                             <w:t>§19 Abs. 1a UStG</w:t>
                           </w:r>
@@ -932,6 +837,7 @@
                               <w:rFonts w:ascii="Arial" w:hAnsi="Arial" w:cs="Arial"/>
                               <w:b/>
                               <w:color w:val="FFFFFF" w:themeColor="background1"/>
+                              <w:lang w:val="en-US"/>
                             </w:rPr>
                             <w:t>DGNr.</w:t>
                           </w:r>
@@ -940,6 +846,7 @@
                               <w:rFonts w:ascii="Arial" w:hAnsi="Arial" w:cs="Arial"/>
                               <w:b/>
                               <w:color w:val="FFFFFF" w:themeColor="background1"/>
+                              <w:lang w:val="en-US"/>
                             </w:rPr>
                             <w:t>:</w:t>
                           </w:r>
@@ -948,6 +855,7 @@
                               <w:rFonts w:ascii="Arial" w:hAnsi="Arial" w:cs="Arial"/>
                               <w:b/>
                               <w:color w:val="FFFFFF" w:themeColor="background1"/>
+                              <w:lang w:val="en-US"/>
                             </w:rPr>
                             <w:t xml:space="preserve"> </w:t>
                           </w:r>
@@ -956,6 +864,7 @@
                               <w:rFonts w:ascii="Arial" w:hAnsi="Arial" w:cs="Arial"/>
                               <w:b/>
                               <w:color w:val="FFFFFF" w:themeColor="background1"/>
+                              <w:lang w:val="en-US"/>
                             </w:rPr>
                             <w:t>802180776</w:t>
                           </w:r>
@@ -964,6 +873,7 @@
                               <w:rFonts w:ascii="Arial" w:hAnsi="Arial" w:cs="Arial"/>
                               <w:b/>
                               <w:color w:val="FFFFFF" w:themeColor="background1"/>
+                              <w:lang w:val="en-US"/>
                             </w:rPr>
                             <w:t xml:space="preserve"> </w:t>
                           </w:r>
@@ -974,6 +884,7 @@
                               <w:color w:val="FFFFFF" w:themeColor="background1"/>
                               <w:sz w:val="18"/>
                               <w:szCs w:val="18"/>
+                              <w:lang w:val="en-US"/>
                             </w:rPr>
                             <w:t xml:space="preserve">Firmenbuch Wien FN </w:t>
                           </w:r>
@@ -984,6 +895,7 @@
                               <w:color w:val="FFFFFF" w:themeColor="background1"/>
                               <w:sz w:val="18"/>
                               <w:szCs w:val="18"/>
+                              <w:lang w:val="en-US"/>
                             </w:rPr>
                             <w:t xml:space="preserve">513495S </w:t>
                           </w:r>
@@ -994,6 +906,7 @@
                               <w:color w:val="FFFFFF" w:themeColor="background1"/>
                               <w:sz w:val="18"/>
                               <w:szCs w:val="18"/>
+                              <w:lang w:val="en-US"/>
                             </w:rPr>
                             <w:t xml:space="preserve"> UID NR.</w:t>
                           </w:r>
@@ -1004,6 +917,7 @@
                               <w:color w:val="FFFFFF" w:themeColor="background1"/>
                               <w:sz w:val="18"/>
                               <w:szCs w:val="18"/>
+                              <w:lang w:val="en-US"/>
                             </w:rPr>
                             <w:t xml:space="preserve"> </w:t>
                           </w:r>
@@ -1200,6 +1114,7 @@
                         <w:rFonts w:ascii="Arial" w:hAnsi="Arial" w:cs="Arial"/>
                         <w:b/>
                         <w:color w:val="FFFFFF" w:themeColor="background1"/>
+                        <w:lang w:val="en-US"/>
                       </w:rPr>
                     </w:pPr>
                     <w:r>
@@ -1215,6 +1130,7 @@
                         <w:rFonts w:ascii="Arial" w:hAnsi="Arial" w:cs="Arial"/>
                         <w:b/>
                         <w:color w:val="FFFFFF" w:themeColor="background1"/>
+                        <w:lang w:val="en-US"/>
                       </w:rPr>
                       <w:t>§19 Abs. 1a UStG</w:t>
                     </w:r>
@@ -1237,6 +1153,7 @@
                         <w:rFonts w:ascii="Arial" w:hAnsi="Arial" w:cs="Arial"/>
                         <w:b/>
                         <w:color w:val="FFFFFF" w:themeColor="background1"/>
+                        <w:lang w:val="en-US"/>
                       </w:rPr>
                       <w:t>DGNr.</w:t>
                     </w:r>
@@ -1245,6 +1162,7 @@
                         <w:rFonts w:ascii="Arial" w:hAnsi="Arial" w:cs="Arial"/>
                         <w:b/>
                         <w:color w:val="FFFFFF" w:themeColor="background1"/>
+                        <w:lang w:val="en-US"/>
                       </w:rPr>
                       <w:t>:</w:t>
                     </w:r>
@@ -1253,6 +1171,7 @@
                         <w:rFonts w:ascii="Arial" w:hAnsi="Arial" w:cs="Arial"/>
                         <w:b/>
                         <w:color w:val="FFFFFF" w:themeColor="background1"/>
+                        <w:lang w:val="en-US"/>
                       </w:rPr>
                       <w:t xml:space="preserve"> </w:t>
                     </w:r>
@@ -1261,6 +1180,7 @@
                         <w:rFonts w:ascii="Arial" w:hAnsi="Arial" w:cs="Arial"/>
                         <w:b/>
                         <w:color w:val="FFFFFF" w:themeColor="background1"/>
+                        <w:lang w:val="en-US"/>
                       </w:rPr>
                       <w:t>802180776</w:t>
                     </w:r>
@@ -1269,6 +1189,7 @@
                         <w:rFonts w:ascii="Arial" w:hAnsi="Arial" w:cs="Arial"/>
                         <w:b/>
                         <w:color w:val="FFFFFF" w:themeColor="background1"/>
+                        <w:lang w:val="en-US"/>
                       </w:rPr>
                       <w:t xml:space="preserve"> </w:t>
                     </w:r>
@@ -1279,6 +1200,7 @@
                         <w:color w:val="FFFFFF" w:themeColor="background1"/>
                         <w:sz w:val="18"/>
                         <w:szCs w:val="18"/>
+                        <w:lang w:val="en-US"/>
                       </w:rPr>
                       <w:t xml:space="preserve">Firmenbuch Wien FN </w:t>
                     </w:r>
@@ -1289,6 +1211,7 @@
                         <w:color w:val="FFFFFF" w:themeColor="background1"/>
                         <w:sz w:val="18"/>
                         <w:szCs w:val="18"/>
+                        <w:lang w:val="en-US"/>
                       </w:rPr>
                       <w:t xml:space="preserve">513495S </w:t>
                     </w:r>
@@ -1299,6 +1222,7 @@
                         <w:color w:val="FFFFFF" w:themeColor="background1"/>
                         <w:sz w:val="18"/>
                         <w:szCs w:val="18"/>
+                        <w:lang w:val="en-US"/>
                       </w:rPr>
                       <w:t xml:space="preserve"> UID NR.</w:t>
                     </w:r>
@@ -1309,6 +1233,7 @@
                         <w:color w:val="FFFFFF" w:themeColor="background1"/>
                         <w:sz w:val="18"/>
                         <w:szCs w:val="18"/>
+                        <w:lang w:val="en-US"/>
                       </w:rPr>
                       <w:t xml:space="preserve"> </w:t>
                     </w:r>
@@ -1592,7 +1517,6 @@
                               <w:szCs w:val="48"/>
                             </w:rPr>
                           </w:pPr>
-                          <w:proofErr w:type="gramStart"/>
                           <w:r>
                             <w:rPr>
                               <w:rFonts w:ascii="Arial" w:hAnsi="Arial" w:cs="Arial"/>
@@ -1621,9 +1545,8 @@
                               <w:sz w:val="48"/>
                               <w:szCs w:val="48"/>
                             </w:rPr>
-                            <w:t>Stein</w:t>
+                            <w:t>Stein &amp; Pflasterungen</w:t>
                           </w:r>
-                          <w:proofErr w:type="gramEnd"/>
                           <w:r>
                             <w:rPr>
                               <w:rFonts w:ascii="Arial" w:hAnsi="Arial" w:cs="Arial"/>
@@ -1632,39 +1555,7 @@
                               <w:sz w:val="48"/>
                               <w:szCs w:val="48"/>
                             </w:rPr>
-                            <w:t xml:space="preserve"> &amp; Pflasterungen</w:t>
-                          </w:r>
-                          <w:r>
-                            <w:rPr>
-                              <w:rFonts w:ascii="Arial" w:hAnsi="Arial" w:cs="Arial"/>
-                              <w:b/>
-                              <w:color w:val="FFFFFF" w:themeColor="background1"/>
-                              <w:sz w:val="48"/>
-                              <w:szCs w:val="48"/>
-                            </w:rPr>
-                            <w:t xml:space="preserve"> </w:t>
-                          </w:r>
-                          <w:proofErr w:type="spellStart"/>
-                          <w:r>
-                            <w:rPr>
-                              <w:rFonts w:ascii="Arial" w:hAnsi="Arial" w:cs="Arial"/>
-                              <w:b/>
-                              <w:color w:val="FFFFFF" w:themeColor="background1"/>
-                              <w:sz w:val="48"/>
-                              <w:szCs w:val="48"/>
-                            </w:rPr>
-                            <w:t>Ges.m.b.H</w:t>
-                          </w:r>
-                          <w:proofErr w:type="spellEnd"/>
-                          <w:r>
-                            <w:rPr>
-                              <w:rFonts w:ascii="Arial" w:hAnsi="Arial" w:cs="Arial"/>
-                              <w:b/>
-                              <w:color w:val="FFFFFF" w:themeColor="background1"/>
-                              <w:sz w:val="48"/>
-                              <w:szCs w:val="48"/>
-                            </w:rPr>
-                            <w:t>.</w:t>
+                            <w:t xml:space="preserve"> Ges.m.b.H.</w:t>
                           </w:r>
                         </w:p>
                         <w:p>
@@ -1700,7 +1591,6 @@
                             </w:rPr>
                             <w:t xml:space="preserve">0 Wien, </w:t>
                           </w:r>
-                          <w:proofErr w:type="spellStart"/>
                           <w:r>
                             <w:rPr>
                               <w:rFonts w:ascii="Arial" w:hAnsi="Arial" w:cs="Arial"/>
@@ -1729,18 +1619,7 @@
                               <w:sz w:val="28"/>
                               <w:szCs w:val="28"/>
                             </w:rPr>
-                            <w:t>landplatz</w:t>
-                          </w:r>
-                          <w:proofErr w:type="spellEnd"/>
-                          <w:r>
-                            <w:rPr>
-                              <w:rFonts w:ascii="Arial" w:hAnsi="Arial" w:cs="Arial"/>
-                              <w:b/>
-                              <w:color w:val="FFFFFF" w:themeColor="background1"/>
-                              <w:sz w:val="28"/>
-                              <w:szCs w:val="28"/>
-                            </w:rPr>
-                            <w:t xml:space="preserve"> 1/25</w:t>
+                            <w:t>landplatz 1/25</w:t>
                           </w:r>
                         </w:p>
                         <w:p>
@@ -1784,29 +1663,7 @@
                               <w:sz w:val="28"/>
                               <w:szCs w:val="28"/>
                             </w:rPr>
-                            <w:t xml:space="preserve">: 01/796 27 68 | </w:t>
-                          </w:r>
-                          <w:proofErr w:type="gramStart"/>
-                          <w:r>
-                            <w:rPr>
-                              <w:rFonts w:ascii="Arial" w:hAnsi="Arial" w:cs="Arial"/>
-                              <w:b/>
-                              <w:color w:val="FFFFFF" w:themeColor="background1"/>
-                              <w:sz w:val="28"/>
-                              <w:szCs w:val="28"/>
-                            </w:rPr>
-                            <w:t>Mobil</w:t>
-                          </w:r>
-                          <w:proofErr w:type="gramEnd"/>
-                          <w:r>
-                            <w:rPr>
-                              <w:rFonts w:ascii="Arial" w:hAnsi="Arial" w:cs="Arial"/>
-                              <w:b/>
-                              <w:color w:val="FFFFFF" w:themeColor="background1"/>
-                              <w:sz w:val="28"/>
-                              <w:szCs w:val="28"/>
-                            </w:rPr>
-                            <w:t>: 0676 310 50 48</w:t>
+                            <w:t>: 01/796 27 68 | Mobil: 0676 310 50 48</w:t>
                           </w:r>
                         </w:p>
                         <w:p>
@@ -2172,29 +2029,7 @@
         <w:sz w:val="48"/>
         <w:szCs w:val="48"/>
       </w:rPr>
-      <w:t xml:space="preserve">FAKTI Steinmetz &amp; Handels </w:t>
-    </w:r>
-    <w:proofErr w:type="spellStart"/>
-    <w:r>
-      <w:rPr>
-        <w:rFonts w:ascii="Arial" w:hAnsi="Arial" w:cs="Arial"/>
-        <w:b/>
-        <w:color w:val="FFFFFF" w:themeColor="background1"/>
-        <w:sz w:val="48"/>
-        <w:szCs w:val="48"/>
-      </w:rPr>
-      <w:t>Ges.m.b.H</w:t>
-    </w:r>
-    <w:proofErr w:type="spellEnd"/>
-    <w:r>
-      <w:rPr>
-        <w:rFonts w:ascii="Arial" w:hAnsi="Arial" w:cs="Arial"/>
-        <w:b/>
-        <w:color w:val="FFFFFF" w:themeColor="background1"/>
-        <w:sz w:val="48"/>
-        <w:szCs w:val="48"/>
-      </w:rPr>
-      <w:t>.</w:t>
+      <w:t>FAKTI Steinmetz &amp; Handels Ges.m.b.H.</w:t>
     </w:r>
   </w:p>
   <w:p>
@@ -2242,29 +2077,7 @@
         <w:sz w:val="28"/>
         <w:szCs w:val="28"/>
       </w:rPr>
-      <w:t xml:space="preserve">Tel. und Fax: 01/796 27 68, </w:t>
-    </w:r>
-    <w:proofErr w:type="gramStart"/>
-    <w:r>
-      <w:rPr>
-        <w:rFonts w:ascii="Arial" w:hAnsi="Arial" w:cs="Arial"/>
-        <w:b/>
-        <w:color w:val="FFFFFF" w:themeColor="background1"/>
-        <w:sz w:val="28"/>
-        <w:szCs w:val="28"/>
-      </w:rPr>
-      <w:t>Mobil</w:t>
-    </w:r>
-    <w:proofErr w:type="gramEnd"/>
-    <w:r>
-      <w:rPr>
-        <w:rFonts w:ascii="Arial" w:hAnsi="Arial" w:cs="Arial"/>
-        <w:b/>
-        <w:color w:val="FFFFFF" w:themeColor="background1"/>
-        <w:sz w:val="28"/>
-        <w:szCs w:val="28"/>
-      </w:rPr>
-      <w:t>: 0676 310 50 48</w:t>
+      <w:t>Tel. und Fax: 01/796 27 68, Mobil: 0676 310 50 48</w:t>
     </w:r>
   </w:p>
   <w:p>
@@ -2280,7 +2093,6 @@
         <w:szCs w:val="28"/>
       </w:rPr>
     </w:pPr>
-    <w:proofErr w:type="spellStart"/>
     <w:r>
       <w:rPr>
         <w:rFonts w:ascii="Arial" w:hAnsi="Arial" w:cs="Arial"/>
@@ -2289,18 +2101,7 @@
         <w:sz w:val="28"/>
         <w:szCs w:val="28"/>
       </w:rPr>
-      <w:t>Fakti</w:t>
-    </w:r>
-    <w:proofErr w:type="spellEnd"/>
-    <w:r>
-      <w:rPr>
-        <w:rFonts w:ascii="Arial" w:hAnsi="Arial" w:cs="Arial"/>
-        <w:b/>
-        <w:color w:val="FFFFFF" w:themeColor="background1"/>
-        <w:sz w:val="28"/>
-        <w:szCs w:val="28"/>
-      </w:rPr>
-      <w:t>_ hotmail.com</w:t>
+      <w:t>Fakti_ hotmail.com</w:t>
     </w:r>
   </w:p>
   <w:p>
